--- a/Rapport.docx
+++ b/Rapport.docx
@@ -60,13 +60,7 @@
         <w:ind w:left="708"/>
       </w:pPr>
       <w:r>
-        <w:t>• Une description des hyperparamètres utilisés pour l’entraînement : fonction de coût, taux d’apprentissage,</w:t>
-      </w:r>
-      <w:r>
-        <w:t xml:space="preserve"> </w:t>
-      </w:r>
-      <w:r>
-        <w:t>taille des lots, etc.</w:t>
+        <w:t>• Une description des hyperparamètres utilisés pour l’entraînement : fonction de coût, taux d’apprentissage, taille des lots, etc.</w:t>
       </w:r>
     </w:p>
     <w:p>
@@ -74,13 +68,7 @@
         <w:ind w:left="708"/>
       </w:pPr>
       <w:r>
-        <w:t>• Un graphique et interprétation de l’erreur en fonction des époques pour les sous-ensembles d’entraînement et</w:t>
-      </w:r>
-      <w:r>
-        <w:t xml:space="preserve"> </w:t>
-      </w:r>
-      <w:r>
-        <w:t>de validation</w:t>
+        <w:t>• Un graphique et interprétation de l’erreur en fonction des époques pour les sous-ensembles d’entraînement et de validation</w:t>
       </w:r>
     </w:p>
     <w:p>
@@ -88,13 +76,7 @@
         <w:ind w:left="708"/>
       </w:pPr>
       <w:r>
-        <w:t>• Un graphique et interprétation de la distance d’édition moyenne en fonction des époques pour les sous-ensembles</w:t>
-      </w:r>
-      <w:r>
-        <w:t xml:space="preserve"> </w:t>
-      </w:r>
-      <w:r>
-        <w:t>d’entraînement et de validation</w:t>
+        <w:t>• Un graphique et interprétation de la distance d’édition moyenne en fonction des époques pour les sous-ensembles d’entraînement et de validation</w:t>
       </w:r>
     </w:p>
     <w:p>
@@ -294,15 +276,7 @@
           <w:sz w:val="40"/>
           <w:szCs w:val="40"/>
         </w:rPr>
-        <w:t xml:space="preserve">app </w:t>
-      </w:r>
-      <w:r>
-        <w:rPr>
-          <w:rStyle w:val="BookTitle"/>
-          <w:sz w:val="40"/>
-          <w:szCs w:val="40"/>
-        </w:rPr>
-        <w:t>3</w:t>
+        <w:t>app 3</w:t>
       </w:r>
     </w:p>
     <w:p>
@@ -504,10 +478,7 @@
         <w:t xml:space="preserve">Équipe numéro </w:t>
       </w:r>
       <w:r>
-        <w:t>1</w:t>
-      </w:r>
-      <w:r>
-        <w:t>4</w:t>
+        <w:t>14</w:t>
       </w:r>
     </w:p>
     <w:p>
@@ -579,6 +550,9 @@
       <w:r>
         <w:t>. Le travail consiste principalement à concevoir, entraîner et évaluer différents modèles récurrents, tout en respectant des contraintes de performance et de complexité du modèle.</w:t>
       </w:r>
+      <w:r>
+        <w:t xml:space="preserve"> Cela afin de trouver l’architecture la plus efficace.</w:t>
+      </w:r>
     </w:p>
     <w:p>
       <w:pPr>
@@ -624,16 +598,140 @@
         <w:rPr>
           <w:color w:val="auto"/>
         </w:rPr>
-        <w:t>D</w:t>
-      </w:r>
-      <w:r>
-        <w:rPr>
-          <w:color w:val="auto"/>
-        </w:rPr>
-        <w:t>escription de la tâche</w:t>
+        <w:t>Description de la tâche</w:t>
       </w:r>
     </w:p>
     <w:p/>
+    <w:p>
+      <w:pPr>
+        <w:rPr>
+          <w:rFonts w:ascii="Calibri" w:eastAsia="Times New Roman" w:hAnsi="Calibri" w:cs="Calibri"/>
+          <w:kern w:val="0"/>
+          <w:lang w:eastAsia="fr-CA"/>
+          <w14:ligatures w14:val="none"/>
+        </w:rPr>
+      </w:pPr>
+      <w:r>
+        <w:rPr>
+          <w:rFonts w:ascii="Calibri" w:eastAsia="Times New Roman" w:hAnsi="Calibri" w:cs="Calibri"/>
+          <w:kern w:val="0"/>
+          <w:lang w:eastAsia="fr-CA"/>
+          <w14:ligatures w14:val="none"/>
+        </w:rPr>
+        <w:t>Le projet vise à concevoir un modèle capable d’apprendre à partir de signaux temporels et de les convertir en symboles. Il s’agit d’une tâche de traduction de séquences, où l’objectif est d’établir une correspondance entre une séquence d’entrée complète et une séquence cible de longueur différente.</w:t>
+      </w:r>
+    </w:p>
+    <w:p>
+      <w:pPr>
+        <w:rPr>
+          <w:rFonts w:ascii="Calibri" w:eastAsia="Times New Roman" w:hAnsi="Calibri" w:cs="Calibri"/>
+          <w:kern w:val="0"/>
+          <w:lang w:eastAsia="fr-CA"/>
+          <w14:ligatures w14:val="none"/>
+        </w:rPr>
+      </w:pPr>
+      <w:r>
+        <w:rPr>
+          <w:rFonts w:ascii="Calibri" w:eastAsia="Times New Roman" w:hAnsi="Calibri" w:cs="Calibri"/>
+          <w:kern w:val="0"/>
+          <w:lang w:eastAsia="fr-CA"/>
+          <w14:ligatures w14:val="none"/>
+        </w:rPr>
+        <w:t>Plus précisément, la tâche consiste à transformer une séquence temporelle de coordonnées</w:t>
+      </w:r>
+      <w:r>
+        <w:rPr>
+          <w:rFonts w:ascii="Calibri" w:eastAsia="Times New Roman" w:hAnsi="Calibri" w:cs="Calibri"/>
+          <w:kern w:val="0"/>
+          <w:lang w:eastAsia="fr-CA"/>
+          <w14:ligatures w14:val="none"/>
+        </w:rPr>
+        <w:t xml:space="preserve"> (x, y)</w:t>
+      </w:r>
+      <w:r>
+        <w:rPr>
+          <w:rFonts w:ascii="Calibri" w:eastAsia="Times New Roman" w:hAnsi="Calibri" w:cs="Calibri"/>
+          <w:iCs/>
+          <w:kern w:val="0"/>
+          <w:lang w:eastAsia="fr-CA"/>
+          <w14:ligatures w14:val="none"/>
+        </w:rPr>
+        <w:t>,</w:t>
+      </w:r>
+      <w:r>
+        <w:rPr>
+          <w:rFonts w:ascii="Calibri" w:eastAsia="Times New Roman" w:hAnsi="Calibri" w:cs="Calibri"/>
+          <w:kern w:val="0"/>
+          <w:lang w:eastAsia="fr-CA"/>
+          <w14:ligatures w14:val="none"/>
+        </w:rPr>
+        <w:t xml:space="preserve"> représentant un tracé manuscrit, en une suite de symboles correspondant aux lettres écrites. Le modèle devra pouvoir être déployé sur un micro-ordinateur aux ressources limitées, avec une contrainte stricte de taille maximale de 10 000 paramètres.</w:t>
+      </w:r>
+    </w:p>
+    <w:p>
+      <w:pPr>
+        <w:rPr>
+          <w:rFonts w:ascii="Calibri" w:eastAsia="Times New Roman" w:hAnsi="Calibri" w:cs="Calibri"/>
+          <w:kern w:val="0"/>
+          <w:lang w:eastAsia="fr-CA"/>
+          <w14:ligatures w14:val="none"/>
+        </w:rPr>
+      </w:pPr>
+      <w:r>
+        <w:rPr>
+          <w:rFonts w:ascii="Calibri" w:eastAsia="Times New Roman" w:hAnsi="Calibri" w:cs="Calibri"/>
+          <w:kern w:val="0"/>
+          <w:lang w:eastAsia="fr-CA"/>
+          <w14:ligatures w14:val="none"/>
+        </w:rPr>
+        <w:t>Pour atteindre les meilleures performances, différents modèles de réseaux de neurones récurrents (GRU</w:t>
+      </w:r>
+      <w:r>
+        <w:rPr>
+          <w:rFonts w:ascii="Calibri" w:eastAsia="Times New Roman" w:hAnsi="Calibri" w:cs="Calibri"/>
+          <w:kern w:val="0"/>
+          <w:lang w:eastAsia="fr-CA"/>
+          <w14:ligatures w14:val="none"/>
+        </w:rPr>
+        <w:t xml:space="preserve"> et</w:t>
+      </w:r>
+      <w:r>
+        <w:rPr>
+          <w:rFonts w:ascii="Calibri" w:eastAsia="Times New Roman" w:hAnsi="Calibri" w:cs="Calibri"/>
+          <w:kern w:val="0"/>
+          <w:lang w:eastAsia="fr-CA"/>
+          <w14:ligatures w14:val="none"/>
+        </w:rPr>
+        <w:t xml:space="preserve"> LSTM) seront testés. L’implémentation de réseaux bidirectionnels et de modules d’attention sera également explorée afin de déterminer leur impact sur la précision du système.</w:t>
+      </w:r>
+    </w:p>
+    <w:p>
+      <w:pPr>
+        <w:rPr>
+          <w:rFonts w:ascii="Calibri" w:eastAsia="Times New Roman" w:hAnsi="Calibri" w:cs="Calibri"/>
+          <w:kern w:val="0"/>
+          <w:lang w:eastAsia="fr-CA"/>
+          <w14:ligatures w14:val="none"/>
+        </w:rPr>
+      </w:pPr>
+      <w:r>
+        <w:rPr>
+          <w:rFonts w:ascii="Calibri" w:eastAsia="Times New Roman" w:hAnsi="Calibri" w:cs="Calibri"/>
+          <w:kern w:val="0"/>
+          <w:lang w:eastAsia="fr-CA"/>
+          <w14:ligatures w14:val="none"/>
+        </w:rPr>
+        <w:t>Enfin, la validation des performances se fera à l’aide de deux outils : le calcul de la distance de Levenshtein entre la séquence prédite et la séquence cible, et la génération d’une matrice de confusion des 26 lettres sur l’ensemble de test.</w:t>
+      </w:r>
+    </w:p>
+    <w:p>
+      <w:r>
+        <w:t xml:space="preserve">2.2. </w:t>
+      </w:r>
+      <w:r>
+        <w:t xml:space="preserve">Justification de l’architecture </w:t>
+      </w:r>
+    </w:p>
     <w:p>
       <w:pPr>
         <w:pStyle w:val="NormalWeb"/>
@@ -646,7 +744,9 @@
         <w:rPr>
           <w:rFonts w:ascii="Calibri" w:hAnsi="Calibri" w:cs="Calibri"/>
         </w:rPr>
-        <w:t>Le projet consiste à concevoir un modèle capable d’apprendre à partir de signaux temporels et de les convertir en symboles. Une tâche de traduction de séquences vise à établir une correspondance entre une séquence d’entrée complète et une séquence cible de longueur différente.</w:t>
+        <w:lastRenderedPageBreak/>
+        <w:br/>
+        <w:t>Afin de bien choisir la bonne architecture de réseau, on doit comprendre les entrées que celui-ci aura. ÉCRIRE UNE SECTION SUR LE PADDING, EOS ET AUGMENTATION DE DONNÉES.</w:t>
       </w:r>
     </w:p>
     <w:p>
@@ -657,30 +757,6 @@
           <w:rFonts w:ascii="Calibri" w:hAnsi="Calibri" w:cs="Calibri"/>
         </w:rPr>
       </w:pPr>
-      <w:r>
-        <w:rPr>
-          <w:rFonts w:ascii="Calibri" w:hAnsi="Calibri" w:cs="Calibri"/>
-        </w:rPr>
-        <w:t>L</w:t>
-      </w:r>
-      <w:r>
-        <w:rPr>
-          <w:rFonts w:ascii="Calibri" w:hAnsi="Calibri" w:cs="Calibri"/>
-        </w:rPr>
-        <w:t xml:space="preserve">’objectif </w:t>
-      </w:r>
-      <w:r>
-        <w:rPr>
-          <w:rFonts w:ascii="Calibri" w:hAnsi="Calibri" w:cs="Calibri"/>
-        </w:rPr>
-        <w:t xml:space="preserve">cette tâche </w:t>
-      </w:r>
-      <w:r>
-        <w:rPr>
-          <w:rFonts w:ascii="Calibri" w:hAnsi="Calibri" w:cs="Calibri"/>
-        </w:rPr>
-        <w:t>est de transformer une séquence temporelle de coordonnées représentant un tracé manuscrit en une suite de symboles correspondant aux lettres écrites. Le modèle devra également pouvoir être déployé sur un micro-ordinateur aux ressources limitées, ce qui impose une contrainte de taille maximale de 10 000 paramètres.</w:t>
-      </w:r>
     </w:p>
     <w:p>
       <w:pPr>
@@ -690,28 +766,43 @@
           <w:rFonts w:ascii="Calibri" w:hAnsi="Calibri" w:cs="Calibri"/>
         </w:rPr>
       </w:pPr>
-    </w:p>
-    <w:p>
-      <w:pPr>
-        <w:pStyle w:val="Heading2"/>
-        <w:rPr>
-          <w:rFonts w:eastAsia="Times New Roman"/>
-          <w:color w:val="auto"/>
-        </w:rPr>
-      </w:pPr>
-      <w:r>
-        <w:rPr>
-          <w:rFonts w:eastAsia="Times New Roman"/>
-          <w:color w:val="auto"/>
-        </w:rPr>
-        <w:t xml:space="preserve">2.2. </w:t>
-      </w:r>
-      <w:r>
-        <w:rPr>
-          <w:rFonts w:eastAsia="Times New Roman"/>
-          <w:color w:val="auto"/>
-        </w:rPr>
-        <w:t xml:space="preserve">Justification de l’architecture </w:t>
+      <w:r>
+        <w:rPr>
+          <w:rFonts w:ascii="Calibri" w:hAnsi="Calibri" w:cs="Calibri"/>
+        </w:rPr>
+        <w:t>L’architecture retenue repose sur un réseau de neurones récurrent de type GRU, choisi pour sa simplicité et le nombre réduit de paramètres par rapport aux LSTM. Une architecture encodeur-décodeur permet de convertir efficacement une séquence d’entrée de longueur variable en une séquence de sortie de taille différente.</w:t>
+      </w:r>
+      <w:r>
+        <w:rPr>
+          <w:rFonts w:ascii="Calibri" w:hAnsi="Calibri" w:cs="Calibri"/>
+        </w:rPr>
+        <w:t xml:space="preserve"> On peut observer la différence de performance entre un réseau GRU et LSTM à la </w:t>
+      </w:r>
+      <w:r>
+        <w:rPr>
+          <w:rFonts w:ascii="Calibri" w:hAnsi="Calibri" w:cs="Calibri"/>
+          <w:highlight w:val="yellow"/>
+        </w:rPr>
+        <w:t>FIGURE</w:t>
+      </w:r>
+      <w:r>
+        <w:rPr>
+          <w:rFonts w:ascii="Calibri" w:hAnsi="Calibri" w:cs="Calibri"/>
+        </w:rPr>
+        <w:t xml:space="preserve"> </w:t>
+      </w:r>
+      <w:r>
+        <w:rPr>
+          <w:rFonts w:ascii="Calibri" w:hAnsi="Calibri" w:cs="Calibri"/>
+          <w:highlight w:val="yellow"/>
+        </w:rPr>
+        <w:t>XX</w:t>
+      </w:r>
+      <w:r>
+        <w:rPr>
+          <w:rFonts w:ascii="Calibri" w:hAnsi="Calibri" w:cs="Calibri"/>
+        </w:rPr>
+        <w:t>.</w:t>
       </w:r>
     </w:p>
     <w:p>
@@ -726,7 +817,45 @@
         <w:rPr>
           <w:rFonts w:ascii="Calibri" w:hAnsi="Calibri" w:cs="Calibri"/>
         </w:rPr>
-        <w:t>L’architecture retenue repose sur un réseau de neurones récurrent de type GRU, choisi pour sa simplicité et le nombre réduit de paramètres par rapport aux LSTM. Une architecture encodeur-décodeur permet de convertir efficacement une séquence d’entrée de longueur variable en une séquence de sortie de taille différente.</w:t>
+        <w:t xml:space="preserve">Le modèle utilise une </w:t>
+      </w:r>
+      <w:r>
+        <w:rPr>
+          <w:rFonts w:ascii="Calibri" w:hAnsi="Calibri" w:cs="Calibri"/>
+          <w:highlight w:val="yellow"/>
+        </w:rPr>
+        <w:t>seule couche récurrente avec une dimension cachée de 25 neurones</w:t>
+      </w:r>
+      <w:r>
+        <w:rPr>
+          <w:rFonts w:ascii="Calibri" w:hAnsi="Calibri" w:cs="Calibri"/>
+        </w:rPr>
+        <w:t xml:space="preserve"> et une architecture unidirectionnelle, ce qui limite la complexité tout en conservant une capacité de représentation suffisante. Les tests sur un réseau bidirectionnel n’ont pas montré de gain de performance significatif par rapport à l’architecture unidirectionnelle, tout en doublant le nombre de paramètres et le coût </w:t>
+      </w:r>
+      <w:r>
+        <w:rPr>
+          <w:rFonts w:ascii="Calibri" w:hAnsi="Calibri" w:cs="Calibri"/>
+        </w:rPr>
+        <w:t>en calcul</w:t>
+      </w:r>
+      <w:r>
+        <w:rPr>
+          <w:rFonts w:ascii="Calibri" w:hAnsi="Calibri" w:cs="Calibri"/>
+        </w:rPr>
+        <w:t>.</w:t>
+      </w:r>
+      <w:r>
+        <w:rPr>
+          <w:rFonts w:ascii="Calibri" w:hAnsi="Calibri" w:cs="Calibri"/>
+        </w:rPr>
+        <w:t xml:space="preserve"> </w:t>
+      </w:r>
+      <w:r>
+        <w:rPr>
+          <w:rFonts w:ascii="Calibri" w:hAnsi="Calibri" w:cs="Calibri"/>
+          <w:highlight w:val="yellow"/>
+        </w:rPr>
+        <w:t>FIGURE XX</w:t>
       </w:r>
     </w:p>
     <w:p>
@@ -741,25 +870,56 @@
         <w:rPr>
           <w:rFonts w:ascii="Calibri" w:hAnsi="Calibri" w:cs="Calibri"/>
         </w:rPr>
-        <w:t>Le modèle utilise une seule couche récurrente avec une dimension cachée de 2</w:t>
-      </w:r>
-      <w:r>
-        <w:rPr>
-          <w:rFonts w:ascii="Calibri" w:hAnsi="Calibri" w:cs="Calibri"/>
-        </w:rPr>
-        <w:t>5</w:t>
-      </w:r>
-      <w:r>
-        <w:rPr>
-          <w:rFonts w:ascii="Calibri" w:hAnsi="Calibri" w:cs="Calibri"/>
-        </w:rPr>
-        <w:t xml:space="preserve"> neurones et une architecture unidirectionnelle, ce qui limite la complexité tout en conservant une capacité de représentation suffisante. Les tests sur un réseau bidirectionnel n’ont pas montré de gain de performance significatif par rapport à l’architecture unidirectionnelle, tout en doublant le nombre de paramètres et le coût </w:t>
-      </w:r>
-      <w:r>
-        <w:rPr>
-          <w:rFonts w:ascii="Calibri" w:hAnsi="Calibri" w:cs="Calibri"/>
-        </w:rPr>
-        <w:t>en calcul</w:t>
+        <w:t xml:space="preserve">Un mécanisme d’attention a été intégré afin de permettre au décodeur de se concentrer sur les portions les plus pertinentes du signal d’entrée. Dans le </w:t>
+      </w:r>
+      <w:r>
+        <w:rPr>
+          <w:rFonts w:ascii="Calibri" w:hAnsi="Calibri" w:cs="Calibri"/>
+        </w:rPr>
+        <w:t>contexte</w:t>
+      </w:r>
+      <w:r>
+        <w:rPr>
+          <w:rFonts w:ascii="Calibri" w:hAnsi="Calibri" w:cs="Calibri"/>
+        </w:rPr>
+        <w:t xml:space="preserve"> de la reconnaissance </w:t>
+      </w:r>
+      <w:r>
+        <w:rPr>
+          <w:rFonts w:ascii="Calibri" w:hAnsi="Calibri" w:cs="Calibri"/>
+        </w:rPr>
+        <w:t>d’écriture à la main</w:t>
+      </w:r>
+      <w:r>
+        <w:rPr>
+          <w:rFonts w:ascii="Calibri" w:hAnsi="Calibri" w:cs="Calibri"/>
+        </w:rPr>
+        <w:t xml:space="preserve">, certaines parties du tracé sont plus </w:t>
+      </w:r>
+      <w:r>
+        <w:rPr>
+          <w:rFonts w:ascii="Calibri" w:hAnsi="Calibri" w:cs="Calibri"/>
+        </w:rPr>
+        <w:t>importantes</w:t>
+      </w:r>
+      <w:r>
+        <w:rPr>
+          <w:rFonts w:ascii="Calibri" w:hAnsi="Calibri" w:cs="Calibri"/>
+        </w:rPr>
+        <w:t xml:space="preserve"> que d’autres pour identifier correctement une lettre. </w:t>
+      </w:r>
+      <w:r>
+        <w:rPr>
+          <w:rFonts w:ascii="Calibri" w:hAnsi="Calibri" w:cs="Calibri"/>
+        </w:rPr>
+        <w:t xml:space="preserve">On peut voir un exemple des sections importantes obtenue grâce au module d’attention à la </w:t>
+      </w:r>
+      <w:r>
+        <w:rPr>
+          <w:rFonts w:ascii="Calibri" w:hAnsi="Calibri" w:cs="Calibri"/>
+          <w:highlight w:val="yellow"/>
+        </w:rPr>
+        <w:t>FIGURE XX</w:t>
       </w:r>
       <w:r>
         <w:rPr>
@@ -780,44 +940,69 @@
         <w:rPr>
           <w:rFonts w:ascii="Calibri" w:hAnsi="Calibri" w:cs="Calibri"/>
         </w:rPr>
-        <w:lastRenderedPageBreak/>
-        <w:t xml:space="preserve">Un mécanisme d’attention a été intégré afin de permettre au décodeur de se concentrer sur les portions les plus pertinentes du signal d’entrée. Dans le </w:t>
-      </w:r>
-      <w:r>
-        <w:rPr>
-          <w:rFonts w:ascii="Calibri" w:hAnsi="Calibri" w:cs="Calibri"/>
-        </w:rPr>
-        <w:t>contexte</w:t>
-      </w:r>
-      <w:r>
-        <w:rPr>
-          <w:rFonts w:ascii="Calibri" w:hAnsi="Calibri" w:cs="Calibri"/>
-        </w:rPr>
-        <w:t xml:space="preserve"> de la reconnaissance </w:t>
-      </w:r>
-      <w:r>
-        <w:rPr>
-          <w:rFonts w:ascii="Calibri" w:hAnsi="Calibri" w:cs="Calibri"/>
-        </w:rPr>
-        <w:t>d’écriture à la main</w:t>
-      </w:r>
-      <w:r>
-        <w:rPr>
-          <w:rFonts w:ascii="Calibri" w:hAnsi="Calibri" w:cs="Calibri"/>
-        </w:rPr>
-        <w:t xml:space="preserve">, certaines parties du tracé sont plus </w:t>
-      </w:r>
-      <w:r>
-        <w:rPr>
-          <w:rFonts w:ascii="Calibri" w:hAnsi="Calibri" w:cs="Calibri"/>
-        </w:rPr>
-        <w:t>importantes</w:t>
-      </w:r>
-      <w:r>
-        <w:rPr>
-          <w:rFonts w:ascii="Calibri" w:hAnsi="Calibri" w:cs="Calibri"/>
-        </w:rPr>
-        <w:t xml:space="preserve"> que d’autres pour identifier correctement une lettre. L’attention améliore ainsi la précision des prédictions tout en ajoutant une complexité modérée au modèle.</w:t>
+        <w:t xml:space="preserve">Pour stabiliser l’apprentissage, un </w:t>
+      </w:r>
+      <w:proofErr w:type="spellStart"/>
+      <w:r>
+        <w:rPr>
+          <w:rFonts w:ascii="Calibri" w:hAnsi="Calibri" w:cs="Calibri"/>
+          <w:i/>
+          <w:iCs/>
+        </w:rPr>
+        <w:t>teacher</w:t>
+      </w:r>
+      <w:proofErr w:type="spellEnd"/>
+      <w:r>
+        <w:rPr>
+          <w:rFonts w:ascii="Calibri" w:hAnsi="Calibri" w:cs="Calibri"/>
+          <w:i/>
+          <w:iCs/>
+        </w:rPr>
+        <w:t xml:space="preserve"> forcing</w:t>
+      </w:r>
+      <w:r>
+        <w:rPr>
+          <w:rFonts w:ascii="Calibri" w:hAnsi="Calibri" w:cs="Calibri"/>
+        </w:rPr>
+        <w:t xml:space="preserve"> variable est utilisé</w:t>
+      </w:r>
+      <w:r>
+        <w:rPr>
+          <w:rFonts w:ascii="Calibri" w:hAnsi="Calibri" w:cs="Calibri"/>
+        </w:rPr>
+        <w:t>. L</w:t>
+      </w:r>
+      <w:r>
+        <w:rPr>
+          <w:rFonts w:ascii="Calibri" w:hAnsi="Calibri" w:cs="Calibri"/>
+        </w:rPr>
+        <w:t>a proportion d’utilisation des sorties cibles comme entrées du décodeur diminue linéairement au fil des époques,</w:t>
+      </w:r>
+      <w:r>
+        <w:rPr>
+          <w:rFonts w:ascii="Calibri" w:hAnsi="Calibri" w:cs="Calibri"/>
+        </w:rPr>
+        <w:t xml:space="preserve"> ce qui permet au de faciliter l’apprentissage lors des premières </w:t>
+      </w:r>
+      <w:proofErr w:type="spellStart"/>
+      <w:r>
+        <w:rPr>
+          <w:rFonts w:ascii="Calibri" w:hAnsi="Calibri" w:cs="Calibri"/>
+        </w:rPr>
+        <w:t>epochs</w:t>
+      </w:r>
+      <w:proofErr w:type="spellEnd"/>
+      <w:r>
+        <w:rPr>
+          <w:rFonts w:ascii="Calibri" w:hAnsi="Calibri" w:cs="Calibri"/>
+        </w:rPr>
+        <w:t>, et de laisser le système plus autonome au fil du temps</w:t>
+      </w:r>
+      <w:r>
+        <w:rPr>
+          <w:rFonts w:ascii="Calibri" w:hAnsi="Calibri" w:cs="Calibri"/>
+        </w:rPr>
+        <w:t xml:space="preserve">. </w:t>
       </w:r>
     </w:p>
     <w:p>
@@ -832,7 +1017,33 @@
         <w:rPr>
           <w:rFonts w:ascii="Calibri" w:hAnsi="Calibri" w:cs="Calibri"/>
         </w:rPr>
-        <w:t xml:space="preserve">Pour stabiliser l’apprentissage, un </w:t>
+        <w:t>La fonction de coût est l’entropie croisée</w:t>
+      </w:r>
+      <w:r>
+        <w:rPr>
+          <w:rFonts w:ascii="Calibri" w:hAnsi="Calibri" w:cs="Calibri"/>
+        </w:rPr>
+        <w:t>, car elle est</w:t>
+      </w:r>
+      <w:r>
+        <w:rPr>
+          <w:rFonts w:ascii="Calibri" w:hAnsi="Calibri" w:cs="Calibri"/>
+        </w:rPr>
+        <w:t xml:space="preserve"> adaptée aux problèmes de classification </w:t>
+      </w:r>
+      <w:proofErr w:type="spellStart"/>
+      <w:r>
+        <w:rPr>
+          <w:rFonts w:ascii="Calibri" w:hAnsi="Calibri" w:cs="Calibri"/>
+        </w:rPr>
+        <w:t>multiclasse</w:t>
+      </w:r>
+      <w:proofErr w:type="spellEnd"/>
+      <w:r>
+        <w:rPr>
+          <w:rFonts w:ascii="Calibri" w:hAnsi="Calibri" w:cs="Calibri"/>
+        </w:rPr>
+        <w:t xml:space="preserve">, et l’optimisation est réalisée avec Adam et une régularisation </w:t>
       </w:r>
       <w:proofErr w:type="spellStart"/>
       <w:r>
@@ -841,7 +1052,7 @@
           <w:i/>
           <w:iCs/>
         </w:rPr>
-        <w:t>teacher</w:t>
+        <w:t>weight</w:t>
       </w:r>
       <w:proofErr w:type="spellEnd"/>
       <w:r>
@@ -850,27 +1061,7 @@
           <w:i/>
           <w:iCs/>
         </w:rPr>
-        <w:t xml:space="preserve"> forcing</w:t>
-      </w:r>
-      <w:r>
-        <w:rPr>
-          <w:rFonts w:ascii="Calibri" w:hAnsi="Calibri" w:cs="Calibri"/>
-        </w:rPr>
-        <w:t xml:space="preserve"> variable est utilisé : la proportion d’utilisation des sorties cibles comme entrées du décodeur diminue linéairement au fil des époques, facilitant la transition entre apprentissage guidé et génération autonome. La fonction de coût est l’entropie croisée, adaptée aux problèmes de classification </w:t>
-      </w:r>
-      <w:proofErr w:type="spellStart"/>
-      <w:r>
-        <w:rPr>
-          <w:rFonts w:ascii="Calibri" w:hAnsi="Calibri" w:cs="Calibri"/>
-        </w:rPr>
-        <w:t>multiclasse</w:t>
-      </w:r>
-      <w:proofErr w:type="spellEnd"/>
-      <w:r>
-        <w:rPr>
-          <w:rFonts w:ascii="Calibri" w:hAnsi="Calibri" w:cs="Calibri"/>
-        </w:rPr>
-        <w:t xml:space="preserve">, et l’optimisation est réalisée avec Adam et une régularisation </w:t>
+        <w:t xml:space="preserve"> </w:t>
       </w:r>
       <w:proofErr w:type="spellStart"/>
       <w:r>
@@ -879,289 +1070,192 @@
           <w:i/>
           <w:iCs/>
         </w:rPr>
-        <w:t>weight</w:t>
+        <w:t>decay</w:t>
       </w:r>
       <w:proofErr w:type="spellEnd"/>
       <w:r>
         <w:rPr>
           <w:rFonts w:ascii="Calibri" w:hAnsi="Calibri" w:cs="Calibri"/>
+        </w:rPr>
+        <w:t xml:space="preserve"> de 10⁻⁴.</w:t>
+      </w:r>
+    </w:p>
+    <w:p>
+      <w:pPr>
+        <w:pStyle w:val="Heading2"/>
+        <w:rPr>
+          <w:color w:val="auto"/>
+        </w:rPr>
+      </w:pPr>
+      <w:r>
+        <w:rPr>
+          <w:color w:val="auto"/>
+        </w:rPr>
+        <w:t>2.</w:t>
+      </w:r>
+      <w:r>
+        <w:rPr>
+          <w:color w:val="auto"/>
+        </w:rPr>
+        <w:t>3</w:t>
+      </w:r>
+      <w:r>
+        <w:rPr>
+          <w:color w:val="auto"/>
+        </w:rPr>
+        <w:t xml:space="preserve">. </w:t>
+      </w:r>
+      <w:r>
+        <w:rPr>
+          <w:color w:val="auto"/>
+        </w:rPr>
+        <w:t>Schéma-bloc des différentes couches du réseau</w:t>
+      </w:r>
+    </w:p>
+    <w:p/>
+    <w:p>
+      <w:pPr>
+        <w:pStyle w:val="Heading2"/>
+        <w:rPr>
+          <w:color w:val="auto"/>
+        </w:rPr>
+      </w:pPr>
+      <w:r>
+        <w:rPr>
+          <w:color w:val="auto"/>
+        </w:rPr>
+        <w:t>2.</w:t>
+      </w:r>
+      <w:r>
+        <w:rPr>
+          <w:color w:val="auto"/>
+        </w:rPr>
+        <w:t>4</w:t>
+      </w:r>
+      <w:r>
+        <w:rPr>
+          <w:color w:val="auto"/>
+        </w:rPr>
+        <w:t xml:space="preserve">. </w:t>
+      </w:r>
+      <w:r>
+        <w:rPr>
+          <w:color w:val="auto"/>
+        </w:rPr>
+        <w:t>Nombre de paramètre et d</w:t>
+      </w:r>
+      <w:r>
+        <w:rPr>
+          <w:color w:val="auto"/>
+        </w:rPr>
+        <w:t>escription des hyperparamètres</w:t>
+      </w:r>
+    </w:p>
+    <w:p>
+      <w:r>
+        <w:t xml:space="preserve">Le modèle a été entraîné pendant </w:t>
+      </w:r>
+      <w:r>
+        <w:rPr>
+          <w:highlight w:val="yellow"/>
+        </w:rPr>
+        <w:t>XX</w:t>
+      </w:r>
+      <w:r>
+        <w:t xml:space="preserve"> </w:t>
+      </w:r>
+      <w:r>
+        <w:t xml:space="preserve">époques avec un </w:t>
+      </w:r>
+      <w:r>
+        <w:rPr>
           <w:i/>
           <w:iCs/>
         </w:rPr>
+        <w:t>batch size</w:t>
+      </w:r>
+      <w:r>
+        <w:t xml:space="preserve"> de </w:t>
+      </w:r>
+      <w:r>
+        <w:rPr>
+          <w:highlight w:val="yellow"/>
+        </w:rPr>
+        <w:t>XX</w:t>
+      </w:r>
+      <w:r>
         <w:t xml:space="preserve"> </w:t>
       </w:r>
+      <w:r>
+        <w:t xml:space="preserve">et un taux d’apprentissage de </w:t>
+      </w:r>
+      <w:r>
+        <w:rPr>
+          <w:highlight w:val="yellow"/>
+        </w:rPr>
+        <w:t>XX</w:t>
+      </w:r>
+      <w:r>
+        <w:t>.</w:t>
+      </w:r>
+      <w:r>
+        <w:t xml:space="preserve"> En utilisant un bas </w:t>
+      </w:r>
       <w:proofErr w:type="spellStart"/>
       <w:r>
         <w:rPr>
-          <w:rFonts w:ascii="Calibri" w:hAnsi="Calibri" w:cs="Calibri"/>
           <w:i/>
           <w:iCs/>
         </w:rPr>
-        <w:t>decay</w:t>
+        <w:t>learning_rate</w:t>
       </w:r>
       <w:proofErr w:type="spellEnd"/>
       <w:r>
-        <w:rPr>
-          <w:rFonts w:ascii="Calibri" w:hAnsi="Calibri" w:cs="Calibri"/>
-        </w:rPr>
-        <w:t xml:space="preserve"> de 10⁻⁴.</w:t>
-      </w:r>
-    </w:p>
-    <w:p>
-      <w:pPr>
-        <w:pStyle w:val="NormalWeb"/>
-        <w:jc w:val="both"/>
-        <w:rPr>
-          <w:rFonts w:ascii="Calibri" w:hAnsi="Calibri" w:cs="Calibri"/>
-        </w:rPr>
-      </w:pPr>
-      <w:r>
-        <w:rPr>
-          <w:rFonts w:ascii="Calibri" w:hAnsi="Calibri" w:cs="Calibri"/>
-        </w:rPr>
-        <w:t>Cette architecture constitue un compromis entre performance, simplicité et respect des contraintes</w:t>
-      </w:r>
-      <w:r>
-        <w:rPr>
-          <w:rFonts w:ascii="Calibri" w:hAnsi="Calibri" w:cs="Calibri"/>
-        </w:rPr>
-        <w:t xml:space="preserve"> de paramètres</w:t>
-      </w:r>
-      <w:r>
-        <w:rPr>
-          <w:rFonts w:ascii="Calibri" w:hAnsi="Calibri" w:cs="Calibri"/>
-        </w:rPr>
-        <w:t>.</w:t>
-      </w:r>
-    </w:p>
-    <w:p>
-      <w:pPr>
-        <w:pStyle w:val="NormalWeb"/>
-        <w:jc w:val="both"/>
-        <w:rPr>
-          <w:rFonts w:ascii="Calibri" w:hAnsi="Calibri" w:cs="Calibri"/>
-        </w:rPr>
-      </w:pPr>
-      <w:r>
-        <w:rPr>
-          <w:rFonts w:ascii="Calibri" w:hAnsi="Calibri" w:cs="Calibri"/>
-        </w:rPr>
-        <w:t>Avant l’entraînement, les coordonnées des trajectoires sont normalisées pour chaque dimension en soustrayant la moyenne et en divisant par l’écart-type. Cette étape permet de standardiser les données et de faciliter l’apprentissage.</w:t>
-      </w:r>
-    </w:p>
-    <w:p>
-      <w:pPr>
-        <w:pStyle w:val="NormalWeb"/>
-        <w:jc w:val="both"/>
-        <w:rPr>
-          <w:rFonts w:ascii="Calibri" w:hAnsi="Calibri" w:cs="Calibri"/>
-        </w:rPr>
-      </w:pPr>
-      <w:r>
-        <w:rPr>
-          <w:rFonts w:ascii="Calibri" w:hAnsi="Calibri" w:cs="Calibri"/>
-        </w:rPr>
-        <w:t xml:space="preserve">Les séquences d’entrée et de sortie sont ensuite complétées </w:t>
-      </w:r>
-      <w:r>
-        <w:rPr>
-          <w:rFonts w:ascii="Calibri" w:hAnsi="Calibri" w:cs="Calibri"/>
-        </w:rPr>
-        <w:t xml:space="preserve">avec du </w:t>
+        <w:t>, on stabilise l’apprentissage. Le modèle utilise aussi du</w:t>
+      </w:r>
+      <w:r>
+        <w:t xml:space="preserve"> </w:t>
       </w:r>
       <w:proofErr w:type="spellStart"/>
       <w:r>
         <w:rPr>
-          <w:rFonts w:ascii="Calibri" w:hAnsi="Calibri" w:cs="Calibri"/>
           <w:i/>
           <w:iCs/>
         </w:rPr>
-        <w:t>padding</w:t>
+        <w:t>teacher</w:t>
       </w:r>
       <w:proofErr w:type="spellEnd"/>
       <w:r>
         <w:rPr>
-          <w:rFonts w:ascii="Calibri" w:hAnsi="Calibri" w:cs="Calibri"/>
-        </w:rPr>
-        <w:t xml:space="preserve"> pour atteindre une longueur uniforme, ce qui permet de traiter les données en lots. Les symboles spéciaux </w:t>
-      </w:r>
-      <w:r>
-        <w:rPr>
-          <w:rFonts w:ascii="Calibri" w:hAnsi="Calibri" w:cs="Calibri"/>
-        </w:rPr>
-        <w:t>« </w:t>
-      </w:r>
-      <w:proofErr w:type="spellStart"/>
-      <w:r>
-        <w:rPr>
-          <w:rFonts w:ascii="Calibri" w:hAnsi="Calibri" w:cs="Calibri"/>
-        </w:rPr>
-        <w:t>sos</w:t>
-      </w:r>
-      <w:proofErr w:type="spellEnd"/>
-      <w:r>
-        <w:rPr>
-          <w:rFonts w:ascii="Calibri" w:hAnsi="Calibri" w:cs="Calibri"/>
-        </w:rPr>
-        <w:t> »</w:t>
-      </w:r>
-      <w:r>
-        <w:rPr>
-          <w:rFonts w:ascii="Calibri" w:hAnsi="Calibri" w:cs="Calibri"/>
-        </w:rPr>
-        <w:t xml:space="preserve">, </w:t>
-      </w:r>
-      <w:r>
-        <w:rPr>
-          <w:rFonts w:ascii="Calibri" w:hAnsi="Calibri" w:cs="Calibri"/>
-        </w:rPr>
-        <w:t>« </w:t>
-      </w:r>
-      <w:proofErr w:type="spellStart"/>
-      <w:r>
-        <w:rPr>
-          <w:rFonts w:ascii="Calibri" w:hAnsi="Calibri" w:cs="Calibri"/>
-        </w:rPr>
-        <w:t>eos</w:t>
-      </w:r>
-      <w:proofErr w:type="spellEnd"/>
-      <w:r>
-        <w:rPr>
-          <w:rFonts w:ascii="Calibri" w:hAnsi="Calibri" w:cs="Calibri"/>
-        </w:rPr>
-        <w:t> »</w:t>
-      </w:r>
-      <w:r>
-        <w:rPr>
-          <w:rFonts w:ascii="Calibri" w:hAnsi="Calibri" w:cs="Calibri"/>
-        </w:rPr>
-        <w:t xml:space="preserve"> et </w:t>
-      </w:r>
-      <w:r>
-        <w:rPr>
-          <w:rFonts w:ascii="Calibri" w:hAnsi="Calibri" w:cs="Calibri"/>
-        </w:rPr>
-        <w:t xml:space="preserve">« pad » </w:t>
-      </w:r>
-      <w:r>
-        <w:rPr>
-          <w:rFonts w:ascii="Calibri" w:hAnsi="Calibri" w:cs="Calibri"/>
-        </w:rPr>
-        <w:t xml:space="preserve">sont ajoutés aux séquences cibles afin de marquer le début, la fin et les positions remplies par le </w:t>
-      </w:r>
-      <w:proofErr w:type="spellStart"/>
-      <w:r>
-        <w:rPr>
-          <w:rFonts w:ascii="Calibri" w:hAnsi="Calibri" w:cs="Calibri"/>
           <w:i/>
           <w:iCs/>
         </w:rPr>
-        <w:t>padding</w:t>
-      </w:r>
-      <w:proofErr w:type="spellEnd"/>
-      <w:r>
-        <w:rPr>
-          <w:rFonts w:ascii="Calibri" w:hAnsi="Calibri" w:cs="Calibri"/>
-        </w:rPr>
-        <w:t>.</w:t>
-      </w:r>
-    </w:p>
-    <w:p>
-      <w:pPr>
-        <w:pStyle w:val="NormalWeb"/>
-        <w:jc w:val="both"/>
-        <w:rPr>
-          <w:rFonts w:ascii="Calibri" w:hAnsi="Calibri" w:cs="Calibri"/>
-        </w:rPr>
-      </w:pPr>
-    </w:p>
-    <w:p>
-      <w:pPr>
-        <w:pStyle w:val="Heading2"/>
-        <w:rPr>
-          <w:color w:val="auto"/>
-        </w:rPr>
-      </w:pPr>
-      <w:r>
-        <w:rPr>
-          <w:color w:val="auto"/>
-        </w:rPr>
-        <w:t>2.</w:t>
-      </w:r>
-      <w:r>
-        <w:rPr>
-          <w:color w:val="auto"/>
-        </w:rPr>
-        <w:t>3</w:t>
-      </w:r>
-      <w:r>
-        <w:rPr>
-          <w:color w:val="auto"/>
-        </w:rPr>
-        <w:t xml:space="preserve">. </w:t>
-      </w:r>
-      <w:r>
-        <w:rPr>
-          <w:color w:val="auto"/>
-        </w:rPr>
-        <w:t>Schéma-bloc des différentes couches du réseau</w:t>
-      </w:r>
-    </w:p>
-    <w:p/>
-    <w:p>
-      <w:pPr>
-        <w:pStyle w:val="Heading2"/>
-        <w:rPr>
-          <w:color w:val="auto"/>
-        </w:rPr>
-      </w:pPr>
-      <w:r>
-        <w:rPr>
-          <w:color w:val="auto"/>
-        </w:rPr>
-        <w:t>2.</w:t>
-      </w:r>
-      <w:r>
-        <w:rPr>
-          <w:color w:val="auto"/>
-        </w:rPr>
-        <w:t>4</w:t>
-      </w:r>
-      <w:r>
-        <w:rPr>
-          <w:color w:val="auto"/>
-        </w:rPr>
-        <w:t xml:space="preserve">. </w:t>
-      </w:r>
-      <w:r>
-        <w:rPr>
-          <w:color w:val="auto"/>
-        </w:rPr>
-        <w:t>Nombre de paramètre et d</w:t>
-      </w:r>
-      <w:r>
-        <w:rPr>
-          <w:color w:val="auto"/>
-        </w:rPr>
-        <w:t>escription des hyperparamètres</w:t>
-      </w:r>
-    </w:p>
-    <w:p>
-      <w:r>
-        <w:t xml:space="preserve">Le modèle a été entraîné pendant 100 époques avec un </w:t>
+        <w:t xml:space="preserve"> forcing</w:t>
+      </w:r>
+      <w:r>
+        <w:t xml:space="preserve"> </w:t>
+      </w:r>
+      <w:r>
+        <w:t xml:space="preserve">qui </w:t>
+      </w:r>
+      <w:r>
+        <w:t xml:space="preserve">décroît linéairement de 1 à 0 au fil des époques, </w:t>
+      </w:r>
+      <w:r>
+        <w:t xml:space="preserve">ainsi </w:t>
+      </w:r>
+      <w:r>
+        <w:t xml:space="preserve">qu’un </w:t>
       </w:r>
       <w:r>
         <w:rPr>
           <w:i/>
           <w:iCs/>
         </w:rPr>
-        <w:t>batch size</w:t>
-      </w:r>
-      <w:r>
-        <w:t xml:space="preserve"> de 64 et un taux d’apprentissage de 0,004.</w:t>
-      </w:r>
-      <w:r>
-        <w:t xml:space="preserve"> En utilisant un bas </w:t>
+        <w:t>dropout</w:t>
+      </w:r>
+      <w:r>
+        <w:t xml:space="preserve"> de 0,3 et une régularisation </w:t>
       </w:r>
       <w:proofErr w:type="spellStart"/>
       <w:r>
@@ -1169,287 +1263,190 @@
           <w:i/>
           <w:iCs/>
         </w:rPr>
-        <w:t>learning_rate</w:t>
+        <w:t>weight</w:t>
       </w:r>
       <w:proofErr w:type="spellEnd"/>
-      <w:r>
-        <w:t xml:space="preserve">, on stabilise l’apprentissage. C’est à cause de ce </w:t>
-      </w:r>
-      <w:proofErr w:type="spellStart"/>
       <w:r>
         <w:rPr>
           <w:i/>
           <w:iCs/>
         </w:rPr>
-        <w:t>learning</w:t>
-      </w:r>
-      <w:r>
-        <w:t>_rate</w:t>
-      </w:r>
-      <w:proofErr w:type="spellEnd"/>
-      <w:r>
-        <w:t xml:space="preserve"> qu’on fait autant </w:t>
-      </w:r>
+        <w:t xml:space="preserve"> </w:t>
+      </w:r>
+      <w:proofErr w:type="spellStart"/>
       <w:r>
         <w:rPr>
           <w:i/>
           <w:iCs/>
         </w:rPr>
-        <w:t>d’</w:t>
+        <w:t>decay</w:t>
+      </w:r>
+      <w:proofErr w:type="spellEnd"/>
+      <w:r>
+        <w:t xml:space="preserve"> de 10</w:t>
+      </w:r>
+      <w:r>
+        <w:rPr>
+          <w:rFonts w:ascii="Cambria Math" w:hAnsi="Cambria Math" w:cs="Cambria Math"/>
+        </w:rPr>
+        <w:t>⁻</w:t>
+      </w:r>
+      <w:r>
+        <w:rPr>
+          <w:rFonts w:ascii="Aptos" w:hAnsi="Aptos" w:cs="Aptos"/>
+        </w:rPr>
+        <w:t>⁴</w:t>
+      </w:r>
+      <w:r>
+        <w:t>.</w:t>
+      </w:r>
+      <w:r>
+        <w:t xml:space="preserve"> Ces paramètres permettent une meilleure généralisation et réduise les chances de </w:t>
+      </w:r>
+      <w:r>
+        <w:t>surapprentissage</w:t>
+      </w:r>
+      <w:r>
+        <w:t>.</w:t>
+      </w:r>
+    </w:p>
+    <w:p>
+      <w:r>
+        <w:lastRenderedPageBreak/>
+        <w:t xml:space="preserve">Le modèle comporte </w:t>
+      </w:r>
+      <w:r>
+        <w:rPr>
+          <w:highlight w:val="yellow"/>
+        </w:rPr>
+        <w:t>XX</w:t>
+      </w:r>
+      <w:r>
+        <w:t xml:space="preserve"> </w:t>
+      </w:r>
+      <w:r>
+        <w:t>paramètres entraînables, respectant ainsi la limite de 10 000 paramètres pour un déploiement sur un système embarqué. Ces paramètres incluent ceux des couches GRU, de l’</w:t>
       </w:r>
       <w:proofErr w:type="spellStart"/>
       <w:r>
-        <w:rPr>
-          <w:i/>
-          <w:iCs/>
-        </w:rPr>
-        <w:t>epoch</w:t>
+        <w:t>embedding</w:t>
       </w:r>
       <w:proofErr w:type="spellEnd"/>
       <w:r>
+        <w:t xml:space="preserve"> et </w:t>
+      </w:r>
+      <w:r>
+        <w:t>de la couche de sortie linéaire</w:t>
+      </w:r>
+      <w:r>
         <w:t>.</w:t>
       </w:r>
-      <w:r>
-        <w:t xml:space="preserve"> </w:t>
-      </w:r>
-      <w:r>
-        <w:t>Le modèle utilise aussi du</w:t>
-      </w:r>
-      <w:r>
-        <w:t xml:space="preserve"> </w:t>
+    </w:p>
+    <w:p/>
+    <w:p>
+      <w:pPr>
+        <w:pStyle w:val="Heading2"/>
+        <w:rPr>
+          <w:color w:val="auto"/>
+        </w:rPr>
+      </w:pPr>
+      <w:r>
+        <w:rPr>
+          <w:color w:val="auto"/>
+        </w:rPr>
+        <w:t>2.</w:t>
+      </w:r>
+      <w:r>
+        <w:rPr>
+          <w:color w:val="auto"/>
+        </w:rPr>
+        <w:t>5</w:t>
+      </w:r>
+      <w:r>
+        <w:rPr>
+          <w:color w:val="auto"/>
+        </w:rPr>
+        <w:t xml:space="preserve">. </w:t>
+      </w:r>
+      <w:r>
+        <w:rPr>
+          <w:color w:val="auto"/>
+        </w:rPr>
+        <w:t>Validation</w:t>
+      </w:r>
+    </w:p>
+    <w:p>
+      <w:pPr>
+        <w:pStyle w:val="Heading3"/>
+        <w:rPr>
+          <w:color w:val="auto"/>
+        </w:rPr>
+      </w:pPr>
+      <w:r>
+        <w:rPr>
+          <w:color w:val="auto"/>
+          <w:highlight w:val="yellow"/>
+        </w:rPr>
+        <w:t>2.</w:t>
+      </w:r>
+      <w:r>
+        <w:rPr>
+          <w:color w:val="auto"/>
+          <w:highlight w:val="yellow"/>
+        </w:rPr>
+        <w:t>5</w:t>
+      </w:r>
+      <w:r>
+        <w:rPr>
+          <w:color w:val="auto"/>
+          <w:highlight w:val="yellow"/>
+        </w:rPr>
+        <w:t xml:space="preserve">.1. </w:t>
+      </w:r>
+      <w:r>
+        <w:rPr>
+          <w:color w:val="auto"/>
+          <w:highlight w:val="yellow"/>
+        </w:rPr>
+        <w:t xml:space="preserve">Erreur en fonction des </w:t>
       </w:r>
       <w:proofErr w:type="spellStart"/>
       <w:r>
         <w:rPr>
-          <w:i/>
-          <w:iCs/>
-        </w:rPr>
-        <w:t>teacher</w:t>
+          <w:color w:val="auto"/>
+          <w:highlight w:val="yellow"/>
+        </w:rPr>
+        <w:t>epochs</w:t>
       </w:r>
       <w:proofErr w:type="spellEnd"/>
-      <w:r>
-        <w:rPr>
-          <w:i/>
-          <w:iCs/>
-        </w:rPr>
-        <w:t xml:space="preserve"> forcing</w:t>
-      </w:r>
-      <w:r>
-        <w:t xml:space="preserve"> </w:t>
-      </w:r>
-      <w:r>
-        <w:t xml:space="preserve">qui </w:t>
-      </w:r>
-      <w:r>
-        <w:t xml:space="preserve">décroît linéairement de 1 à 0 au fil des époques, </w:t>
-      </w:r>
-      <w:r>
-        <w:t xml:space="preserve">ainsi </w:t>
-      </w:r>
-      <w:r>
-        <w:t xml:space="preserve">qu’un </w:t>
-      </w:r>
-      <w:r>
-        <w:rPr>
-          <w:i/>
-          <w:iCs/>
-        </w:rPr>
-        <w:t>dropout</w:t>
-      </w:r>
-      <w:r>
-        <w:t xml:space="preserve"> de 0,3 et une régularisation </w:t>
-      </w:r>
-      <w:proofErr w:type="spellStart"/>
-      <w:r>
-        <w:rPr>
-          <w:i/>
-          <w:iCs/>
-        </w:rPr>
-        <w:t>weight</w:t>
-      </w:r>
-      <w:proofErr w:type="spellEnd"/>
-      <w:r>
-        <w:rPr>
-          <w:i/>
-          <w:iCs/>
-        </w:rPr>
-        <w:t xml:space="preserve"> </w:t>
-      </w:r>
-      <w:proofErr w:type="spellStart"/>
-      <w:r>
-        <w:rPr>
-          <w:i/>
-          <w:iCs/>
-        </w:rPr>
-        <w:t>decay</w:t>
-      </w:r>
-      <w:proofErr w:type="spellEnd"/>
-      <w:r>
-        <w:t xml:space="preserve"> de 10</w:t>
-      </w:r>
-      <w:r>
-        <w:rPr>
-          <w:rFonts w:ascii="Cambria Math" w:hAnsi="Cambria Math" w:cs="Cambria Math"/>
-        </w:rPr>
-        <w:t>⁻</w:t>
-      </w:r>
-      <w:r>
-        <w:rPr>
-          <w:rFonts w:ascii="Aptos" w:hAnsi="Aptos" w:cs="Aptos"/>
-        </w:rPr>
-        <w:t>⁴</w:t>
-      </w:r>
-      <w:r>
-        <w:t>.</w:t>
-      </w:r>
-      <w:r>
-        <w:t xml:space="preserve"> Ces paramètres permettent une meilleure généralisation et réduise les chances de </w:t>
-      </w:r>
-      <w:proofErr w:type="spellStart"/>
-      <w:r>
-        <w:t>suraprentissage</w:t>
-      </w:r>
-      <w:proofErr w:type="spellEnd"/>
-      <w:r>
-        <w:t>.</w:t>
-      </w:r>
-    </w:p>
-    <w:p>
-      <w:r>
-        <w:t>Le modèle comporte 9 479 paramètres entraînables, respectant ainsi la limite de 10 000 paramètres pour un déploiement sur un système embarqué. Ces paramètres incluent ceux des couches GRU, de l’</w:t>
-      </w:r>
-      <w:proofErr w:type="spellStart"/>
-      <w:r>
-        <w:t>embedding</w:t>
-      </w:r>
-      <w:proofErr w:type="spellEnd"/>
-      <w:r>
-        <w:t>, de la couche de sortie linéaire et du module d’attention</w:t>
-      </w:r>
-      <w:r>
-        <w:t>.</w:t>
-      </w:r>
-    </w:p>
-    <w:p/>
-    <w:p>
-      <w:pPr>
-        <w:pStyle w:val="Heading2"/>
-        <w:rPr>
-          <w:color w:val="auto"/>
-        </w:rPr>
-      </w:pPr>
-      <w:r>
-        <w:rPr>
-          <w:color w:val="auto"/>
-        </w:rPr>
-        <w:lastRenderedPageBreak/>
+    </w:p>
+    <w:p>
+      <w:pPr>
+        <w:pStyle w:val="Heading3"/>
+        <w:rPr>
+          <w:color w:val="auto"/>
+        </w:rPr>
+      </w:pPr>
+      <w:r>
+        <w:rPr>
+          <w:color w:val="auto"/>
+          <w:highlight w:val="yellow"/>
+        </w:rPr>
         <w:t>2.</w:t>
       </w:r>
       <w:r>
         <w:rPr>
           <w:color w:val="auto"/>
+          <w:highlight w:val="yellow"/>
         </w:rPr>
         <w:t>5</w:t>
       </w:r>
       <w:r>
         <w:rPr>
           <w:color w:val="auto"/>
-        </w:rPr>
-        <w:t xml:space="preserve">. </w:t>
-      </w:r>
-      <w:r>
-        <w:rPr>
-          <w:color w:val="auto"/>
-        </w:rPr>
-        <w:t>Validation</w:t>
-      </w:r>
-    </w:p>
-    <w:p>
-      <w:pPr>
-        <w:pStyle w:val="Heading3"/>
-        <w:rPr>
-          <w:color w:val="auto"/>
-        </w:rPr>
-      </w:pPr>
-      <w:r>
-        <w:rPr>
-          <w:color w:val="auto"/>
           <w:highlight w:val="yellow"/>
         </w:rPr>
-        <w:t>2.</w:t>
-      </w:r>
-      <w:r>
-        <w:rPr>
-          <w:color w:val="auto"/>
-          <w:highlight w:val="yellow"/>
-        </w:rPr>
-        <w:t>5</w:t>
-      </w:r>
-      <w:r>
-        <w:rPr>
-          <w:color w:val="auto"/>
-          <w:highlight w:val="yellow"/>
-        </w:rPr>
-        <w:t xml:space="preserve">.1. </w:t>
-      </w:r>
-      <w:r>
-        <w:rPr>
-          <w:color w:val="auto"/>
-          <w:highlight w:val="yellow"/>
-        </w:rPr>
-        <w:t xml:space="preserve">Erreur en fonction des </w:t>
-      </w:r>
-      <w:proofErr w:type="spellStart"/>
-      <w:r>
-        <w:rPr>
-          <w:color w:val="auto"/>
-          <w:highlight w:val="yellow"/>
-        </w:rPr>
-        <w:t>epochs</w:t>
-      </w:r>
-      <w:proofErr w:type="spellEnd"/>
-    </w:p>
-    <w:p>
-      <w:pPr>
-        <w:pStyle w:val="Heading3"/>
-        <w:rPr>
-          <w:color w:val="auto"/>
-        </w:rPr>
-      </w:pPr>
-      <w:r>
-        <w:rPr>
-          <w:color w:val="auto"/>
-          <w:highlight w:val="yellow"/>
-        </w:rPr>
-        <w:t>2.</w:t>
-      </w:r>
-      <w:r>
-        <w:rPr>
-          <w:color w:val="auto"/>
-          <w:highlight w:val="yellow"/>
-        </w:rPr>
-        <w:t>5</w:t>
-      </w:r>
-      <w:r>
-        <w:rPr>
-          <w:color w:val="auto"/>
-          <w:highlight w:val="yellow"/>
-        </w:rPr>
-        <w:t>.</w:t>
-      </w:r>
-      <w:r>
-        <w:rPr>
-          <w:color w:val="auto"/>
-          <w:highlight w:val="yellow"/>
-        </w:rPr>
-        <w:t>2</w:t>
-      </w:r>
-      <w:r>
-        <w:rPr>
-          <w:color w:val="auto"/>
-          <w:highlight w:val="yellow"/>
-        </w:rPr>
-        <w:t xml:space="preserve">. </w:t>
+        <w:t xml:space="preserve">.2. </w:t>
       </w:r>
       <w:r>
         <w:rPr>
@@ -1496,28 +1493,36 @@
           <w:color w:val="auto"/>
           <w:highlight w:val="yellow"/>
         </w:rPr>
-        <w:t>.</w:t>
-      </w:r>
+        <w:t>.3. Représentation et interprétation de la matrice de confusion</w:t>
+      </w:r>
+    </w:p>
+    <w:p>
+      <w:pPr>
+        <w:pStyle w:val="Heading3"/>
+        <w:rPr>
+          <w:color w:val="auto"/>
+        </w:rPr>
+      </w:pPr>
       <w:r>
         <w:rPr>
           <w:color w:val="auto"/>
           <w:highlight w:val="yellow"/>
         </w:rPr>
-        <w:t>3</w:t>
+        <w:t>2.</w:t>
       </w:r>
       <w:r>
         <w:rPr>
           <w:color w:val="auto"/>
           <w:highlight w:val="yellow"/>
         </w:rPr>
-        <w:t xml:space="preserve">. </w:t>
+        <w:t>5</w:t>
       </w:r>
       <w:r>
         <w:rPr>
           <w:color w:val="auto"/>
           <w:highlight w:val="yellow"/>
         </w:rPr>
-        <w:t>Représentation et interprétation de la matrice de confusion</w:t>
+        <w:t>.4. Une représentation de l’attention sur les coordonnées (facultatif)</w:t>
       </w:r>
     </w:p>
     <w:p>
@@ -1546,71 +1551,21 @@
           <w:color w:val="auto"/>
           <w:highlight w:val="yellow"/>
         </w:rPr>
-        <w:t>.</w:t>
+        <w:t>.5. Exemple de traduction avec le sous</w:t>
       </w:r>
       <w:r>
         <w:rPr>
           <w:color w:val="auto"/>
           <w:highlight w:val="yellow"/>
         </w:rPr>
-        <w:t>4</w:t>
+        <w:t>-</w:t>
       </w:r>
       <w:r>
         <w:rPr>
           <w:color w:val="auto"/>
           <w:highlight w:val="yellow"/>
         </w:rPr>
-        <w:t>. Une représentation de l’attention sur les coordonnées (facultatif)</w:t>
-      </w:r>
-    </w:p>
-    <w:p>
-      <w:pPr>
-        <w:pStyle w:val="Heading3"/>
-        <w:rPr>
-          <w:color w:val="auto"/>
-        </w:rPr>
-      </w:pPr>
-      <w:r>
-        <w:rPr>
-          <w:color w:val="auto"/>
-          <w:highlight w:val="yellow"/>
-        </w:rPr>
-        <w:t>2.</w:t>
-      </w:r>
-      <w:r>
-        <w:rPr>
-          <w:color w:val="auto"/>
-          <w:highlight w:val="yellow"/>
-        </w:rPr>
-        <w:t>5</w:t>
-      </w:r>
-      <w:r>
-        <w:rPr>
-          <w:color w:val="auto"/>
-          <w:highlight w:val="yellow"/>
-        </w:rPr>
-        <w:t>.</w:t>
-      </w:r>
-      <w:r>
-        <w:rPr>
-          <w:color w:val="auto"/>
-          <w:highlight w:val="yellow"/>
-        </w:rPr>
-        <w:t>5</w:t>
-      </w:r>
-      <w:r>
-        <w:rPr>
-          <w:color w:val="auto"/>
-          <w:highlight w:val="yellow"/>
-        </w:rPr>
-        <w:t xml:space="preserve">. </w:t>
-      </w:r>
-      <w:r>
-        <w:rPr>
-          <w:color w:val="auto"/>
-          <w:highlight w:val="yellow"/>
-        </w:rPr>
-        <w:t>Exemple de traduction avec le sous ensemble de test</w:t>
+        <w:t>ensemble de test</w:t>
       </w:r>
     </w:p>
     <w:p>

--- a/Rapport.docx
+++ b/Rapport.docx
@@ -725,11 +725,20 @@
       </w:r>
     </w:p>
     <w:p>
-      <w:r>
-        <w:t xml:space="preserve">2.2. </w:t>
-      </w:r>
-      <w:r>
-        <w:t xml:space="preserve">Justification de l’architecture </w:t>
+      <w:pPr>
+        <w:pStyle w:val="Heading2"/>
+        <w:rPr>
+          <w:rFonts w:eastAsia="Times New Roman"/>
+          <w:color w:val="auto"/>
+        </w:rPr>
+      </w:pPr>
+      <w:r>
+        <w:rPr>
+          <w:rFonts w:eastAsia="Times New Roman"/>
+          <w:color w:val="auto"/>
+        </w:rPr>
+        <w:lastRenderedPageBreak/>
+        <w:t xml:space="preserve">2.2. Justification de l’architecture </w:t>
       </w:r>
     </w:p>
     <w:p>
@@ -744,9 +753,21 @@
         <w:rPr>
           <w:rFonts w:ascii="Calibri" w:hAnsi="Calibri" w:cs="Calibri"/>
         </w:rPr>
-        <w:lastRenderedPageBreak/>
         <w:br/>
-        <w:t>Afin de bien choisir la bonne architecture de réseau, on doit comprendre les entrées que celui-ci aura. ÉCRIRE UNE SECTION SUR LE PADDING, EOS ET AUGMENTATION DE DONNÉES.</w:t>
+        <w:t xml:space="preserve">Afin de bien choisir la bonne architecture de réseau, on doit comprendre les entrées que celui-ci aura. </w:t>
+      </w:r>
+      <w:r>
+        <w:rPr>
+          <w:rFonts w:ascii="Calibri" w:hAnsi="Calibri" w:cs="Calibri"/>
+          <w:highlight w:val="yellow"/>
+        </w:rPr>
+        <w:t>ÉCRIRE UNE SECTION SUR LE PADDING, EOS ET AUGMENTATION DE DONNÉES</w:t>
+      </w:r>
+      <w:r>
+        <w:rPr>
+          <w:rFonts w:ascii="Calibri" w:hAnsi="Calibri" w:cs="Calibri"/>
+        </w:rPr>
+        <w:t>.</w:t>
       </w:r>
     </w:p>
     <w:p>
@@ -757,6 +778,36 @@
           <w:rFonts w:ascii="Calibri" w:hAnsi="Calibri" w:cs="Calibri"/>
         </w:rPr>
       </w:pPr>
+      <w:r>
+        <w:rPr>
+          <w:rFonts w:ascii="Calibri" w:hAnsi="Calibri" w:cs="Calibri"/>
+        </w:rPr>
+        <w:t>L’architecture Elman n’a pas été testée, car elle est moins performante sur des séquences longues et offre peu d’avantages par rapport aux GRU et LSTM.</w:t>
+      </w:r>
+      <w:r>
+        <w:rPr>
+          <w:rFonts w:ascii="Calibri" w:hAnsi="Calibri" w:cs="Calibri"/>
+        </w:rPr>
+        <w:t xml:space="preserve"> </w:t>
+      </w:r>
+      <w:r>
+        <w:rPr>
+          <w:rFonts w:ascii="Calibri" w:hAnsi="Calibri" w:cs="Calibri"/>
+        </w:rPr>
+        <w:t>Chaque neurone caché d’Elman ne dispose que d’une mémoire très courte.</w:t>
+      </w:r>
+      <w:r>
+        <w:rPr>
+          <w:rFonts w:ascii="Calibri" w:hAnsi="Calibri" w:cs="Calibri"/>
+        </w:rPr>
+        <w:t xml:space="preserve"> Il faut donc compenser en augmentant le nombre de neurones ou de couches. Cela augmente le nombre de </w:t>
+      </w:r>
+      <w:r>
+        <w:rPr>
+          <w:rFonts w:ascii="Calibri" w:hAnsi="Calibri" w:cs="Calibri"/>
+        </w:rPr>
+        <w:t>paramètres, ce qui n’est pas souhaitable avec la contrainte de 10 000 paramètres.</w:t>
+      </w:r>
     </w:p>
     <w:p>
       <w:pPr>
@@ -1124,6 +1175,7 @@
         <w:rPr>
           <w:color w:val="auto"/>
         </w:rPr>
+        <w:lastRenderedPageBreak/>
         <w:t>2.</w:t>
       </w:r>
       <w:r>
@@ -1312,260 +1364,989 @@
     </w:p>
     <w:p>
       <w:r>
+        <w:t xml:space="preserve">Le modèle comporte </w:t>
+      </w:r>
+      <w:r>
+        <w:rPr>
+          <w:highlight w:val="yellow"/>
+        </w:rPr>
+        <w:t>XX</w:t>
+      </w:r>
+      <w:r>
+        <w:t xml:space="preserve"> </w:t>
+      </w:r>
+      <w:r>
+        <w:t xml:space="preserve">paramètres entraînables, respectant ainsi la limite de 10 000 paramètres pour un déploiement sur un système embarqué. Ces paramètres incluent ceux des couches GRU, de </w:t>
+      </w:r>
+      <w:r>
+        <w:rPr>
+          <w:i/>
+          <w:iCs/>
+        </w:rPr>
+        <w:t>l’</w:t>
+      </w:r>
+      <w:proofErr w:type="spellStart"/>
+      <w:r>
+        <w:rPr>
+          <w:i/>
+          <w:iCs/>
+        </w:rPr>
+        <w:t>embedding</w:t>
+      </w:r>
+      <w:proofErr w:type="spellEnd"/>
+      <w:r>
+        <w:t xml:space="preserve"> et </w:t>
+      </w:r>
+      <w:r>
+        <w:t>de la couche de sortie linéaire</w:t>
+      </w:r>
+      <w:r>
+        <w:t>.</w:t>
+      </w:r>
+    </w:p>
+    <w:p/>
+    <w:p>
+      <w:pPr>
+        <w:pStyle w:val="Heading2"/>
+        <w:rPr>
+          <w:color w:val="auto"/>
+        </w:rPr>
+      </w:pPr>
+      <w:r>
+        <w:rPr>
+          <w:color w:val="auto"/>
+        </w:rPr>
+        <w:t>2.</w:t>
+      </w:r>
+      <w:r>
+        <w:rPr>
+          <w:color w:val="auto"/>
+        </w:rPr>
+        <w:t>5</w:t>
+      </w:r>
+      <w:r>
+        <w:rPr>
+          <w:color w:val="auto"/>
+        </w:rPr>
+        <w:t xml:space="preserve">. </w:t>
+      </w:r>
+      <w:r>
+        <w:rPr>
+          <w:color w:val="auto"/>
+        </w:rPr>
+        <w:t>Validation</w:t>
+      </w:r>
+    </w:p>
+    <w:p>
+      <w:pPr>
+        <w:pStyle w:val="Heading3"/>
+        <w:rPr>
+          <w:color w:val="auto"/>
+        </w:rPr>
+      </w:pPr>
+      <w:r>
+        <w:rPr>
+          <w:color w:val="auto"/>
+        </w:rPr>
+        <w:t>2.</w:t>
+      </w:r>
+      <w:r>
+        <w:rPr>
+          <w:color w:val="auto"/>
+        </w:rPr>
+        <w:t>5</w:t>
+      </w:r>
+      <w:r>
+        <w:rPr>
+          <w:color w:val="auto"/>
+        </w:rPr>
+        <w:t xml:space="preserve">.1. </w:t>
+      </w:r>
+      <w:r>
+        <w:rPr>
+          <w:color w:val="auto"/>
+        </w:rPr>
+        <w:t xml:space="preserve">Erreur en fonction des </w:t>
+      </w:r>
+      <w:proofErr w:type="spellStart"/>
+      <w:r>
+        <w:rPr>
+          <w:color w:val="auto"/>
+        </w:rPr>
+        <w:t>epochs</w:t>
+      </w:r>
+      <w:proofErr w:type="spellEnd"/>
+    </w:p>
+    <w:p>
+      <w:pPr>
+        <w:jc w:val="center"/>
+      </w:pPr>
+      <w:r>
+        <w:rPr>
+          <w:noProof/>
+        </w:rPr>
+        <w:drawing>
+          <wp:inline distT="0" distB="0" distL="0" distR="0" wp14:anchorId="30686101" wp14:editId="2F5E3B41">
+            <wp:extent cx="5087060" cy="3867690"/>
+            <wp:effectExtent l="0" t="0" r="0" b="0"/>
+            <wp:docPr id="1877451920" name="Picture 1"/>
+            <wp:cNvGraphicFramePr>
+              <a:graphicFrameLocks xmlns:a="http://schemas.openxmlformats.org/drawingml/2006/main" noChangeAspect="1"/>
+            </wp:cNvGraphicFramePr>
+            <a:graphic xmlns:a="http://schemas.openxmlformats.org/drawingml/2006/main">
+              <a:graphicData uri="http://schemas.openxmlformats.org/drawingml/2006/picture">
+                <pic:pic xmlns:pic="http://schemas.openxmlformats.org/drawingml/2006/picture">
+                  <pic:nvPicPr>
+                    <pic:cNvPr id="1877451920" name=""/>
+                    <pic:cNvPicPr/>
+                  </pic:nvPicPr>
+                  <pic:blipFill>
+                    <a:blip r:embed="rId7"/>
+                    <a:stretch>
+                      <a:fillRect/>
+                    </a:stretch>
+                  </pic:blipFill>
+                  <pic:spPr>
+                    <a:xfrm>
+                      <a:off x="0" y="0"/>
+                      <a:ext cx="5087060" cy="3867690"/>
+                    </a:xfrm>
+                    <a:prstGeom prst="rect">
+                      <a:avLst/>
+                    </a:prstGeom>
+                  </pic:spPr>
+                </pic:pic>
+              </a:graphicData>
+            </a:graphic>
+          </wp:inline>
+        </w:drawing>
+      </w:r>
+    </w:p>
+    <w:p>
+      <w:r>
+        <w:t xml:space="preserve">On observe une diminution rapide de l’erreur au cours des premières </w:t>
+      </w:r>
+      <w:proofErr w:type="spellStart"/>
+      <w:r>
+        <w:t>epochs</w:t>
+      </w:r>
+      <w:proofErr w:type="spellEnd"/>
+      <w:r>
+        <w:t xml:space="preserve">, atteignant une valeur relativement faible vers 30 </w:t>
+      </w:r>
+      <w:proofErr w:type="spellStart"/>
+      <w:r>
+        <w:rPr>
+          <w:i/>
+          <w:iCs/>
+        </w:rPr>
+        <w:t>epochs</w:t>
+      </w:r>
+      <w:proofErr w:type="spellEnd"/>
+      <w:r>
+        <w:t xml:space="preserve">. L’apprentissage se poursuit ensuite plus lentement jusqu’à environ 55 </w:t>
+      </w:r>
+      <w:proofErr w:type="spellStart"/>
+      <w:r>
+        <w:rPr>
+          <w:i/>
+          <w:iCs/>
+        </w:rPr>
+        <w:t>epochs</w:t>
+      </w:r>
+      <w:proofErr w:type="spellEnd"/>
+      <w:r>
+        <w:t xml:space="preserve">. Après ce point, la courbe tend vers un plateau, </w:t>
+      </w:r>
+      <w:r>
         <w:lastRenderedPageBreak/>
-        <w:t xml:space="preserve">Le modèle comporte </w:t>
-      </w:r>
-      <w:r>
-        <w:rPr>
+        <w:t>suggérant qu’un entraînement prolongé n’apporterait que de</w:t>
+      </w:r>
+      <w:r>
+        <w:t xml:space="preserve"> petites</w:t>
+      </w:r>
+      <w:r>
+        <w:t xml:space="preserve"> améliorations de</w:t>
+      </w:r>
+      <w:r>
+        <w:t xml:space="preserve"> </w:t>
+      </w:r>
+      <w:r>
+        <w:t>performances.</w:t>
+      </w:r>
+    </w:p>
+    <w:p>
+      <w:pPr>
+        <w:pStyle w:val="Heading3"/>
+        <w:rPr>
+          <w:color w:val="auto"/>
+        </w:rPr>
+      </w:pPr>
+      <w:r>
+        <w:rPr>
+          <w:color w:val="auto"/>
           <w:highlight w:val="yellow"/>
         </w:rPr>
+        <w:t>2.</w:t>
+      </w:r>
+      <w:r>
+        <w:rPr>
+          <w:color w:val="auto"/>
+          <w:highlight w:val="yellow"/>
+        </w:rPr>
+        <w:t>5</w:t>
+      </w:r>
+      <w:r>
+        <w:rPr>
+          <w:color w:val="auto"/>
+          <w:highlight w:val="yellow"/>
+        </w:rPr>
+        <w:t xml:space="preserve">.2. </w:t>
+      </w:r>
+      <w:r>
+        <w:rPr>
+          <w:color w:val="auto"/>
+          <w:highlight w:val="yellow"/>
+        </w:rPr>
+        <w:t xml:space="preserve">Distance d’édition moyenne en fonctions des </w:t>
+      </w:r>
+      <w:proofErr w:type="spellStart"/>
+      <w:r>
+        <w:rPr>
+          <w:color w:val="auto"/>
+          <w:highlight w:val="yellow"/>
+        </w:rPr>
+        <w:t>epochs</w:t>
+      </w:r>
+      <w:proofErr w:type="spellEnd"/>
+    </w:p>
+    <w:p/>
+    <w:p/>
+    <w:p/>
+    <w:p/>
+    <w:p/>
+    <w:p/>
+    <w:p/>
+    <w:p/>
+    <w:p/>
+    <w:p/>
+    <w:p/>
+    <w:p/>
+    <w:p/>
+    <w:p/>
+    <w:p/>
+    <w:p/>
+    <w:p/>
+    <w:p/>
+    <w:p/>
+    <w:p/>
+    <w:p/>
+    <w:p/>
+    <w:p>
+      <w:pPr>
+        <w:pStyle w:val="Heading3"/>
+        <w:rPr>
+          <w:color w:val="auto"/>
+        </w:rPr>
+      </w:pPr>
+      <w:r>
+        <w:rPr>
+          <w:color w:val="auto"/>
+        </w:rPr>
+        <w:lastRenderedPageBreak/>
+        <w:t>2.</w:t>
+      </w:r>
+      <w:r>
+        <w:rPr>
+          <w:color w:val="auto"/>
+        </w:rPr>
+        <w:t>5</w:t>
+      </w:r>
+      <w:r>
+        <w:rPr>
+          <w:color w:val="auto"/>
+        </w:rPr>
+        <w:t>.3. Représentation et interprétation de la matrice de confusion</w:t>
+      </w:r>
+    </w:p>
+    <w:p>
+      <w:pPr>
+        <w:rPr>
+          <w:noProof/>
+        </w:rPr>
+      </w:pPr>
+    </w:p>
+    <w:p>
+      <w:pPr>
+        <w:jc w:val="center"/>
+      </w:pPr>
+      <w:r>
+        <w:rPr>
+          <w:noProof/>
+        </w:rPr>
+        <w:drawing>
+          <wp:inline distT="0" distB="0" distL="0" distR="0" wp14:anchorId="65EE15A0" wp14:editId="5AFF9992">
+            <wp:extent cx="4754880" cy="4220433"/>
+            <wp:effectExtent l="0" t="0" r="7620" b="8890"/>
+            <wp:docPr id="925153715" name="Picture 2"/>
+            <wp:cNvGraphicFramePr>
+              <a:graphicFrameLocks xmlns:a="http://schemas.openxmlformats.org/drawingml/2006/main" noChangeAspect="1"/>
+            </wp:cNvGraphicFramePr>
+            <a:graphic xmlns:a="http://schemas.openxmlformats.org/drawingml/2006/main">
+              <a:graphicData uri="http://schemas.openxmlformats.org/drawingml/2006/picture">
+                <pic:pic xmlns:pic="http://schemas.openxmlformats.org/drawingml/2006/picture">
+                  <pic:nvPicPr>
+                    <pic:cNvPr id="0" name="Picture 2"/>
+                    <pic:cNvPicPr>
+                      <a:picLocks noChangeAspect="1" noChangeArrowheads="1"/>
+                    </pic:cNvPicPr>
+                  </pic:nvPicPr>
+                  <pic:blipFill rotWithShape="1">
+                    <a:blip r:embed="rId8">
+                      <a:extLst>
+                        <a:ext uri="{28A0092B-C50C-407E-A947-70E740481C1C}">
+                          <a14:useLocalDpi xmlns:a14="http://schemas.microsoft.com/office/drawing/2010/main" val="0"/>
+                        </a:ext>
+                      </a:extLst>
+                    </a:blip>
+                    <a:srcRect l="6863" t="8731" r="14703" b="4282"/>
+                    <a:stretch>
+                      <a:fillRect/>
+                    </a:stretch>
+                  </pic:blipFill>
+                  <pic:spPr bwMode="auto">
+                    <a:xfrm>
+                      <a:off x="0" y="0"/>
+                      <a:ext cx="4785524" cy="4247633"/>
+                    </a:xfrm>
+                    <a:prstGeom prst="rect">
+                      <a:avLst/>
+                    </a:prstGeom>
+                    <a:noFill/>
+                    <a:ln>
+                      <a:noFill/>
+                    </a:ln>
+                    <a:extLst>
+                      <a:ext uri="{53640926-AAD7-44D8-BBD7-CCE9431645EC}">
+                        <a14:shadowObscured xmlns:a14="http://schemas.microsoft.com/office/drawing/2010/main"/>
+                      </a:ext>
+                    </a:extLst>
+                  </pic:spPr>
+                </pic:pic>
+              </a:graphicData>
+            </a:graphic>
+          </wp:inline>
+        </w:drawing>
+      </w:r>
+    </w:p>
+    <w:p>
+      <w:pPr>
+        <w:jc w:val="both"/>
+      </w:pPr>
+      <w:r>
+        <w:t>Pour interpréter une matrice de confusion, il est important d’en comprendre la signification. Une matrice de confusion satisfaisante présente des valeurs élevées sur la diagonale principale, puisque celle-ci correspond aux prédictions correctes du modèle. Dans le cas présent, la majorité des valeurs se situent sur cette diagonale, ce qui indique une très bonne performance du réseau.</w:t>
+      </w:r>
+    </w:p>
+    <w:p>
+      <w:pPr>
+        <w:jc w:val="both"/>
+      </w:pPr>
+      <w:r>
+        <w:t>Certaines valeurs apparaissent toutefois à l’extérieur de la diagonale, montrant que le modèle ne réalise pas des prédictions parfaites. Les valeurs unitaires dispersées représentent des erreurs ponctuelles de classification. Étant donné qu’il s’agit de reconnaissance de caractères manuscrits, il est normal que certaines lettres se ressemblent visuellement, ce qui peut entraîner des confusions.</w:t>
+      </w:r>
+    </w:p>
+    <w:p>
+      <w:pPr>
+        <w:jc w:val="both"/>
+      </w:pPr>
+      <w:r>
+        <w:t>Un point particulièrement intéressant est la case (n, m), dont la valeur est 2. Cela signifie que le réseau a confondu deux fois la lettre « n » avec la lettre « m ». Cette erreur est compréhensible puisque ces deux caractères présentent une grande similarité visuelle en écriture manuscrite.</w:t>
+      </w:r>
+    </w:p>
+    <w:p>
+      <w:pPr>
+        <w:pStyle w:val="Heading3"/>
+        <w:rPr>
+          <w:color w:val="auto"/>
+        </w:rPr>
+      </w:pPr>
+      <w:r>
+        <w:rPr>
+          <w:color w:val="auto"/>
+        </w:rPr>
+        <w:lastRenderedPageBreak/>
+        <w:t>2.</w:t>
+      </w:r>
+      <w:r>
+        <w:rPr>
+          <w:color w:val="auto"/>
+        </w:rPr>
+        <w:t>5</w:t>
+      </w:r>
+      <w:r>
+        <w:rPr>
+          <w:color w:val="auto"/>
+        </w:rPr>
+        <w:t xml:space="preserve">.4. Une représentation de l’attention sur les coordonnées </w:t>
+      </w:r>
+    </w:p>
+    <w:p>
+      <w:pPr>
+        <w:jc w:val="center"/>
+      </w:pPr>
+    </w:p>
+    <w:tbl>
+      <w:tblPr>
+        <w:tblStyle w:val="TableGrid"/>
+        <w:tblW w:w="0" w:type="auto"/>
+        <w:tblBorders>
+          <w:top w:val="none" w:sz="0" w:space="0" w:color="auto"/>
+          <w:left w:val="none" w:sz="0" w:space="0" w:color="auto"/>
+          <w:bottom w:val="none" w:sz="0" w:space="0" w:color="auto"/>
+          <w:right w:val="none" w:sz="0" w:space="0" w:color="auto"/>
+          <w:insideH w:val="none" w:sz="0" w:space="0" w:color="auto"/>
+          <w:insideV w:val="none" w:sz="0" w:space="0" w:color="auto"/>
+        </w:tblBorders>
+        <w:tblLook w:val="04A0" w:firstRow="1" w:lastRow="0" w:firstColumn="1" w:lastColumn="0" w:noHBand="0" w:noVBand="1"/>
+      </w:tblPr>
+      <w:tblGrid>
+        <w:gridCol w:w="4476"/>
+        <w:gridCol w:w="4930"/>
+      </w:tblGrid>
+      <w:tr>
+        <w:tc>
+          <w:tcPr>
+            <w:tcW w:w="4476" w:type="dxa"/>
+          </w:tcPr>
+          <w:p>
+            <w:pPr>
+              <w:jc w:val="center"/>
+            </w:pPr>
+            <w:r>
+              <w:rPr>
+                <w:noProof/>
+              </w:rPr>
+              <w:drawing>
+                <wp:inline distT="0" distB="0" distL="0" distR="0" wp14:anchorId="76ADC0CA" wp14:editId="11523DF5">
+                  <wp:extent cx="2703355" cy="3240000"/>
+                  <wp:effectExtent l="0" t="0" r="1905" b="0"/>
+                  <wp:docPr id="852373814" name="Picture 9"/>
+                  <wp:cNvGraphicFramePr>
+                    <a:graphicFrameLocks xmlns:a="http://schemas.openxmlformats.org/drawingml/2006/main" noChangeAspect="1"/>
+                  </wp:cNvGraphicFramePr>
+                  <a:graphic xmlns:a="http://schemas.openxmlformats.org/drawingml/2006/main">
+                    <a:graphicData uri="http://schemas.openxmlformats.org/drawingml/2006/picture">
+                      <pic:pic xmlns:pic="http://schemas.openxmlformats.org/drawingml/2006/picture">
+                        <pic:nvPicPr>
+                          <pic:cNvPr id="0" name="Picture 9"/>
+                          <pic:cNvPicPr>
+                            <a:picLocks noChangeAspect="1" noChangeArrowheads="1"/>
+                          </pic:cNvPicPr>
+                        </pic:nvPicPr>
+                        <pic:blipFill>
+                          <a:blip r:embed="rId9">
+                            <a:extLst>
+                              <a:ext uri="{28A0092B-C50C-407E-A947-70E740481C1C}">
+                                <a14:useLocalDpi xmlns:a14="http://schemas.microsoft.com/office/drawing/2010/main" val="0"/>
+                              </a:ext>
+                            </a:extLst>
+                          </a:blip>
+                          <a:srcRect/>
+                          <a:stretch>
+                            <a:fillRect/>
+                          </a:stretch>
+                        </pic:blipFill>
+                        <pic:spPr bwMode="auto">
+                          <a:xfrm>
+                            <a:off x="0" y="0"/>
+                            <a:ext cx="2703355" cy="3240000"/>
+                          </a:xfrm>
+                          <a:prstGeom prst="rect">
+                            <a:avLst/>
+                          </a:prstGeom>
+                          <a:noFill/>
+                          <a:ln>
+                            <a:noFill/>
+                          </a:ln>
+                        </pic:spPr>
+                      </pic:pic>
+                    </a:graphicData>
+                  </a:graphic>
+                </wp:inline>
+              </w:drawing>
+            </w:r>
+          </w:p>
+        </w:tc>
+        <w:tc>
+          <w:tcPr>
+            <w:tcW w:w="4930" w:type="dxa"/>
+          </w:tcPr>
+          <w:p>
+            <w:r>
+              <w:rPr>
+                <w:noProof/>
+              </w:rPr>
+              <w:drawing>
+                <wp:inline distT="0" distB="0" distL="0" distR="0" wp14:anchorId="36000694" wp14:editId="1A9E093A">
+                  <wp:extent cx="2703355" cy="3240000"/>
+                  <wp:effectExtent l="0" t="0" r="1905" b="0"/>
+                  <wp:docPr id="1444471208" name="Picture 10"/>
+                  <wp:cNvGraphicFramePr>
+                    <a:graphicFrameLocks xmlns:a="http://schemas.openxmlformats.org/drawingml/2006/main" noChangeAspect="1"/>
+                  </wp:cNvGraphicFramePr>
+                  <a:graphic xmlns:a="http://schemas.openxmlformats.org/drawingml/2006/main">
+                    <a:graphicData uri="http://schemas.openxmlformats.org/drawingml/2006/picture">
+                      <pic:pic xmlns:pic="http://schemas.openxmlformats.org/drawingml/2006/picture">
+                        <pic:nvPicPr>
+                          <pic:cNvPr id="0" name="Picture 10"/>
+                          <pic:cNvPicPr>
+                            <a:picLocks noChangeAspect="1" noChangeArrowheads="1"/>
+                          </pic:cNvPicPr>
+                        </pic:nvPicPr>
+                        <pic:blipFill>
+                          <a:blip r:embed="rId10">
+                            <a:extLst>
+                              <a:ext uri="{28A0092B-C50C-407E-A947-70E740481C1C}">
+                                <a14:useLocalDpi xmlns:a14="http://schemas.microsoft.com/office/drawing/2010/main" val="0"/>
+                              </a:ext>
+                            </a:extLst>
+                          </a:blip>
+                          <a:srcRect/>
+                          <a:stretch>
+                            <a:fillRect/>
+                          </a:stretch>
+                        </pic:blipFill>
+                        <pic:spPr bwMode="auto">
+                          <a:xfrm>
+                            <a:off x="0" y="0"/>
+                            <a:ext cx="2703355" cy="3240000"/>
+                          </a:xfrm>
+                          <a:prstGeom prst="rect">
+                            <a:avLst/>
+                          </a:prstGeom>
+                          <a:noFill/>
+                          <a:ln>
+                            <a:noFill/>
+                          </a:ln>
+                        </pic:spPr>
+                      </pic:pic>
+                    </a:graphicData>
+                  </a:graphic>
+                </wp:inline>
+              </w:drawing>
+            </w:r>
+          </w:p>
+        </w:tc>
+      </w:tr>
+      <w:tr>
+        <w:tc>
+          <w:tcPr>
+            <w:tcW w:w="9406" w:type="dxa"/>
+            <w:gridSpan w:val="2"/>
+          </w:tcPr>
+          <w:p>
+            <w:pPr>
+              <w:jc w:val="center"/>
+              <w:rPr>
+                <w:noProof/>
+              </w:rPr>
+            </w:pPr>
+            <w:r>
+              <w:rPr>
+                <w:noProof/>
+              </w:rPr>
+              <w:drawing>
+                <wp:inline distT="0" distB="0" distL="0" distR="0" wp14:anchorId="6BC66DAE" wp14:editId="002AE3AB">
+                  <wp:extent cx="2703354" cy="3240000"/>
+                  <wp:effectExtent l="0" t="0" r="1905" b="0"/>
+                  <wp:docPr id="1768085217" name="Picture 8"/>
+                  <wp:cNvGraphicFramePr>
+                    <a:graphicFrameLocks xmlns:a="http://schemas.openxmlformats.org/drawingml/2006/main" noChangeAspect="1"/>
+                  </wp:cNvGraphicFramePr>
+                  <a:graphic xmlns:a="http://schemas.openxmlformats.org/drawingml/2006/main">
+                    <a:graphicData uri="http://schemas.openxmlformats.org/drawingml/2006/picture">
+                      <pic:pic xmlns:pic="http://schemas.openxmlformats.org/drawingml/2006/picture">
+                        <pic:nvPicPr>
+                          <pic:cNvPr id="0" name="Picture 8"/>
+                          <pic:cNvPicPr>
+                            <a:picLocks noChangeAspect="1" noChangeArrowheads="1"/>
+                          </pic:cNvPicPr>
+                        </pic:nvPicPr>
+                        <pic:blipFill>
+                          <a:blip r:embed="rId11">
+                            <a:extLst>
+                              <a:ext uri="{28A0092B-C50C-407E-A947-70E740481C1C}">
+                                <a14:useLocalDpi xmlns:a14="http://schemas.microsoft.com/office/drawing/2010/main" val="0"/>
+                              </a:ext>
+                            </a:extLst>
+                          </a:blip>
+                          <a:srcRect/>
+                          <a:stretch>
+                            <a:fillRect/>
+                          </a:stretch>
+                        </pic:blipFill>
+                        <pic:spPr bwMode="auto">
+                          <a:xfrm>
+                            <a:off x="0" y="0"/>
+                            <a:ext cx="2703354" cy="3240000"/>
+                          </a:xfrm>
+                          <a:prstGeom prst="rect">
+                            <a:avLst/>
+                          </a:prstGeom>
+                          <a:noFill/>
+                          <a:ln>
+                            <a:noFill/>
+                          </a:ln>
+                        </pic:spPr>
+                      </pic:pic>
+                    </a:graphicData>
+                  </a:graphic>
+                </wp:inline>
+              </w:drawing>
+            </w:r>
+          </w:p>
+        </w:tc>
+      </w:tr>
+    </w:tbl>
+    <w:p>
+      <w:pPr>
+        <w:jc w:val="both"/>
+      </w:pPr>
+      <w:r>
+        <w:t>L</w:t>
+      </w:r>
+      <w:r>
+        <w:t xml:space="preserve">a représentation de l’attention montre quelles coordonnées influencent le plus la prédiction du modèle. Les zones plus </w:t>
+      </w:r>
+      <w:r>
+        <w:t>foncées</w:t>
+      </w:r>
+      <w:r>
+        <w:t xml:space="preserve"> indiquent que le réseau se concentre davantage sur ces régions</w:t>
+      </w:r>
+      <w:r>
+        <w:t xml:space="preserve"> (et donc leur accorde plus d’importance)</w:t>
+      </w:r>
+      <w:r>
+        <w:t xml:space="preserve">, tandis que les zones </w:t>
+      </w:r>
+      <w:r>
+        <w:t>plus pales</w:t>
+      </w:r>
+      <w:r>
+        <w:t xml:space="preserve"> </w:t>
+      </w:r>
+      <w:proofErr w:type="gramStart"/>
+      <w:r>
+        <w:t>ont</w:t>
+      </w:r>
+      <w:proofErr w:type="gramEnd"/>
+      <w:r>
+        <w:t xml:space="preserve"> une influence plus faible. Le mécanisme d’attention permet donc de prioriser l’information la plus pertinente pour améliorer la performance du modèle.</w:t>
+      </w:r>
+    </w:p>
+    <w:p>
+      <w:pPr>
+        <w:pStyle w:val="Heading3"/>
+        <w:rPr>
+          <w:color w:val="auto"/>
+        </w:rPr>
+      </w:pPr>
+      <w:r>
+        <w:rPr>
+          <w:color w:val="auto"/>
+        </w:rPr>
+        <w:lastRenderedPageBreak/>
+        <w:t>2.</w:t>
+      </w:r>
+      <w:r>
+        <w:rPr>
+          <w:color w:val="auto"/>
+        </w:rPr>
+        <w:t>5</w:t>
+      </w:r>
+      <w:r>
+        <w:rPr>
+          <w:color w:val="auto"/>
+        </w:rPr>
+        <w:t>.5. Exemple de traduction avec le sous</w:t>
+      </w:r>
+      <w:r>
+        <w:rPr>
+          <w:color w:val="auto"/>
+        </w:rPr>
+        <w:t>-</w:t>
+      </w:r>
+      <w:r>
+        <w:rPr>
+          <w:color w:val="auto"/>
+        </w:rPr>
+        <w:t>ensemble de test</w:t>
+      </w:r>
+    </w:p>
+    <w:p/>
+    <w:tbl>
+      <w:tblPr>
+        <w:tblStyle w:val="TableGrid"/>
+        <w:tblW w:w="0" w:type="auto"/>
+        <w:tblBorders>
+          <w:top w:val="none" w:sz="0" w:space="0" w:color="auto"/>
+          <w:left w:val="none" w:sz="0" w:space="0" w:color="auto"/>
+          <w:bottom w:val="none" w:sz="0" w:space="0" w:color="auto"/>
+          <w:right w:val="none" w:sz="0" w:space="0" w:color="auto"/>
+          <w:insideH w:val="none" w:sz="0" w:space="0" w:color="auto"/>
+          <w:insideV w:val="none" w:sz="0" w:space="0" w:color="auto"/>
+        </w:tblBorders>
+        <w:tblLook w:val="04A0" w:firstRow="1" w:lastRow="0" w:firstColumn="1" w:lastColumn="0" w:noHBand="0" w:noVBand="1"/>
+      </w:tblPr>
+      <w:tblGrid>
+        <w:gridCol w:w="4802"/>
+        <w:gridCol w:w="4604"/>
+      </w:tblGrid>
+      <w:tr>
+        <w:tc>
+          <w:tcPr>
+            <w:tcW w:w="3132" w:type="dxa"/>
+          </w:tcPr>
+          <w:p>
+            <w:r>
+              <w:rPr>
+                <w:noProof/>
+              </w:rPr>
+              <w:drawing>
+                <wp:inline distT="0" distB="0" distL="0" distR="0" wp14:anchorId="536CD341" wp14:editId="3A64E255">
+                  <wp:extent cx="2952632" cy="2340000"/>
+                  <wp:effectExtent l="0" t="0" r="635" b="3175"/>
+                  <wp:docPr id="1978433343" name="Picture 6"/>
+                  <wp:cNvGraphicFramePr>
+                    <a:graphicFrameLocks xmlns:a="http://schemas.openxmlformats.org/drawingml/2006/main" noChangeAspect="1"/>
+                  </wp:cNvGraphicFramePr>
+                  <a:graphic xmlns:a="http://schemas.openxmlformats.org/drawingml/2006/main">
+                    <a:graphicData uri="http://schemas.openxmlformats.org/drawingml/2006/picture">
+                      <pic:pic xmlns:pic="http://schemas.openxmlformats.org/drawingml/2006/picture">
+                        <pic:nvPicPr>
+                          <pic:cNvPr id="0" name="Picture 6"/>
+                          <pic:cNvPicPr>
+                            <a:picLocks noChangeAspect="1" noChangeArrowheads="1"/>
+                          </pic:cNvPicPr>
+                        </pic:nvPicPr>
+                        <pic:blipFill rotWithShape="1">
+                          <a:blip r:embed="rId12">
+                            <a:extLst>
+                              <a:ext uri="{28A0092B-C50C-407E-A947-70E740481C1C}">
+                                <a14:useLocalDpi xmlns:a14="http://schemas.microsoft.com/office/drawing/2010/main" val="0"/>
+                              </a:ext>
+                            </a:extLst>
+                          </a:blip>
+                          <a:srcRect l="6796" t="5073" r="8434" b="5368"/>
+                          <a:stretch>
+                            <a:fillRect/>
+                          </a:stretch>
+                        </pic:blipFill>
+                        <pic:spPr bwMode="auto">
+                          <a:xfrm>
+                            <a:off x="0" y="0"/>
+                            <a:ext cx="2952632" cy="2340000"/>
+                          </a:xfrm>
+                          <a:prstGeom prst="rect">
+                            <a:avLst/>
+                          </a:prstGeom>
+                          <a:noFill/>
+                          <a:ln>
+                            <a:noFill/>
+                          </a:ln>
+                          <a:extLst>
+                            <a:ext uri="{53640926-AAD7-44D8-BBD7-CCE9431645EC}">
+                              <a14:shadowObscured xmlns:a14="http://schemas.microsoft.com/office/drawing/2010/main"/>
+                            </a:ext>
+                          </a:extLst>
+                        </pic:spPr>
+                      </pic:pic>
+                    </a:graphicData>
+                  </a:graphic>
+                </wp:inline>
+              </w:drawing>
+            </w:r>
+          </w:p>
+        </w:tc>
+        <w:tc>
+          <w:tcPr>
+            <w:tcW w:w="6264" w:type="dxa"/>
+          </w:tcPr>
+          <w:p>
+            <w:pPr>
+              <w:jc w:val="center"/>
+            </w:pPr>
+            <w:r>
+              <w:rPr>
+                <w:noProof/>
+              </w:rPr>
+              <w:drawing>
+                <wp:inline distT="0" distB="0" distL="0" distR="0" wp14:anchorId="481B0450" wp14:editId="6C9A6FD6">
+                  <wp:extent cx="2826232" cy="2340000"/>
+                  <wp:effectExtent l="0" t="0" r="0" b="3175"/>
+                  <wp:docPr id="1121165021" name="Picture 7"/>
+                  <wp:cNvGraphicFramePr>
+                    <a:graphicFrameLocks xmlns:a="http://schemas.openxmlformats.org/drawingml/2006/main" noChangeAspect="1"/>
+                  </wp:cNvGraphicFramePr>
+                  <a:graphic xmlns:a="http://schemas.openxmlformats.org/drawingml/2006/main">
+                    <a:graphicData uri="http://schemas.openxmlformats.org/drawingml/2006/picture">
+                      <pic:pic xmlns:pic="http://schemas.openxmlformats.org/drawingml/2006/picture">
+                        <pic:nvPicPr>
+                          <pic:cNvPr id="0" name="Picture 7"/>
+                          <pic:cNvPicPr>
+                            <a:picLocks noChangeAspect="1" noChangeArrowheads="1"/>
+                          </pic:cNvPicPr>
+                        </pic:nvPicPr>
+                        <pic:blipFill rotWithShape="1">
+                          <a:blip r:embed="rId13">
+                            <a:extLst>
+                              <a:ext uri="{28A0092B-C50C-407E-A947-70E740481C1C}">
+                                <a14:useLocalDpi xmlns:a14="http://schemas.microsoft.com/office/drawing/2010/main" val="0"/>
+                              </a:ext>
+                            </a:extLst>
+                          </a:blip>
+                          <a:srcRect l="8248" t="5365" r="8346" b="2577"/>
+                          <a:stretch>
+                            <a:fillRect/>
+                          </a:stretch>
+                        </pic:blipFill>
+                        <pic:spPr bwMode="auto">
+                          <a:xfrm>
+                            <a:off x="0" y="0"/>
+                            <a:ext cx="2826232" cy="2340000"/>
+                          </a:xfrm>
+                          <a:prstGeom prst="rect">
+                            <a:avLst/>
+                          </a:prstGeom>
+                          <a:noFill/>
+                          <a:ln>
+                            <a:noFill/>
+                          </a:ln>
+                          <a:extLst>
+                            <a:ext uri="{53640926-AAD7-44D8-BBD7-CCE9431645EC}">
+                              <a14:shadowObscured xmlns:a14="http://schemas.microsoft.com/office/drawing/2010/main"/>
+                            </a:ext>
+                          </a:extLst>
+                        </pic:spPr>
+                      </pic:pic>
+                    </a:graphicData>
+                  </a:graphic>
+                </wp:inline>
+              </w:drawing>
+            </w:r>
+          </w:p>
+        </w:tc>
+      </w:tr>
+      <w:tr>
+        <w:tc>
+          <w:tcPr>
+            <w:tcW w:w="9396" w:type="dxa"/>
+            <w:gridSpan w:val="2"/>
+          </w:tcPr>
+          <w:p>
+            <w:pPr>
+              <w:jc w:val="center"/>
+              <w:rPr>
+                <w:noProof/>
+              </w:rPr>
+            </w:pPr>
+            <w:r>
+              <w:rPr>
+                <w:noProof/>
+              </w:rPr>
+              <w:drawing>
+                <wp:inline distT="0" distB="0" distL="0" distR="0" wp14:anchorId="477070B5" wp14:editId="56EC9867">
+                  <wp:extent cx="2892414" cy="2340000"/>
+                  <wp:effectExtent l="0" t="0" r="3810" b="3175"/>
+                  <wp:docPr id="1731049564" name="Picture 4"/>
+                  <wp:cNvGraphicFramePr>
+                    <a:graphicFrameLocks xmlns:a="http://schemas.openxmlformats.org/drawingml/2006/main" noChangeAspect="1"/>
+                  </wp:cNvGraphicFramePr>
+                  <a:graphic xmlns:a="http://schemas.openxmlformats.org/drawingml/2006/main">
+                    <a:graphicData uri="http://schemas.openxmlformats.org/drawingml/2006/picture">
+                      <pic:pic xmlns:pic="http://schemas.openxmlformats.org/drawingml/2006/picture">
+                        <pic:nvPicPr>
+                          <pic:cNvPr id="0" name="Picture 4"/>
+                          <pic:cNvPicPr>
+                            <a:picLocks noChangeAspect="1" noChangeArrowheads="1"/>
+                          </pic:cNvPicPr>
+                        </pic:nvPicPr>
+                        <pic:blipFill rotWithShape="1">
+                          <a:blip r:embed="rId14">
+                            <a:extLst>
+                              <a:ext uri="{28A0092B-C50C-407E-A947-70E740481C1C}">
+                                <a14:useLocalDpi xmlns:a14="http://schemas.microsoft.com/office/drawing/2010/main" val="0"/>
+                              </a:ext>
+                            </a:extLst>
+                          </a:blip>
+                          <a:srcRect l="8494" t="5880" r="9320" b="5467"/>
+                          <a:stretch>
+                            <a:fillRect/>
+                          </a:stretch>
+                        </pic:blipFill>
+                        <pic:spPr bwMode="auto">
+                          <a:xfrm>
+                            <a:off x="0" y="0"/>
+                            <a:ext cx="2892414" cy="2340000"/>
+                          </a:xfrm>
+                          <a:prstGeom prst="rect">
+                            <a:avLst/>
+                          </a:prstGeom>
+                          <a:noFill/>
+                          <a:ln>
+                            <a:noFill/>
+                          </a:ln>
+                          <a:extLst>
+                            <a:ext uri="{53640926-AAD7-44D8-BBD7-CCE9431645EC}">
+                              <a14:shadowObscured xmlns:a14="http://schemas.microsoft.com/office/drawing/2010/main"/>
+                            </a:ext>
+                          </a:extLst>
+                        </pic:spPr>
+                      </pic:pic>
+                    </a:graphicData>
+                  </a:graphic>
+                </wp:inline>
+              </w:drawing>
+            </w:r>
+          </w:p>
+        </w:tc>
+      </w:tr>
+    </w:tbl>
+    <w:p/>
+    <w:p>
+      <w:pPr>
+        <w:jc w:val="both"/>
+      </w:pPr>
+      <w:r>
+        <w:t xml:space="preserve">Alors que la distance d’édition moyenne du modèle utilisée est de </w:t>
+      </w:r>
+      <w:r>
+        <w:rPr>
+          <w:highlight w:val="yellow"/>
+        </w:rPr>
         <w:t>XX</w:t>
       </w:r>
       <w:r>
-        <w:t xml:space="preserve"> </w:t>
-      </w:r>
-      <w:r>
-        <w:t>paramètres entraînables, respectant ainsi la limite de 10 000 paramètres pour un déploiement sur un système embarqué. Ces paramètres incluent ceux des couches GRU, de l’</w:t>
-      </w:r>
-      <w:proofErr w:type="spellStart"/>
-      <w:r>
-        <w:t>embedding</w:t>
-      </w:r>
-      <w:proofErr w:type="spellEnd"/>
-      <w:r>
-        <w:t xml:space="preserve"> et </w:t>
-      </w:r>
-      <w:r>
-        <w:t>de la couche de sortie linéaire</w:t>
-      </w:r>
-      <w:r>
-        <w:t>.</w:t>
-      </w:r>
-    </w:p>
-    <w:p/>
-    <w:p>
-      <w:pPr>
-        <w:pStyle w:val="Heading2"/>
-        <w:rPr>
-          <w:color w:val="auto"/>
-        </w:rPr>
-      </w:pPr>
-      <w:r>
-        <w:rPr>
-          <w:color w:val="auto"/>
-        </w:rPr>
-        <w:t>2.</w:t>
-      </w:r>
-      <w:r>
-        <w:rPr>
-          <w:color w:val="auto"/>
-        </w:rPr>
-        <w:t>5</w:t>
-      </w:r>
-      <w:r>
-        <w:rPr>
-          <w:color w:val="auto"/>
-        </w:rPr>
-        <w:t xml:space="preserve">. </w:t>
-      </w:r>
-      <w:r>
-        <w:rPr>
-          <w:color w:val="auto"/>
-        </w:rPr>
-        <w:t>Validation</w:t>
-      </w:r>
-    </w:p>
-    <w:p>
-      <w:pPr>
-        <w:pStyle w:val="Heading3"/>
-        <w:rPr>
-          <w:color w:val="auto"/>
-        </w:rPr>
-      </w:pPr>
-      <w:r>
-        <w:rPr>
-          <w:color w:val="auto"/>
+        <w:t xml:space="preserve">, on peut observer qu’aucune erreur n’a été fait dans les exemples de traduction sur le sous-ensemble de test. Toutefois, il ne faut pas assumer que le modèle fait des prédictions parfaites 100% du temps. Une distance moyenne de </w:t>
+      </w:r>
+      <w:r>
+        <w:rPr>
           <w:highlight w:val="yellow"/>
         </w:rPr>
-        <w:t>2.</w:t>
-      </w:r>
-      <w:r>
-        <w:rPr>
-          <w:color w:val="auto"/>
+        <w:t>XX</w:t>
+      </w:r>
+      <w:r>
+        <w:t xml:space="preserve"> signifie qu’il faut en moyenne faire </w:t>
+      </w:r>
+      <w:r>
+        <w:rPr>
           <w:highlight w:val="yellow"/>
         </w:rPr>
-        <w:t>5</w:t>
-      </w:r>
-      <w:r>
-        <w:rPr>
-          <w:color w:val="auto"/>
-          <w:highlight w:val="yellow"/>
-        </w:rPr>
-        <w:t xml:space="preserve">.1. </w:t>
-      </w:r>
-      <w:r>
-        <w:rPr>
-          <w:color w:val="auto"/>
-          <w:highlight w:val="yellow"/>
-        </w:rPr>
-        <w:t xml:space="preserve">Erreur en fonction des </w:t>
-      </w:r>
-      <w:proofErr w:type="spellStart"/>
-      <w:r>
-        <w:rPr>
-          <w:color w:val="auto"/>
-          <w:highlight w:val="yellow"/>
-        </w:rPr>
-        <w:t>epochs</w:t>
-      </w:r>
-      <w:proofErr w:type="spellEnd"/>
-    </w:p>
-    <w:p>
-      <w:pPr>
-        <w:pStyle w:val="Heading3"/>
-        <w:rPr>
-          <w:color w:val="auto"/>
-        </w:rPr>
-      </w:pPr>
-      <w:r>
-        <w:rPr>
-          <w:color w:val="auto"/>
-          <w:highlight w:val="yellow"/>
-        </w:rPr>
-        <w:t>2.</w:t>
-      </w:r>
-      <w:r>
-        <w:rPr>
-          <w:color w:val="auto"/>
-          <w:highlight w:val="yellow"/>
-        </w:rPr>
-        <w:t>5</w:t>
-      </w:r>
-      <w:r>
-        <w:rPr>
-          <w:color w:val="auto"/>
-          <w:highlight w:val="yellow"/>
-        </w:rPr>
-        <w:t xml:space="preserve">.2. </w:t>
-      </w:r>
-      <w:r>
-        <w:rPr>
-          <w:color w:val="auto"/>
-          <w:highlight w:val="yellow"/>
-        </w:rPr>
-        <w:t xml:space="preserve">Distance d’édition moyenne en fonctions des </w:t>
-      </w:r>
-      <w:proofErr w:type="spellStart"/>
-      <w:r>
-        <w:rPr>
-          <w:color w:val="auto"/>
-          <w:highlight w:val="yellow"/>
-        </w:rPr>
-        <w:t>epochs</w:t>
-      </w:r>
-      <w:proofErr w:type="spellEnd"/>
-    </w:p>
-    <w:p>
-      <w:pPr>
-        <w:pStyle w:val="Heading3"/>
-        <w:rPr>
-          <w:b/>
-          <w:bCs/>
-          <w:color w:val="auto"/>
-        </w:rPr>
-      </w:pPr>
-      <w:r>
-        <w:rPr>
-          <w:color w:val="auto"/>
-          <w:highlight w:val="yellow"/>
-        </w:rPr>
-        <w:t>2.</w:t>
-      </w:r>
-      <w:r>
-        <w:rPr>
-          <w:color w:val="auto"/>
-          <w:highlight w:val="yellow"/>
-        </w:rPr>
-        <w:t>5</w:t>
-      </w:r>
-      <w:r>
-        <w:rPr>
-          <w:color w:val="auto"/>
-          <w:highlight w:val="yellow"/>
-        </w:rPr>
-        <w:t>.3. Représentation et interprétation de la matrice de confusion</w:t>
-      </w:r>
-    </w:p>
-    <w:p>
-      <w:pPr>
-        <w:pStyle w:val="Heading3"/>
-        <w:rPr>
-          <w:color w:val="auto"/>
-        </w:rPr>
-      </w:pPr>
-      <w:r>
-        <w:rPr>
-          <w:color w:val="auto"/>
-          <w:highlight w:val="yellow"/>
-        </w:rPr>
-        <w:t>2.</w:t>
-      </w:r>
-      <w:r>
-        <w:rPr>
-          <w:color w:val="auto"/>
-          <w:highlight w:val="yellow"/>
-        </w:rPr>
-        <w:t>5</w:t>
-      </w:r>
-      <w:r>
-        <w:rPr>
-          <w:color w:val="auto"/>
-          <w:highlight w:val="yellow"/>
-        </w:rPr>
-        <w:t>.4. Une représentation de l’attention sur les coordonnées (facultatif)</w:t>
-      </w:r>
-    </w:p>
-    <w:p>
-      <w:pPr>
-        <w:pStyle w:val="Heading3"/>
-        <w:rPr>
-          <w:color w:val="auto"/>
-        </w:rPr>
-      </w:pPr>
-      <w:r>
-        <w:rPr>
-          <w:color w:val="auto"/>
-          <w:highlight w:val="yellow"/>
-        </w:rPr>
-        <w:t>2.</w:t>
-      </w:r>
-      <w:r>
-        <w:rPr>
-          <w:color w:val="auto"/>
-          <w:highlight w:val="yellow"/>
-        </w:rPr>
-        <w:t>5</w:t>
-      </w:r>
-      <w:r>
-        <w:rPr>
-          <w:color w:val="auto"/>
-          <w:highlight w:val="yellow"/>
-        </w:rPr>
-        <w:t>.5. Exemple de traduction avec le sous</w:t>
-      </w:r>
-      <w:r>
-        <w:rPr>
-          <w:color w:val="auto"/>
-          <w:highlight w:val="yellow"/>
-        </w:rPr>
-        <w:t>-</w:t>
-      </w:r>
-      <w:r>
-        <w:rPr>
-          <w:color w:val="auto"/>
-          <w:highlight w:val="yellow"/>
-        </w:rPr>
-        <w:t>ensemble de test</w:t>
+        <w:t>XX</w:t>
+      </w:r>
+      <w:r>
+        <w:t xml:space="preserve"> modification sur la prédiction pour obtenir la vraie valeur. </w:t>
       </w:r>
     </w:p>
     <w:p>
@@ -1608,6 +2389,56 @@
     </w:sectPr>
   </w:body>
 </w:document>
+</file>
+
+<file path=word/endnotes.xml><?xml version="1.0" encoding="utf-8"?>
+<w:endnotes xmlns:wpc="http://schemas.microsoft.com/office/word/2010/wordprocessingCanvas" xmlns:cx="http://schemas.microsoft.com/office/drawing/2014/chartex" xmlns:cx1="http://schemas.microsoft.com/office/drawing/2015/9/8/chartex" xmlns:cx2="http://schemas.microsoft.com/office/drawing/2015/10/21/chartex" xmlns:cx3="http://schemas.microsoft.com/office/drawing/2016/5/9/chartex" xmlns:cx4="http://schemas.microsoft.com/office/drawing/2016/5/10/chartex" xmlns:cx5="http://schemas.microsoft.com/office/drawing/2016/5/11/chartex" xmlns:cx6="http://schemas.microsoft.com/office/drawing/2016/5/12/chartex" xmlns:cx7="http://schemas.microsoft.com/office/drawing/2016/5/13/chartex" xmlns:cx8="http://schemas.microsoft.com/office/drawing/2016/5/14/chartex" xmlns:mc="http://schemas.openxmlformats.org/markup-compatibility/2006" xmlns:aink="http://schemas.microsoft.com/office/drawing/2016/ink" xmlns:am3d="http://schemas.microsoft.com/office/drawing/2017/model3d" xmlns:o="urn:schemas-microsoft-com:office:office" xmlns:oel="http://schemas.microsoft.com/office/2019/extlst" xmlns:r="http://schemas.openxmlformats.org/officeDocument/2006/relationships" xmlns:m="http://schemas.openxmlformats.org/officeDocument/2006/math" xmlns:v="urn:schemas-microsoft-com:vml" xmlns:wp14="http://schemas.microsoft.com/office/word/2010/wordprocessingDrawing" xmlns:wp="http://schemas.openxmlformats.org/drawingml/2006/wordprocessingDrawing" xmlns:w10="urn:schemas-microsoft-com:office:word" xmlns:w="http://schemas.openxmlformats.org/wordprocessingml/2006/main" xmlns:w14="http://schemas.microsoft.com/office/word/2010/wordml" xmlns:w15="http://schemas.microsoft.com/office/word/2012/wordml" xmlns:w16cex="http://schemas.microsoft.com/office/word/2018/wordml/cex" xmlns:w16cid="http://schemas.microsoft.com/office/word/2016/wordml/cid" xmlns:w16="http://schemas.microsoft.com/office/word/2018/wordml" xmlns:w16du="http://schemas.microsoft.com/office/word/2023/wordml/word16du" xmlns:w16sdtdh="http://schemas.microsoft.com/office/word/2020/wordml/sdtdatahash" xmlns:w16sdtfl="http://schemas.microsoft.com/office/word/2024/wordml/sdtformatlock" xmlns:w16se="http://schemas.microsoft.com/office/word/2015/wordml/symex" xmlns:wpg="http://schemas.microsoft.com/office/word/2010/wordprocessingGroup" xmlns:wpi="http://schemas.microsoft.com/office/word/2010/wordprocessingInk" xmlns:wne="http://schemas.microsoft.com/office/word/2006/wordml" xmlns:wps="http://schemas.microsoft.com/office/word/2010/wordprocessingShape" mc:Ignorable="w14 w15 w16se w16cid w16 w16cex w16sdtdh w16sdtfl w16du wp14">
+  <w:endnote w:type="separator" w:id="-1">
+    <w:p>
+      <w:pPr>
+        <w:spacing w:after="0" w:line="240" w:lineRule="auto"/>
+      </w:pPr>
+      <w:r>
+        <w:separator/>
+      </w:r>
+    </w:p>
+  </w:endnote>
+  <w:endnote w:type="continuationSeparator" w:id="0">
+    <w:p>
+      <w:pPr>
+        <w:spacing w:after="0" w:line="240" w:lineRule="auto"/>
+      </w:pPr>
+      <w:r>
+        <w:continuationSeparator/>
+      </w:r>
+    </w:p>
+  </w:endnote>
+</w:endnotes>
+</file>
+
+<file path=word/footnotes.xml><?xml version="1.0" encoding="utf-8"?>
+<w:footnotes xmlns:wpc="http://schemas.microsoft.com/office/word/2010/wordprocessingCanvas" xmlns:cx="http://schemas.microsoft.com/office/drawing/2014/chartex" xmlns:cx1="http://schemas.microsoft.com/office/drawing/2015/9/8/chartex" xmlns:cx2="http://schemas.microsoft.com/office/drawing/2015/10/21/chartex" xmlns:cx3="http://schemas.microsoft.com/office/drawing/2016/5/9/chartex" xmlns:cx4="http://schemas.microsoft.com/office/drawing/2016/5/10/chartex" xmlns:cx5="http://schemas.microsoft.com/office/drawing/2016/5/11/chartex" xmlns:cx6="http://schemas.microsoft.com/office/drawing/2016/5/12/chartex" xmlns:cx7="http://schemas.microsoft.com/office/drawing/2016/5/13/chartex" xmlns:cx8="http://schemas.microsoft.com/office/drawing/2016/5/14/chartex" xmlns:mc="http://schemas.openxmlformats.org/markup-compatibility/2006" xmlns:aink="http://schemas.microsoft.com/office/drawing/2016/ink" xmlns:am3d="http://schemas.microsoft.com/office/drawing/2017/model3d" xmlns:o="urn:schemas-microsoft-com:office:office" xmlns:oel="http://schemas.microsoft.com/office/2019/extlst" xmlns:r="http://schemas.openxmlformats.org/officeDocument/2006/relationships" xmlns:m="http://schemas.openxmlformats.org/officeDocument/2006/math" xmlns:v="urn:schemas-microsoft-com:vml" xmlns:wp14="http://schemas.microsoft.com/office/word/2010/wordprocessingDrawing" xmlns:wp="http://schemas.openxmlformats.org/drawingml/2006/wordprocessingDrawing" xmlns:w10="urn:schemas-microsoft-com:office:word" xmlns:w="http://schemas.openxmlformats.org/wordprocessingml/2006/main" xmlns:w14="http://schemas.microsoft.com/office/word/2010/wordml" xmlns:w15="http://schemas.microsoft.com/office/word/2012/wordml" xmlns:w16cex="http://schemas.microsoft.com/office/word/2018/wordml/cex" xmlns:w16cid="http://schemas.microsoft.com/office/word/2016/wordml/cid" xmlns:w16="http://schemas.microsoft.com/office/word/2018/wordml" xmlns:w16du="http://schemas.microsoft.com/office/word/2023/wordml/word16du" xmlns:w16sdtdh="http://schemas.microsoft.com/office/word/2020/wordml/sdtdatahash" xmlns:w16sdtfl="http://schemas.microsoft.com/office/word/2024/wordml/sdtformatlock" xmlns:w16se="http://schemas.microsoft.com/office/word/2015/wordml/symex" xmlns:wpg="http://schemas.microsoft.com/office/word/2010/wordprocessingGroup" xmlns:wpi="http://schemas.microsoft.com/office/word/2010/wordprocessingInk" xmlns:wne="http://schemas.microsoft.com/office/word/2006/wordml" xmlns:wps="http://schemas.microsoft.com/office/word/2010/wordprocessingShape" mc:Ignorable="w14 w15 w16se w16cid w16 w16cex w16sdtdh w16sdtfl w16du wp14">
+  <w:footnote w:type="separator" w:id="-1">
+    <w:p>
+      <w:pPr>
+        <w:spacing w:after="0" w:line="240" w:lineRule="auto"/>
+      </w:pPr>
+      <w:r>
+        <w:separator/>
+      </w:r>
+    </w:p>
+  </w:footnote>
+  <w:footnote w:type="continuationSeparator" w:id="0">
+    <w:p>
+      <w:pPr>
+        <w:spacing w:after="0" w:line="240" w:lineRule="auto"/>
+      </w:pPr>
+      <w:r>
+        <w:continuationSeparator/>
+      </w:r>
+    </w:p>
+  </w:footnote>
+</w:footnotes>
 </file>
 
 <file path=word/numbering.xml><?xml version="1.0" encoding="utf-8"?>
@@ -2681,6 +3512,69 @@
       <w14:ligatures w14:val="none"/>
     </w:rPr>
   </w:style>
+  <w:style w:type="table" w:styleId="TableGrid">
+    <w:name w:val="Table Grid"/>
+    <w:basedOn w:val="TableNormal"/>
+    <w:uiPriority w:val="39"/>
+    <w:rsid w:val="00E21929"/>
+    <w:pPr>
+      <w:spacing w:after="0" w:line="240" w:lineRule="auto"/>
+    </w:pPr>
+    <w:tblPr>
+      <w:tblBorders>
+        <w:top w:val="single" w:sz="4" w:space="0" w:color="auto"/>
+        <w:left w:val="single" w:sz="4" w:space="0" w:color="auto"/>
+        <w:bottom w:val="single" w:sz="4" w:space="0" w:color="auto"/>
+        <w:right w:val="single" w:sz="4" w:space="0" w:color="auto"/>
+        <w:insideH w:val="single" w:sz="4" w:space="0" w:color="auto"/>
+        <w:insideV w:val="single" w:sz="4" w:space="0" w:color="auto"/>
+      </w:tblBorders>
+    </w:tblPr>
+  </w:style>
+  <w:style w:type="paragraph" w:styleId="Header">
+    <w:name w:val="header"/>
+    <w:basedOn w:val="Normal"/>
+    <w:link w:val="HeaderChar"/>
+    <w:uiPriority w:val="99"/>
+    <w:unhideWhenUsed/>
+    <w:rsid w:val="00E11CEC"/>
+    <w:pPr>
+      <w:tabs>
+        <w:tab w:val="center" w:pos="4703"/>
+        <w:tab w:val="right" w:pos="9406"/>
+      </w:tabs>
+      <w:spacing w:after="0" w:line="240" w:lineRule="auto"/>
+    </w:pPr>
+  </w:style>
+  <w:style w:type="character" w:customStyle="1" w:styleId="HeaderChar">
+    <w:name w:val="Header Char"/>
+    <w:basedOn w:val="DefaultParagraphFont"/>
+    <w:link w:val="Header"/>
+    <w:uiPriority w:val="99"/>
+    <w:rsid w:val="00E11CEC"/>
+  </w:style>
+  <w:style w:type="paragraph" w:styleId="Footer">
+    <w:name w:val="footer"/>
+    <w:basedOn w:val="Normal"/>
+    <w:link w:val="FooterChar"/>
+    <w:uiPriority w:val="99"/>
+    <w:unhideWhenUsed/>
+    <w:rsid w:val="00E11CEC"/>
+    <w:pPr>
+      <w:tabs>
+        <w:tab w:val="center" w:pos="4703"/>
+        <w:tab w:val="right" w:pos="9406"/>
+      </w:tabs>
+      <w:spacing w:after="0" w:line="240" w:lineRule="auto"/>
+    </w:pPr>
+  </w:style>
+  <w:style w:type="character" w:customStyle="1" w:styleId="FooterChar">
+    <w:name w:val="Footer Char"/>
+    <w:basedOn w:val="DefaultParagraphFont"/>
+    <w:link w:val="Footer"/>
+    <w:uiPriority w:val="99"/>
+    <w:rsid w:val="00E11CEC"/>
+  </w:style>
 </w:styles>
 </file>
 

--- a/Rapport.docx
+++ b/Rapport.docx
@@ -3,160 +3,6 @@
 <w:document xmlns:wpc="http://schemas.microsoft.com/office/word/2010/wordprocessingCanvas" xmlns:cx="http://schemas.microsoft.com/office/drawing/2014/chartex" xmlns:cx1="http://schemas.microsoft.com/office/drawing/2015/9/8/chartex" xmlns:cx2="http://schemas.microsoft.com/office/drawing/2015/10/21/chartex" xmlns:cx3="http://schemas.microsoft.com/office/drawing/2016/5/9/chartex" xmlns:cx4="http://schemas.microsoft.com/office/drawing/2016/5/10/chartex" xmlns:cx5="http://schemas.microsoft.com/office/drawing/2016/5/11/chartex" xmlns:cx6="http://schemas.microsoft.com/office/drawing/2016/5/12/chartex" xmlns:cx7="http://schemas.microsoft.com/office/drawing/2016/5/13/chartex" xmlns:cx8="http://schemas.microsoft.com/office/drawing/2016/5/14/chartex" xmlns:mc="http://schemas.openxmlformats.org/markup-compatibility/2006" xmlns:aink="http://schemas.microsoft.com/office/drawing/2016/ink" xmlns:am3d="http://schemas.microsoft.com/office/drawing/2017/model3d" xmlns:o="urn:schemas-microsoft-com:office:office" xmlns:oel="http://schemas.microsoft.com/office/2019/extlst" xmlns:r="http://schemas.openxmlformats.org/officeDocument/2006/relationships" xmlns:m="http://schemas.openxmlformats.org/officeDocument/2006/math" xmlns:v="urn:schemas-microsoft-com:vml" xmlns:wp14="http://schemas.microsoft.com/office/word/2010/wordprocessingDrawing" xmlns:wp="http://schemas.openxmlformats.org/drawingml/2006/wordprocessingDrawing" xmlns:w10="urn:schemas-microsoft-com:office:word" xmlns:w="http://schemas.openxmlformats.org/wordprocessingml/2006/main" xmlns:w14="http://schemas.microsoft.com/office/word/2010/wordml" xmlns:w15="http://schemas.microsoft.com/office/word/2012/wordml" xmlns:w16cex="http://schemas.microsoft.com/office/word/2018/wordml/cex" xmlns:w16cid="http://schemas.microsoft.com/office/word/2016/wordml/cid" xmlns:w16="http://schemas.microsoft.com/office/word/2018/wordml" xmlns:w16du="http://schemas.microsoft.com/office/word/2023/wordml/word16du" xmlns:w16sdtdh="http://schemas.microsoft.com/office/word/2020/wordml/sdtdatahash" xmlns:w16sdtfl="http://schemas.microsoft.com/office/word/2024/wordml/sdtformatlock" xmlns:w16se="http://schemas.microsoft.com/office/word/2015/wordml/symex" xmlns:wpg="http://schemas.microsoft.com/office/word/2010/wordprocessingGroup" xmlns:wpi="http://schemas.microsoft.com/office/word/2010/wordprocessingInk" xmlns:wne="http://schemas.microsoft.com/office/word/2006/wordml" xmlns:wps="http://schemas.microsoft.com/office/word/2010/wordprocessingShape" mc:Ignorable="w14 w15 w16se w16cid w16 w16cex w16sdtdh w16sdtfl w16du wp14">
   <w:body>
     <w:p>
-      <w:r>
-        <w:t>Le rapport, de 10 pages au maximum, devra contenir :</w:t>
-      </w:r>
-    </w:p>
-    <w:p>
-      <w:pPr>
-        <w:ind w:left="708"/>
-      </w:pPr>
-      <w:r>
-        <w:t>• Une page de présentation</w:t>
-      </w:r>
-    </w:p>
-    <w:p>
-      <w:pPr>
-        <w:ind w:left="708"/>
-      </w:pPr>
-      <w:r>
-        <w:t>• Une introduction pour expliquer la problématique</w:t>
-      </w:r>
-    </w:p>
-    <w:p>
-      <w:pPr>
-        <w:ind w:left="708"/>
-      </w:pPr>
-      <w:r>
-        <w:t>• Une description de la tâche à accomplir (traduction)</w:t>
-      </w:r>
-    </w:p>
-    <w:p>
-      <w:pPr>
-        <w:ind w:left="708"/>
-      </w:pPr>
-      <w:r>
-        <w:t>• Une justification de l’architecture choisie</w:t>
-      </w:r>
-    </w:p>
-    <w:p>
-      <w:pPr>
-        <w:ind w:left="708"/>
-      </w:pPr>
-      <w:r>
-        <w:t>• Un schéma-bloc des différentes couches du réseau</w:t>
-      </w:r>
-    </w:p>
-    <w:p>
-      <w:pPr>
-        <w:ind w:left="708"/>
-      </w:pPr>
-      <w:r>
-        <w:t>• Le nombre total de paramètres à entraîner dans le réseau</w:t>
-      </w:r>
-    </w:p>
-    <w:p>
-      <w:pPr>
-        <w:ind w:left="708"/>
-      </w:pPr>
-      <w:r>
-        <w:t>• Une description des hyperparamètres utilisés pour l’entraînement : fonction de coût, taux d’apprentissage, taille des lots, etc.</w:t>
-      </w:r>
-    </w:p>
-    <w:p>
-      <w:pPr>
-        <w:ind w:left="708"/>
-      </w:pPr>
-      <w:r>
-        <w:t>• Un graphique et interprétation de l’erreur en fonction des époques pour les sous-ensembles d’entraînement et de validation</w:t>
-      </w:r>
-    </w:p>
-    <w:p>
-      <w:pPr>
-        <w:ind w:left="708"/>
-      </w:pPr>
-      <w:r>
-        <w:t>• Un graphique et interprétation de la distance d’édition moyenne en fonction des époques pour les sous-ensembles d’entraînement et de validation</w:t>
-      </w:r>
-    </w:p>
-    <w:p>
-      <w:pPr>
-        <w:ind w:left="708"/>
-      </w:pPr>
-      <w:r>
-        <w:t>• Une représentation et interprétation de la matrice de confusion des différents symboles</w:t>
-      </w:r>
-    </w:p>
-    <w:p>
-      <w:pPr>
-        <w:ind w:left="708"/>
-      </w:pPr>
-      <w:r>
-        <w:t>• Une représentation de l’attention sur les coordonnées (facultatif)</w:t>
-      </w:r>
-    </w:p>
-    <w:p>
-      <w:pPr>
-        <w:ind w:left="708"/>
-      </w:pPr>
-      <w:r>
-        <w:t>• Un exemple de traduction avec le sous-ensemble de test</w:t>
-      </w:r>
-    </w:p>
-    <w:p>
-      <w:pPr>
-        <w:ind w:left="708"/>
-      </w:pPr>
-      <w:r>
-        <w:t>• Une conclusion qui fait un retour sur les performances obtenues avec les architectures proposées</w:t>
-      </w:r>
-    </w:p>
-    <w:p>
-      <w:pPr>
-        <w:ind w:left="708"/>
-      </w:pPr>
-    </w:p>
-    <w:p>
-      <w:pPr>
-        <w:ind w:left="708"/>
-      </w:pPr>
-    </w:p>
-    <w:p>
-      <w:pPr>
-        <w:ind w:left="708"/>
-      </w:pPr>
-    </w:p>
-    <w:p>
-      <w:pPr>
-        <w:ind w:left="708"/>
-      </w:pPr>
-    </w:p>
-    <w:p>
-      <w:pPr>
-        <w:ind w:left="708"/>
-      </w:pPr>
-    </w:p>
-    <w:p>
-      <w:pPr>
-        <w:ind w:left="708"/>
-      </w:pPr>
-    </w:p>
-    <w:p>
-      <w:pPr>
-        <w:ind w:left="708"/>
-      </w:pPr>
-    </w:p>
-    <w:p>
-      <w:pPr>
-        <w:ind w:left="708"/>
-      </w:pPr>
-    </w:p>
-    <w:p>
-      <w:pPr>
-        <w:ind w:left="708"/>
-      </w:pPr>
-    </w:p>
-    <w:p>
       <w:pPr>
         <w:spacing w:after="0" w:line="240" w:lineRule="auto"/>
         <w:jc w:val="center"/>
@@ -164,7 +10,6 @@
       <w:bookmarkStart w:id="0" w:name="_Hlk139845972"/>
       <w:bookmarkEnd w:id="0"/>
       <w:r>
-        <w:lastRenderedPageBreak/>
         <w:t>UNIVERSITÉ DE SHERBROOKE</w:t>
       </w:r>
     </w:p>
@@ -225,13 +70,6 @@
     <w:p>
       <w:pPr>
         <w:spacing w:after="0" w:line="240" w:lineRule="auto"/>
-        <w:jc w:val="center"/>
-      </w:pPr>
-    </w:p>
-    <w:p>
-      <w:pPr>
-        <w:spacing w:after="0" w:line="240" w:lineRule="auto"/>
-        <w:jc w:val="center"/>
       </w:pPr>
     </w:p>
     <w:p>
@@ -278,6 +116,12 @@
         </w:rPr>
         <w:t>app 3</w:t>
       </w:r>
+    </w:p>
+    <w:p>
+      <w:pPr>
+        <w:spacing w:after="0" w:line="240" w:lineRule="auto"/>
+        <w:jc w:val="center"/>
+      </w:pPr>
     </w:p>
     <w:p>
       <w:pPr>
@@ -556,11 +400,6 @@
     </w:p>
     <w:p>
       <w:pPr>
-        <w:jc w:val="both"/>
-      </w:pPr>
-    </w:p>
-    <w:p>
-      <w:pPr>
         <w:pStyle w:val="Heading1"/>
         <w:numPr>
           <w:ilvl w:val="0"/>
@@ -601,9 +440,9 @@
         <w:t>Description de la tâche</w:t>
       </w:r>
     </w:p>
-    <w:p/>
-    <w:p>
-      <w:pPr>
+    <w:p>
+      <w:pPr>
+        <w:jc w:val="both"/>
         <w:rPr>
           <w:rFonts w:ascii="Calibri" w:eastAsia="Times New Roman" w:hAnsi="Calibri" w:cs="Calibri"/>
           <w:kern w:val="0"/>
@@ -623,6 +462,7 @@
     </w:p>
     <w:p>
       <w:pPr>
+        <w:jc w:val="both"/>
         <w:rPr>
           <w:rFonts w:ascii="Calibri" w:eastAsia="Times New Roman" w:hAnsi="Calibri" w:cs="Calibri"/>
           <w:kern w:val="0"/>
@@ -670,6 +510,7 @@
     </w:p>
     <w:p>
       <w:pPr>
+        <w:jc w:val="both"/>
         <w:rPr>
           <w:rFonts w:ascii="Calibri" w:eastAsia="Times New Roman" w:hAnsi="Calibri" w:cs="Calibri"/>
           <w:kern w:val="0"/>
@@ -707,6 +548,7 @@
     </w:p>
     <w:p>
       <w:pPr>
+        <w:jc w:val="both"/>
         <w:rPr>
           <w:rFonts w:ascii="Calibri" w:eastAsia="Times New Roman" w:hAnsi="Calibri" w:cs="Calibri"/>
           <w:kern w:val="0"/>
@@ -737,7 +579,6 @@
           <w:rFonts w:eastAsia="Times New Roman"/>
           <w:color w:val="auto"/>
         </w:rPr>
-        <w:lastRenderedPageBreak/>
         <w:t xml:space="preserve">2.2. Justification de l’architecture </w:t>
       </w:r>
     </w:p>
@@ -753,21 +594,61 @@
         <w:rPr>
           <w:rFonts w:ascii="Calibri" w:hAnsi="Calibri" w:cs="Calibri"/>
         </w:rPr>
-        <w:br/>
-        <w:t xml:space="preserve">Afin de bien choisir la bonne architecture de réseau, on doit comprendre les entrées que celui-ci aura. </w:t>
-      </w:r>
-      <w:r>
-        <w:rPr>
-          <w:rFonts w:ascii="Calibri" w:hAnsi="Calibri" w:cs="Calibri"/>
-          <w:highlight w:val="yellow"/>
-        </w:rPr>
-        <w:t>ÉCRIRE UNE SECTION SUR LE PADDING, EOS ET AUGMENTATION DE DONNÉES</w:t>
-      </w:r>
-      <w:r>
-        <w:rPr>
-          <w:rFonts w:ascii="Calibri" w:hAnsi="Calibri" w:cs="Calibri"/>
-        </w:rPr>
-        <w:t>.</w:t>
+        <w:t>Afin de bien choisir la bonne architecture de réseau, on doit comprendre les entrées que celui-ci aura.</w:t>
+      </w:r>
+      <w:r>
+        <w:rPr>
+          <w:rFonts w:ascii="Calibri" w:hAnsi="Calibri" w:cs="Calibri"/>
+        </w:rPr>
+        <w:t xml:space="preserve"> </w:t>
+      </w:r>
+      <w:r>
+        <w:rPr>
+          <w:rFonts w:ascii="Calibri" w:hAnsi="Calibri" w:cs="Calibri"/>
+        </w:rPr>
+        <w:t>Le prétraitement</w:t>
+      </w:r>
+      <w:r>
+        <w:rPr>
+          <w:rFonts w:ascii="Calibri" w:hAnsi="Calibri" w:cs="Calibri"/>
+        </w:rPr>
+        <w:t xml:space="preserve"> </w:t>
+      </w:r>
+      <w:r>
+        <w:rPr>
+          <w:rFonts w:ascii="Calibri" w:hAnsi="Calibri" w:cs="Calibri"/>
+        </w:rPr>
+        <w:t xml:space="preserve">des données </w:t>
+      </w:r>
+      <w:r>
+        <w:rPr>
+          <w:rFonts w:ascii="Calibri" w:hAnsi="Calibri" w:cs="Calibri"/>
+        </w:rPr>
+        <w:t xml:space="preserve">est la première étape, et </w:t>
+      </w:r>
+      <w:r>
+        <w:rPr>
+          <w:rFonts w:ascii="Calibri" w:hAnsi="Calibri" w:cs="Calibri"/>
+        </w:rPr>
+        <w:t xml:space="preserve">vise à stabiliser l'apprentissage et à uniformiser les dimensions des séquences pour le calcul par lots. Ces étapes de normalisation, de </w:t>
+      </w:r>
+      <w:r>
+        <w:rPr>
+          <w:rFonts w:ascii="Calibri" w:hAnsi="Calibri" w:cs="Calibri"/>
+        </w:rPr>
+        <w:t>remplissage</w:t>
+      </w:r>
+      <w:r>
+        <w:rPr>
+          <w:rFonts w:ascii="Calibri" w:hAnsi="Calibri" w:cs="Calibri"/>
+        </w:rPr>
+        <w:t xml:space="preserve"> et d'augmentation transforment les tracés bruts en entrées </w:t>
+      </w:r>
+      <w:r>
+        <w:rPr>
+          <w:rFonts w:ascii="Calibri" w:hAnsi="Calibri" w:cs="Calibri"/>
+        </w:rPr>
+        <w:t>optimales pour le RNN.</w:t>
       </w:r>
     </w:p>
     <w:p>
@@ -782,31 +663,32 @@
         <w:rPr>
           <w:rFonts w:ascii="Calibri" w:hAnsi="Calibri" w:cs="Calibri"/>
         </w:rPr>
-        <w:t>L’architecture Elman n’a pas été testée, car elle est moins performante sur des séquences longues et offre peu d’avantages par rapport aux GRU et LSTM.</w:t>
-      </w:r>
-      <w:r>
-        <w:rPr>
-          <w:rFonts w:ascii="Calibri" w:hAnsi="Calibri" w:cs="Calibri"/>
-        </w:rPr>
-        <w:t xml:space="preserve"> </w:t>
-      </w:r>
-      <w:r>
-        <w:rPr>
-          <w:rFonts w:ascii="Calibri" w:hAnsi="Calibri" w:cs="Calibri"/>
-        </w:rPr>
-        <w:t>Chaque neurone caché d’Elman ne dispose que d’une mémoire très courte.</w:t>
-      </w:r>
-      <w:r>
-        <w:rPr>
-          <w:rFonts w:ascii="Calibri" w:hAnsi="Calibri" w:cs="Calibri"/>
-        </w:rPr>
-        <w:t xml:space="preserve"> Il faut donc compenser en augmentant le nombre de neurones ou de couches. Cela augmente le nombre de </w:t>
-      </w:r>
-      <w:r>
-        <w:rPr>
-          <w:rFonts w:ascii="Calibri" w:hAnsi="Calibri" w:cs="Calibri"/>
-        </w:rPr>
-        <w:t>paramètres, ce qui n’est pas souhaitable avec la contrainte de 10 000 paramètres.</w:t>
+        <w:lastRenderedPageBreak/>
+        <w:t xml:space="preserve">Les coordonnées verticales sont centrées et réduites selon la formule </w:t>
+      </w:r>
+      <w:r>
+        <w:rPr>
+          <w:rFonts w:ascii="Calibri" w:hAnsi="Calibri" w:cs="Calibri"/>
+        </w:rPr>
+        <w:t xml:space="preserve">de normalisation standard. </w:t>
+      </w:r>
+      <w:r>
+        <w:rPr>
+          <w:rFonts w:ascii="Calibri" w:hAnsi="Calibri" w:cs="Calibri"/>
+        </w:rPr>
+        <w:t xml:space="preserve">Cette opération garantit que les données oscillent autour de zéro avec une variance unitaire, ce qui accélère la </w:t>
+      </w:r>
+      <w:r>
+        <w:rPr>
+          <w:rFonts w:ascii="Calibri" w:hAnsi="Calibri" w:cs="Calibri"/>
+        </w:rPr>
+        <w:t xml:space="preserve">convergence </w:t>
+      </w:r>
+      <w:r>
+        <w:rPr>
+          <w:rFonts w:ascii="Calibri" w:hAnsi="Calibri" w:cs="Calibri"/>
+        </w:rPr>
+        <w:t>du réseau.</w:t>
       </w:r>
     </w:p>
     <w:p>
@@ -821,20 +703,41 @@
         <w:rPr>
           <w:rFonts w:ascii="Calibri" w:hAnsi="Calibri" w:cs="Calibri"/>
         </w:rPr>
-        <w:t>L’architecture retenue repose sur un réseau de neurones récurrent de type GRU, choisi pour sa simplicité et le nombre réduit de paramètres par rapport aux LSTM. Une architecture encodeur-décodeur permet de convertir efficacement une séquence d’entrée de longueur variable en une séquence de sortie de taille différente.</w:t>
-      </w:r>
-      <w:r>
-        <w:rPr>
-          <w:rFonts w:ascii="Calibri" w:hAnsi="Calibri" w:cs="Calibri"/>
-        </w:rPr>
-        <w:t xml:space="preserve"> On peut observer la différence de performance entre un réseau GRU et LSTM à la </w:t>
-      </w:r>
-      <w:r>
-        <w:rPr>
-          <w:rFonts w:ascii="Calibri" w:hAnsi="Calibri" w:cs="Calibri"/>
-          <w:highlight w:val="yellow"/>
-        </w:rPr>
-        <w:t>FIGURE</w:t>
+        <w:t xml:space="preserve">Les séquences de </w:t>
+      </w:r>
+      <w:r>
+        <w:rPr>
+          <w:rFonts w:ascii="Calibri" w:hAnsi="Calibri" w:cs="Calibri"/>
+        </w:rPr>
+        <w:t>point (</w:t>
+      </w:r>
+      <w:proofErr w:type="spellStart"/>
+      <w:proofErr w:type="gramStart"/>
+      <w:r>
+        <w:rPr>
+          <w:rFonts w:ascii="Calibri" w:hAnsi="Calibri" w:cs="Calibri"/>
+        </w:rPr>
+        <w:t>x,y</w:t>
+      </w:r>
+      <w:proofErr w:type="spellEnd"/>
+      <w:proofErr w:type="gramEnd"/>
+      <w:r>
+        <w:rPr>
+          <w:rFonts w:ascii="Calibri" w:hAnsi="Calibri" w:cs="Calibri"/>
+        </w:rPr>
+        <w:t xml:space="preserve">) </w:t>
+      </w:r>
+      <w:r>
+        <w:rPr>
+          <w:rFonts w:ascii="Calibri" w:hAnsi="Calibri" w:cs="Calibri"/>
+        </w:rPr>
+        <w:t xml:space="preserve">sont complétées par </w:t>
+      </w:r>
+      <w:r>
+        <w:rPr>
+          <w:rFonts w:ascii="Calibri" w:hAnsi="Calibri" w:cs="Calibri"/>
+        </w:rPr>
+        <w:t>remplissage</w:t>
       </w:r>
       <w:r>
         <w:rPr>
@@ -845,15 +748,44 @@
       <w:r>
         <w:rPr>
           <w:rFonts w:ascii="Calibri" w:hAnsi="Calibri" w:cs="Calibri"/>
-          <w:highlight w:val="yellow"/>
-        </w:rPr>
-        <w:t>XX</w:t>
+        </w:rPr>
+        <w:t>en répétant le dernier point de la trajectoire jusqu'à la longueur maximale. Cette approche simule un arrêt du stylet</w:t>
+      </w:r>
+      <w:r>
+        <w:rPr>
+          <w:rFonts w:ascii="Calibri" w:hAnsi="Calibri" w:cs="Calibri"/>
+        </w:rPr>
+        <w:t xml:space="preserve"> pour ne pas biaiser le RNN avec un </w:t>
+      </w:r>
+      <w:r>
+        <w:rPr>
+          <w:rFonts w:ascii="Calibri" w:hAnsi="Calibri" w:cs="Calibri"/>
+        </w:rPr>
+        <w:t>remplissage</w:t>
+      </w:r>
+      <w:r>
+        <w:rPr>
+          <w:rFonts w:ascii="Calibri" w:hAnsi="Calibri" w:cs="Calibri"/>
+        </w:rPr>
+        <w:t xml:space="preserve"> </w:t>
+      </w:r>
+      <w:r>
+        <w:rPr>
+          <w:rFonts w:ascii="Calibri" w:hAnsi="Calibri" w:cs="Calibri"/>
+        </w:rPr>
+        <w:t>prédéfini (ex : (-999,-999))</w:t>
       </w:r>
       <w:r>
         <w:rPr>
           <w:rFonts w:ascii="Calibri" w:hAnsi="Calibri" w:cs="Calibri"/>
         </w:rPr>
         <w:t>.</w:t>
+      </w:r>
+      <w:r>
+        <w:rPr>
+          <w:rFonts w:ascii="Calibri" w:hAnsi="Calibri" w:cs="Calibri"/>
+        </w:rPr>
+        <w:t xml:space="preserve"> Un jeton EOS est ajouté à la fin de chaque cible, puis des jetons PAD jusqu’à atteindre la longueur maximale de 6 symboles (5 lettres + EOS).</w:t>
       </w:r>
     </w:p>
     <w:p>
@@ -868,45 +800,101 @@
         <w:rPr>
           <w:rFonts w:ascii="Calibri" w:hAnsi="Calibri" w:cs="Calibri"/>
         </w:rPr>
-        <w:t xml:space="preserve">Le modèle utilise une </w:t>
-      </w:r>
-      <w:r>
-        <w:rPr>
-          <w:rFonts w:ascii="Calibri" w:hAnsi="Calibri" w:cs="Calibri"/>
-          <w:highlight w:val="yellow"/>
-        </w:rPr>
-        <w:t>seule couche récurrente avec une dimension cachée de 25 neurones</w:t>
-      </w:r>
-      <w:r>
-        <w:rPr>
-          <w:rFonts w:ascii="Calibri" w:hAnsi="Calibri" w:cs="Calibri"/>
-        </w:rPr>
-        <w:t xml:space="preserve"> et une architecture unidirectionnelle, ce qui limite la complexité tout en conservant une capacité de représentation suffisante. Les tests sur un réseau bidirectionnel n’ont pas montré de gain de performance significatif par rapport à l’architecture unidirectionnelle, tout en doublant le nombre de paramètres et le coût </w:t>
-      </w:r>
-      <w:r>
-        <w:rPr>
-          <w:rFonts w:ascii="Calibri" w:hAnsi="Calibri" w:cs="Calibri"/>
-        </w:rPr>
-        <w:t>en calcul</w:t>
-      </w:r>
-      <w:r>
-        <w:rPr>
-          <w:rFonts w:ascii="Calibri" w:hAnsi="Calibri" w:cs="Calibri"/>
-        </w:rPr>
-        <w:t>.</w:t>
-      </w:r>
-      <w:r>
-        <w:rPr>
-          <w:rFonts w:ascii="Calibri" w:hAnsi="Calibri" w:cs="Calibri"/>
-        </w:rPr>
-        <w:t xml:space="preserve"> </w:t>
-      </w:r>
-      <w:r>
-        <w:rPr>
-          <w:rFonts w:ascii="Calibri" w:hAnsi="Calibri" w:cs="Calibri"/>
-          <w:highlight w:val="yellow"/>
-        </w:rPr>
-        <w:t>FIGURE XX</w:t>
+        <w:t xml:space="preserve">La robustesse du modèle est renforcée par une augmentation </w:t>
+      </w:r>
+      <w:r>
+        <w:rPr>
+          <w:rFonts w:ascii="Calibri" w:hAnsi="Calibri" w:cs="Calibri"/>
+        </w:rPr>
+        <w:t>des données</w:t>
+      </w:r>
+      <w:r>
+        <w:rPr>
+          <w:rFonts w:ascii="Calibri" w:hAnsi="Calibri" w:cs="Calibri"/>
+        </w:rPr>
+        <w:t xml:space="preserve">. Les coordonnées subissent une variation d'échelle aléatoire (entre 0,95 et 1,05) et l'ajout d'un bruit gaussien via l'opération </w:t>
+      </w:r>
+      <w:proofErr w:type="spellStart"/>
+      <w:r>
+        <w:rPr>
+          <w:rFonts w:ascii="Calibri" w:hAnsi="Calibri" w:cs="Calibri"/>
+        </w:rPr>
+        <w:t>traj</w:t>
+      </w:r>
+      <w:proofErr w:type="spellEnd"/>
+      <w:r>
+        <w:rPr>
+          <w:rFonts w:ascii="Calibri" w:hAnsi="Calibri" w:cs="Calibri"/>
+        </w:rPr>
+        <w:t xml:space="preserve"> = </w:t>
+      </w:r>
+      <w:proofErr w:type="spellStart"/>
+      <w:r>
+        <w:rPr>
+          <w:rFonts w:ascii="Calibri" w:hAnsi="Calibri" w:cs="Calibri"/>
+        </w:rPr>
+        <w:t>traj</w:t>
+      </w:r>
+      <w:proofErr w:type="spellEnd"/>
+      <w:r>
+        <w:rPr>
+          <w:rFonts w:ascii="Calibri" w:hAnsi="Calibri" w:cs="Calibri"/>
+        </w:rPr>
+        <w:t xml:space="preserve"> + </w:t>
+      </w:r>
+      <w:proofErr w:type="spellStart"/>
+      <w:proofErr w:type="gramStart"/>
+      <w:r>
+        <w:rPr>
+          <w:rFonts w:ascii="Calibri" w:hAnsi="Calibri" w:cs="Calibri"/>
+        </w:rPr>
+        <w:t>torch.randn</w:t>
+      </w:r>
+      <w:proofErr w:type="gramEnd"/>
+      <w:r>
+        <w:rPr>
+          <w:rFonts w:ascii="Calibri" w:hAnsi="Calibri" w:cs="Calibri"/>
+        </w:rPr>
+        <w:t>_like</w:t>
+      </w:r>
+      <w:proofErr w:type="spellEnd"/>
+      <w:r>
+        <w:rPr>
+          <w:rFonts w:ascii="Calibri" w:hAnsi="Calibri" w:cs="Calibri"/>
+        </w:rPr>
+        <w:t>(</w:t>
+      </w:r>
+      <w:proofErr w:type="spellStart"/>
+      <w:r>
+        <w:rPr>
+          <w:rFonts w:ascii="Calibri" w:hAnsi="Calibri" w:cs="Calibri"/>
+        </w:rPr>
+        <w:t>traj</w:t>
+      </w:r>
+      <w:proofErr w:type="spellEnd"/>
+      <w:r>
+        <w:rPr>
+          <w:rFonts w:ascii="Calibri" w:hAnsi="Calibri" w:cs="Calibri"/>
+        </w:rPr>
+        <w:t xml:space="preserve">) * 0.002. Ces perturbations forcent le réseau à généraliser la forme des lettres plutôt qu'à mémoriser des tracés précis, compensant ainsi la faible capacité de l'architecture </w:t>
+      </w:r>
+      <w:r>
+        <w:rPr>
+          <w:rFonts w:ascii="Calibri" w:hAnsi="Calibri" w:cs="Calibri"/>
+        </w:rPr>
+        <w:t xml:space="preserve">(10000 paramètres) et la </w:t>
+      </w:r>
+      <w:r>
+        <w:rPr>
+          <w:rFonts w:ascii="Calibri" w:hAnsi="Calibri" w:cs="Calibri"/>
+        </w:rPr>
+        <w:t>petite taille</w:t>
+      </w:r>
+      <w:r>
+        <w:rPr>
+          <w:rFonts w:ascii="Calibri" w:hAnsi="Calibri" w:cs="Calibri"/>
+        </w:rPr>
+        <w:t xml:space="preserve"> du jeu d’entrainement.</w:t>
       </w:r>
     </w:p>
     <w:p>
@@ -921,62 +909,31 @@
         <w:rPr>
           <w:rFonts w:ascii="Calibri" w:hAnsi="Calibri" w:cs="Calibri"/>
         </w:rPr>
-        <w:t xml:space="preserve">Un mécanisme d’attention a été intégré afin de permettre au décodeur de se concentrer sur les portions les plus pertinentes du signal d’entrée. Dans le </w:t>
-      </w:r>
-      <w:r>
-        <w:rPr>
-          <w:rFonts w:ascii="Calibri" w:hAnsi="Calibri" w:cs="Calibri"/>
-        </w:rPr>
-        <w:t>contexte</w:t>
-      </w:r>
-      <w:r>
-        <w:rPr>
-          <w:rFonts w:ascii="Calibri" w:hAnsi="Calibri" w:cs="Calibri"/>
-        </w:rPr>
-        <w:t xml:space="preserve"> de la reconnaissance </w:t>
-      </w:r>
-      <w:r>
-        <w:rPr>
-          <w:rFonts w:ascii="Calibri" w:hAnsi="Calibri" w:cs="Calibri"/>
-        </w:rPr>
-        <w:t>d’écriture à la main</w:t>
-      </w:r>
-      <w:r>
-        <w:rPr>
-          <w:rFonts w:ascii="Calibri" w:hAnsi="Calibri" w:cs="Calibri"/>
-        </w:rPr>
-        <w:t xml:space="preserve">, certaines parties du tracé sont plus </w:t>
-      </w:r>
-      <w:r>
-        <w:rPr>
-          <w:rFonts w:ascii="Calibri" w:hAnsi="Calibri" w:cs="Calibri"/>
-        </w:rPr>
-        <w:t>importantes</w:t>
-      </w:r>
-      <w:r>
-        <w:rPr>
-          <w:rFonts w:ascii="Calibri" w:hAnsi="Calibri" w:cs="Calibri"/>
-        </w:rPr>
-        <w:t xml:space="preserve"> que d’autres pour identifier correctement une lettre. </w:t>
-      </w:r>
-      <w:r>
-        <w:rPr>
-          <w:rFonts w:ascii="Calibri" w:hAnsi="Calibri" w:cs="Calibri"/>
-        </w:rPr>
-        <w:t xml:space="preserve">On peut voir un exemple des sections importantes obtenue grâce au module d’attention à la </w:t>
-      </w:r>
-      <w:r>
-        <w:rPr>
-          <w:rFonts w:ascii="Calibri" w:hAnsi="Calibri" w:cs="Calibri"/>
-          <w:highlight w:val="yellow"/>
-        </w:rPr>
-        <w:t>FIGURE XX</w:t>
-      </w:r>
-      <w:r>
-        <w:rPr>
-          <w:rFonts w:ascii="Calibri" w:hAnsi="Calibri" w:cs="Calibri"/>
-        </w:rPr>
-        <w:t>.</w:t>
+        <w:t>L’architecture Elman n’a pas été testée, car elle est moins performante sur des séquences longues et offre peu d’avantages par rapport aux GRU et LSTM.</w:t>
+      </w:r>
+      <w:r>
+        <w:rPr>
+          <w:rFonts w:ascii="Calibri" w:hAnsi="Calibri" w:cs="Calibri"/>
+        </w:rPr>
+        <w:t xml:space="preserve"> </w:t>
+      </w:r>
+      <w:r>
+        <w:rPr>
+          <w:rFonts w:ascii="Calibri" w:hAnsi="Calibri" w:cs="Calibri"/>
+        </w:rPr>
+        <w:t>Chaque neurone caché d’Elman ne dispose que d’une mémoire très courte.</w:t>
+      </w:r>
+      <w:r>
+        <w:rPr>
+          <w:rFonts w:ascii="Calibri" w:hAnsi="Calibri" w:cs="Calibri"/>
+        </w:rPr>
+        <w:t xml:space="preserve"> Il faut donc compenser en augmentant le nombre de neurones ou de couches. Cela augmente le nombre de </w:t>
+      </w:r>
+      <w:r>
+        <w:rPr>
+          <w:rFonts w:ascii="Calibri" w:hAnsi="Calibri" w:cs="Calibri"/>
+        </w:rPr>
+        <w:t>paramètres, ce qui n’est pas souhaitable avec la contrainte de 10 000 paramètres.</w:t>
       </w:r>
     </w:p>
     <w:p>
@@ -991,6 +948,183 @@
         <w:rPr>
           <w:rFonts w:ascii="Calibri" w:hAnsi="Calibri" w:cs="Calibri"/>
         </w:rPr>
+        <w:t xml:space="preserve">L’architecture retenue repose sur un réseau de neurones récurrent de type GRU, choisi pour sa simplicité et le nombre réduit de paramètres par rapport aux LSTM. </w:t>
+      </w:r>
+      <w:r>
+        <w:rPr>
+          <w:rFonts w:ascii="Calibri" w:hAnsi="Calibri" w:cs="Calibri"/>
+        </w:rPr>
+        <w:t>L’architecture LSTM a cependant été testée, et il a été confirmé qu’elle ne pouvait pas atteindre la même précision qu’un GRU avec les paramètres restreints</w:t>
+      </w:r>
+      <w:r>
+        <w:rPr>
+          <w:rFonts w:ascii="Calibri" w:hAnsi="Calibri" w:cs="Calibri"/>
+        </w:rPr>
+        <w:t xml:space="preserve"> (distance d’édition minimale atteinte : </w:t>
+      </w:r>
+      <w:r>
+        <w:rPr>
+          <w:rFonts w:ascii="Calibri" w:hAnsi="Calibri" w:cs="Calibri"/>
+        </w:rPr>
+        <w:t xml:space="preserve">environ </w:t>
+      </w:r>
+      <w:r>
+        <w:rPr>
+          <w:rFonts w:ascii="Calibri" w:hAnsi="Calibri" w:cs="Calibri"/>
+        </w:rPr>
+        <w:t>0.7)</w:t>
+      </w:r>
+      <w:r>
+        <w:rPr>
+          <w:rFonts w:ascii="Calibri" w:hAnsi="Calibri" w:cs="Calibri"/>
+        </w:rPr>
+        <w:t>.</w:t>
+      </w:r>
+    </w:p>
+    <w:p>
+      <w:pPr>
+        <w:pStyle w:val="NormalWeb"/>
+        <w:jc w:val="both"/>
+        <w:rPr>
+          <w:rFonts w:ascii="Calibri" w:hAnsi="Calibri" w:cs="Calibri"/>
+        </w:rPr>
+      </w:pPr>
+      <w:r>
+        <w:rPr>
+          <w:rFonts w:ascii="Calibri" w:hAnsi="Calibri" w:cs="Calibri"/>
+        </w:rPr>
+        <w:t>Une architecture encodeur-décodeur permet de convertir efficacement une séquence d’entrée de longueur variable en une séquence de sortie de taille différente.</w:t>
+      </w:r>
+      <w:r>
+        <w:rPr>
+          <w:rFonts w:ascii="Calibri" w:hAnsi="Calibri" w:cs="Calibri"/>
+        </w:rPr>
+        <w:t xml:space="preserve"> </w:t>
+      </w:r>
+      <w:r>
+        <w:rPr>
+          <w:rFonts w:ascii="Calibri" w:hAnsi="Calibri" w:cs="Calibri"/>
+        </w:rPr>
+        <w:t xml:space="preserve">Le modèle utilise une </w:t>
+      </w:r>
+      <w:r>
+        <w:rPr>
+          <w:rFonts w:ascii="Calibri" w:hAnsi="Calibri" w:cs="Calibri"/>
+        </w:rPr>
+        <w:t xml:space="preserve">seule couche récurrente </w:t>
+      </w:r>
+      <w:r>
+        <w:rPr>
+          <w:rFonts w:ascii="Calibri" w:hAnsi="Calibri" w:cs="Calibri"/>
+        </w:rPr>
+        <w:t>afin de réduire le nombre de paramètres</w:t>
+      </w:r>
+      <w:r>
+        <w:rPr>
+          <w:rFonts w:ascii="Calibri" w:hAnsi="Calibri" w:cs="Calibri"/>
+        </w:rPr>
+        <w:t xml:space="preserve"> et une architecture unidirectionnelle, ce qui limite la complexité tout en conservant une capacité de représentation suffisante. Les tests sur un réseau bidirectionnel n’ont pas montré de gain de performance significatif par rapport à l’architecture unidirectionnelle</w:t>
+      </w:r>
+      <w:r>
+        <w:rPr>
+          <w:rFonts w:ascii="Calibri" w:hAnsi="Calibri" w:cs="Calibri"/>
+        </w:rPr>
+        <w:t xml:space="preserve"> à nombre de paramètres égaux</w:t>
+      </w:r>
+      <w:r>
+        <w:rPr>
+          <w:rFonts w:ascii="Calibri" w:hAnsi="Calibri" w:cs="Calibri"/>
+        </w:rPr>
+        <w:t xml:space="preserve"> (distance d’édition minimale atteinte : environ 1).</w:t>
+      </w:r>
+    </w:p>
+    <w:p>
+      <w:pPr>
+        <w:pStyle w:val="NormalWeb"/>
+        <w:jc w:val="both"/>
+        <w:rPr>
+          <w:rFonts w:ascii="Calibri" w:hAnsi="Calibri" w:cs="Calibri"/>
+        </w:rPr>
+      </w:pPr>
+      <w:r>
+        <w:rPr>
+          <w:rFonts w:ascii="Calibri" w:hAnsi="Calibri" w:cs="Calibri"/>
+        </w:rPr>
+        <w:t xml:space="preserve">Un mécanisme d’attention a été intégré afin de permettre au décodeur de se concentrer sur les portions les plus pertinentes du signal d’entrée. Dans le </w:t>
+      </w:r>
+      <w:r>
+        <w:rPr>
+          <w:rFonts w:ascii="Calibri" w:hAnsi="Calibri" w:cs="Calibri"/>
+        </w:rPr>
+        <w:t>contexte</w:t>
+      </w:r>
+      <w:r>
+        <w:rPr>
+          <w:rFonts w:ascii="Calibri" w:hAnsi="Calibri" w:cs="Calibri"/>
+        </w:rPr>
+        <w:t xml:space="preserve"> de la reconnaissance </w:t>
+      </w:r>
+      <w:r>
+        <w:rPr>
+          <w:rFonts w:ascii="Calibri" w:hAnsi="Calibri" w:cs="Calibri"/>
+        </w:rPr>
+        <w:t>d’écriture à la main</w:t>
+      </w:r>
+      <w:r>
+        <w:rPr>
+          <w:rFonts w:ascii="Calibri" w:hAnsi="Calibri" w:cs="Calibri"/>
+        </w:rPr>
+        <w:t xml:space="preserve">, certaines parties du tracé sont plus </w:t>
+      </w:r>
+      <w:r>
+        <w:rPr>
+          <w:rFonts w:ascii="Calibri" w:hAnsi="Calibri" w:cs="Calibri"/>
+        </w:rPr>
+        <w:t>importantes</w:t>
+      </w:r>
+      <w:r>
+        <w:rPr>
+          <w:rFonts w:ascii="Calibri" w:hAnsi="Calibri" w:cs="Calibri"/>
+        </w:rPr>
+        <w:t xml:space="preserve"> que d’autres pour identifier correctement une lettre. </w:t>
+      </w:r>
+      <w:r>
+        <w:rPr>
+          <w:rFonts w:ascii="Calibri" w:hAnsi="Calibri" w:cs="Calibri"/>
+        </w:rPr>
+        <w:t xml:space="preserve">On peut voir un exemple des sections importantes obtenue grâce au module d’attention à la </w:t>
+      </w:r>
+      <w:r>
+        <w:rPr>
+          <w:rFonts w:ascii="Calibri" w:hAnsi="Calibri" w:cs="Calibri"/>
+        </w:rPr>
+        <w:t xml:space="preserve">FIGURE </w:t>
+      </w:r>
+      <w:r>
+        <w:rPr>
+          <w:rFonts w:ascii="Calibri" w:hAnsi="Calibri" w:cs="Calibri"/>
+        </w:rPr>
+        <w:t>5</w:t>
+      </w:r>
+      <w:r>
+        <w:rPr>
+          <w:rFonts w:ascii="Calibri" w:hAnsi="Calibri" w:cs="Calibri"/>
+        </w:rPr>
+        <w:t>.</w:t>
+      </w:r>
+    </w:p>
+    <w:p>
+      <w:pPr>
+        <w:pStyle w:val="NormalWeb"/>
+        <w:jc w:val="both"/>
+        <w:rPr>
+          <w:rFonts w:ascii="Calibri" w:hAnsi="Calibri" w:cs="Calibri"/>
+        </w:rPr>
+      </w:pPr>
+      <w:r>
+        <w:rPr>
+          <w:rFonts w:ascii="Calibri" w:hAnsi="Calibri" w:cs="Calibri"/>
+        </w:rPr>
         <w:t xml:space="preserve">Pour stabiliser l’apprentissage, un </w:t>
       </w:r>
       <w:proofErr w:type="spellStart"/>
@@ -1033,7 +1167,14 @@
         <w:rPr>
           <w:rFonts w:ascii="Calibri" w:hAnsi="Calibri" w:cs="Calibri"/>
         </w:rPr>
-        <w:t xml:space="preserve"> ce qui permet au de faciliter l’apprentissage lors des premières </w:t>
+        <w:t xml:space="preserve"> ce qui </w:t>
+      </w:r>
+      <w:r>
+        <w:rPr>
+          <w:rFonts w:ascii="Calibri" w:hAnsi="Calibri" w:cs="Calibri"/>
+        </w:rPr>
+        <w:lastRenderedPageBreak/>
+        <w:t xml:space="preserve">permet au de faciliter l’apprentissage lors des premières </w:t>
       </w:r>
       <w:proofErr w:type="spellStart"/>
       <w:r>
@@ -1133,37 +1274,93 @@
     </w:p>
     <w:p>
       <w:pPr>
-        <w:pStyle w:val="Heading2"/>
-        <w:rPr>
-          <w:color w:val="auto"/>
-        </w:rPr>
-      </w:pPr>
-      <w:r>
-        <w:rPr>
-          <w:color w:val="auto"/>
-        </w:rPr>
-        <w:t>2.</w:t>
-      </w:r>
-      <w:r>
-        <w:rPr>
-          <w:color w:val="auto"/>
-        </w:rPr>
-        <w:t>3</w:t>
-      </w:r>
-      <w:r>
-        <w:rPr>
-          <w:color w:val="auto"/>
-        </w:rPr>
-        <w:t xml:space="preserve">. </w:t>
-      </w:r>
-      <w:r>
-        <w:rPr>
-          <w:color w:val="auto"/>
-        </w:rPr>
-        <w:t>Schéma-bloc des différentes couches du réseau</w:t>
-      </w:r>
-    </w:p>
-    <w:p/>
+        <w:pStyle w:val="NormalWeb"/>
+        <w:jc w:val="both"/>
+        <w:rPr>
+          <w:rFonts w:ascii="Calibri" w:hAnsi="Calibri" w:cs="Calibri"/>
+          <w:i/>
+          <w:iCs/>
+          <w:sz w:val="20"/>
+          <w:szCs w:val="20"/>
+        </w:rPr>
+      </w:pPr>
+      <w:r>
+        <w:rPr>
+          <w:rFonts w:ascii="Calibri" w:hAnsi="Calibri" w:cs="Calibri"/>
+          <w:i/>
+          <w:iCs/>
+          <w:sz w:val="20"/>
+          <w:szCs w:val="20"/>
+        </w:rPr>
+        <w:t>(Note : le modèle peut être passé en mode bidirectionnel, avec ou sans attention et avec GRU ou LSTM grâce aux paramètre</w:t>
+      </w:r>
+      <w:r>
+        <w:rPr>
+          <w:rFonts w:ascii="Calibri" w:hAnsi="Calibri" w:cs="Calibri"/>
+          <w:i/>
+          <w:iCs/>
+          <w:sz w:val="20"/>
+          <w:szCs w:val="20"/>
+        </w:rPr>
+        <w:t>s</w:t>
+      </w:r>
+      <w:r>
+        <w:rPr>
+          <w:rFonts w:ascii="Calibri" w:hAnsi="Calibri" w:cs="Calibri"/>
+          <w:i/>
+          <w:iCs/>
+          <w:sz w:val="20"/>
+          <w:szCs w:val="20"/>
+        </w:rPr>
+        <w:t xml:space="preserve"> de contrôles dans </w:t>
+      </w:r>
+      <w:proofErr w:type="gramStart"/>
+      <w:r>
+        <w:rPr>
+          <w:rFonts w:ascii="Calibri" w:hAnsi="Calibri" w:cs="Calibri"/>
+          <w:i/>
+          <w:iCs/>
+          <w:sz w:val="20"/>
+          <w:szCs w:val="20"/>
+        </w:rPr>
+        <w:t>le main</w:t>
+      </w:r>
+      <w:proofErr w:type="gramEnd"/>
+      <w:r>
+        <w:rPr>
+          <w:rFonts w:ascii="Calibri" w:hAnsi="Calibri" w:cs="Calibri"/>
+          <w:i/>
+          <w:iCs/>
+          <w:sz w:val="20"/>
+          <w:szCs w:val="20"/>
+        </w:rPr>
+        <w:t>)</w:t>
+      </w:r>
+    </w:p>
+    <w:p>
+      <w:pPr>
+        <w:rPr>
+          <w:rFonts w:ascii="Calibri" w:eastAsia="Times New Roman" w:hAnsi="Calibri" w:cs="Calibri"/>
+          <w:i/>
+          <w:iCs/>
+          <w:kern w:val="0"/>
+          <w:sz w:val="20"/>
+          <w:szCs w:val="20"/>
+          <w:lang w:eastAsia="fr-CA"/>
+          <w14:ligatures w14:val="none"/>
+        </w:rPr>
+      </w:pPr>
+      <w:r>
+        <w:rPr>
+          <w:rFonts w:ascii="Calibri" w:hAnsi="Calibri" w:cs="Calibri"/>
+          <w:i/>
+          <w:iCs/>
+          <w:sz w:val="20"/>
+          <w:szCs w:val="20"/>
+        </w:rPr>
+        <w:br w:type="page"/>
+      </w:r>
+    </w:p>
     <w:p>
       <w:pPr>
         <w:pStyle w:val="Heading2"/>
@@ -1182,7 +1379,7 @@
         <w:rPr>
           <w:color w:val="auto"/>
         </w:rPr>
-        <w:t>4</w:t>
+        <w:t>3</w:t>
       </w:r>
       <w:r>
         <w:rPr>
@@ -1194,291 +1391,12 @@
         <w:rPr>
           <w:color w:val="auto"/>
         </w:rPr>
-        <w:t>Nombre de paramètre et d</w:t>
-      </w:r>
-      <w:r>
-        <w:rPr>
-          <w:color w:val="auto"/>
-        </w:rPr>
-        <w:t>escription des hyperparamètres</w:t>
-      </w:r>
-    </w:p>
-    <w:p>
-      <w:r>
-        <w:t xml:space="preserve">Le modèle a été entraîné pendant </w:t>
-      </w:r>
-      <w:r>
-        <w:rPr>
-          <w:highlight w:val="yellow"/>
-        </w:rPr>
-        <w:t>XX</w:t>
-      </w:r>
-      <w:r>
-        <w:t xml:space="preserve"> </w:t>
-      </w:r>
-      <w:r>
-        <w:t xml:space="preserve">époques avec un </w:t>
-      </w:r>
-      <w:r>
-        <w:rPr>
-          <w:i/>
-          <w:iCs/>
-        </w:rPr>
-        <w:t>batch size</w:t>
-      </w:r>
-      <w:r>
-        <w:t xml:space="preserve"> de </w:t>
-      </w:r>
-      <w:r>
-        <w:rPr>
-          <w:highlight w:val="yellow"/>
-        </w:rPr>
-        <w:t>XX</w:t>
-      </w:r>
-      <w:r>
-        <w:t xml:space="preserve"> </w:t>
-      </w:r>
-      <w:r>
-        <w:t xml:space="preserve">et un taux d’apprentissage de </w:t>
-      </w:r>
-      <w:r>
-        <w:rPr>
-          <w:highlight w:val="yellow"/>
-        </w:rPr>
-        <w:t>XX</w:t>
-      </w:r>
-      <w:r>
-        <w:t>.</w:t>
-      </w:r>
-      <w:r>
-        <w:t xml:space="preserve"> En utilisant un bas </w:t>
-      </w:r>
-      <w:proofErr w:type="spellStart"/>
-      <w:r>
-        <w:rPr>
-          <w:i/>
-          <w:iCs/>
-        </w:rPr>
-        <w:t>learning_rate</w:t>
-      </w:r>
-      <w:proofErr w:type="spellEnd"/>
-      <w:r>
-        <w:t>, on stabilise l’apprentissage. Le modèle utilise aussi du</w:t>
-      </w:r>
-      <w:r>
-        <w:t xml:space="preserve"> </w:t>
-      </w:r>
-      <w:proofErr w:type="spellStart"/>
-      <w:r>
-        <w:rPr>
-          <w:i/>
-          <w:iCs/>
-        </w:rPr>
-        <w:t>teacher</w:t>
-      </w:r>
-      <w:proofErr w:type="spellEnd"/>
-      <w:r>
-        <w:rPr>
-          <w:i/>
-          <w:iCs/>
-        </w:rPr>
-        <w:t xml:space="preserve"> forcing</w:t>
-      </w:r>
-      <w:r>
-        <w:t xml:space="preserve"> </w:t>
-      </w:r>
-      <w:r>
-        <w:t xml:space="preserve">qui </w:t>
-      </w:r>
-      <w:r>
-        <w:t xml:space="preserve">décroît linéairement de 1 à 0 au fil des époques, </w:t>
-      </w:r>
-      <w:r>
-        <w:t xml:space="preserve">ainsi </w:t>
-      </w:r>
-      <w:r>
-        <w:t xml:space="preserve">qu’un </w:t>
-      </w:r>
-      <w:r>
-        <w:rPr>
-          <w:i/>
-          <w:iCs/>
-        </w:rPr>
-        <w:t>dropout</w:t>
-      </w:r>
-      <w:r>
-        <w:t xml:space="preserve"> de 0,3 et une régularisation </w:t>
-      </w:r>
-      <w:proofErr w:type="spellStart"/>
-      <w:r>
-        <w:rPr>
-          <w:i/>
-          <w:iCs/>
-        </w:rPr>
-        <w:t>weight</w:t>
-      </w:r>
-      <w:proofErr w:type="spellEnd"/>
-      <w:r>
-        <w:rPr>
-          <w:i/>
-          <w:iCs/>
-        </w:rPr>
-        <w:t xml:space="preserve"> </w:t>
-      </w:r>
-      <w:proofErr w:type="spellStart"/>
-      <w:r>
-        <w:rPr>
-          <w:i/>
-          <w:iCs/>
-        </w:rPr>
-        <w:t>decay</w:t>
-      </w:r>
-      <w:proofErr w:type="spellEnd"/>
-      <w:r>
-        <w:t xml:space="preserve"> de 10</w:t>
-      </w:r>
-      <w:r>
-        <w:rPr>
-          <w:rFonts w:ascii="Cambria Math" w:hAnsi="Cambria Math" w:cs="Cambria Math"/>
-        </w:rPr>
-        <w:t>⁻</w:t>
-      </w:r>
-      <w:r>
-        <w:rPr>
-          <w:rFonts w:ascii="Aptos" w:hAnsi="Aptos" w:cs="Aptos"/>
-        </w:rPr>
-        <w:t>⁴</w:t>
-      </w:r>
-      <w:r>
-        <w:t>.</w:t>
-      </w:r>
-      <w:r>
-        <w:t xml:space="preserve"> Ces paramètres permettent une meilleure généralisation et réduise les chances de </w:t>
-      </w:r>
-      <w:r>
-        <w:t>surapprentissage</w:t>
-      </w:r>
-      <w:r>
-        <w:t>.</w:t>
-      </w:r>
-    </w:p>
-    <w:p>
-      <w:r>
-        <w:t xml:space="preserve">Le modèle comporte </w:t>
-      </w:r>
-      <w:r>
-        <w:rPr>
-          <w:highlight w:val="yellow"/>
-        </w:rPr>
-        <w:t>XX</w:t>
-      </w:r>
-      <w:r>
-        <w:t xml:space="preserve"> </w:t>
-      </w:r>
-      <w:r>
-        <w:t xml:space="preserve">paramètres entraînables, respectant ainsi la limite de 10 000 paramètres pour un déploiement sur un système embarqué. Ces paramètres incluent ceux des couches GRU, de </w:t>
-      </w:r>
-      <w:r>
-        <w:rPr>
-          <w:i/>
-          <w:iCs/>
-        </w:rPr>
-        <w:t>l’</w:t>
-      </w:r>
-      <w:proofErr w:type="spellStart"/>
-      <w:r>
-        <w:rPr>
-          <w:i/>
-          <w:iCs/>
-        </w:rPr>
-        <w:t>embedding</w:t>
-      </w:r>
-      <w:proofErr w:type="spellEnd"/>
-      <w:r>
-        <w:t xml:space="preserve"> et </w:t>
-      </w:r>
-      <w:r>
-        <w:t>de la couche de sortie linéaire</w:t>
-      </w:r>
-      <w:r>
-        <w:t>.</w:t>
-      </w:r>
-    </w:p>
-    <w:p/>
-    <w:p>
-      <w:pPr>
-        <w:pStyle w:val="Heading2"/>
-        <w:rPr>
-          <w:color w:val="auto"/>
-        </w:rPr>
-      </w:pPr>
-      <w:r>
-        <w:rPr>
-          <w:color w:val="auto"/>
-        </w:rPr>
-        <w:t>2.</w:t>
-      </w:r>
-      <w:r>
-        <w:rPr>
-          <w:color w:val="auto"/>
-        </w:rPr>
-        <w:t>5</w:t>
-      </w:r>
-      <w:r>
-        <w:rPr>
-          <w:color w:val="auto"/>
-        </w:rPr>
-        <w:t xml:space="preserve">. </w:t>
-      </w:r>
-      <w:r>
-        <w:rPr>
-          <w:color w:val="auto"/>
-        </w:rPr>
-        <w:t>Validation</w:t>
-      </w:r>
-    </w:p>
-    <w:p>
-      <w:pPr>
-        <w:pStyle w:val="Heading3"/>
-        <w:rPr>
-          <w:color w:val="auto"/>
-        </w:rPr>
-      </w:pPr>
-      <w:r>
-        <w:rPr>
-          <w:color w:val="auto"/>
-        </w:rPr>
-        <w:t>2.</w:t>
-      </w:r>
-      <w:r>
-        <w:rPr>
-          <w:color w:val="auto"/>
-        </w:rPr>
-        <w:t>5</w:t>
-      </w:r>
-      <w:r>
-        <w:rPr>
-          <w:color w:val="auto"/>
-        </w:rPr>
-        <w:t xml:space="preserve">.1. </w:t>
-      </w:r>
-      <w:r>
-        <w:rPr>
-          <w:color w:val="auto"/>
-        </w:rPr>
-        <w:t xml:space="preserve">Erreur en fonction des </w:t>
-      </w:r>
-      <w:proofErr w:type="spellStart"/>
-      <w:r>
-        <w:rPr>
-          <w:color w:val="auto"/>
-        </w:rPr>
-        <w:t>epochs</w:t>
-      </w:r>
-      <w:proofErr w:type="spellEnd"/>
-    </w:p>
-    <w:p>
-      <w:pPr>
+        <w:t>Schéma-bloc des différentes couches du réseau</w:t>
+      </w:r>
+    </w:p>
+    <w:p>
+      <w:pPr>
+        <w:keepNext/>
         <w:jc w:val="center"/>
       </w:pPr>
       <w:r>
@@ -1486,10 +1404,10 @@
           <w:noProof/>
         </w:rPr>
         <w:drawing>
-          <wp:inline distT="0" distB="0" distL="0" distR="0" wp14:anchorId="30686101" wp14:editId="2F5E3B41">
-            <wp:extent cx="5087060" cy="3867690"/>
-            <wp:effectExtent l="0" t="0" r="0" b="0"/>
-            <wp:docPr id="1877451920" name="Picture 1"/>
+          <wp:inline distT="0" distB="0" distL="0" distR="0" wp14:anchorId="2DBBD92B" wp14:editId="4F84C347">
+            <wp:extent cx="5175315" cy="3752374"/>
+            <wp:effectExtent l="0" t="0" r="6350" b="635"/>
+            <wp:docPr id="304851833" name="Picture 2"/>
             <wp:cNvGraphicFramePr>
               <a:graphicFrameLocks xmlns:a="http://schemas.openxmlformats.org/drawingml/2006/main" noChangeAspect="1"/>
             </wp:cNvGraphicFramePr>
@@ -1497,11 +1415,97 @@
               <a:graphicData uri="http://schemas.openxmlformats.org/drawingml/2006/picture">
                 <pic:pic xmlns:pic="http://schemas.openxmlformats.org/drawingml/2006/picture">
                   <pic:nvPicPr>
-                    <pic:cNvPr id="1877451920" name=""/>
+                    <pic:cNvPr id="0" name="Picture 1"/>
+                    <pic:cNvPicPr>
+                      <a:picLocks noChangeAspect="1" noChangeArrowheads="1"/>
+                    </pic:cNvPicPr>
+                  </pic:nvPicPr>
+                  <pic:blipFill>
+                    <a:blip r:embed="rId7">
+                      <a:extLst>
+                        <a:ext uri="{28A0092B-C50C-407E-A947-70E740481C1C}">
+                          <a14:useLocalDpi xmlns:a14="http://schemas.microsoft.com/office/drawing/2010/main" val="0"/>
+                        </a:ext>
+                      </a:extLst>
+                    </a:blip>
+                    <a:srcRect/>
+                    <a:stretch>
+                      <a:fillRect/>
+                    </a:stretch>
+                  </pic:blipFill>
+                  <pic:spPr bwMode="auto">
+                    <a:xfrm>
+                      <a:off x="0" y="0"/>
+                      <a:ext cx="5191919" cy="3764413"/>
+                    </a:xfrm>
+                    <a:prstGeom prst="rect">
+                      <a:avLst/>
+                    </a:prstGeom>
+                    <a:noFill/>
+                    <a:ln>
+                      <a:noFill/>
+                    </a:ln>
+                  </pic:spPr>
+                </pic:pic>
+              </a:graphicData>
+            </a:graphic>
+          </wp:inline>
+        </w:drawing>
+      </w:r>
+    </w:p>
+    <w:p>
+      <w:pPr>
+        <w:pStyle w:val="Caption"/>
+        <w:jc w:val="center"/>
+      </w:pPr>
+      <w:r>
+        <w:t xml:space="preserve">Figure </w:t>
+      </w:r>
+      <w:r>
+        <w:fldChar w:fldCharType="begin"/>
+      </w:r>
+      <w:r>
+        <w:instrText xml:space="preserve"> SEQ Figure \* ARABIC </w:instrText>
+      </w:r>
+      <w:r>
+        <w:fldChar w:fldCharType="separate"/>
+      </w:r>
+      <w:r>
+        <w:rPr>
+          <w:noProof/>
+        </w:rPr>
+        <w:t>1</w:t>
+      </w:r>
+      <w:r>
+        <w:fldChar w:fldCharType="end"/>
+      </w:r>
+      <w:r>
+        <w:t>: Schéma bloc du réseau</w:t>
+      </w:r>
+    </w:p>
+    <w:p>
+      <w:pPr>
+        <w:keepNext/>
+        <w:jc w:val="center"/>
+      </w:pPr>
+      <w:r>
+        <w:drawing>
+          <wp:inline distT="0" distB="0" distL="0" distR="0" wp14:anchorId="5F136FEE" wp14:editId="2A78C95C">
+            <wp:extent cx="2560320" cy="2723476"/>
+            <wp:effectExtent l="0" t="0" r="0" b="1270"/>
+            <wp:docPr id="469677460" name="Picture 1"/>
+            <wp:cNvGraphicFramePr>
+              <a:graphicFrameLocks xmlns:a="http://schemas.openxmlformats.org/drawingml/2006/main" noChangeAspect="1"/>
+            </wp:cNvGraphicFramePr>
+            <a:graphic xmlns:a="http://schemas.openxmlformats.org/drawingml/2006/main">
+              <a:graphicData uri="http://schemas.openxmlformats.org/drawingml/2006/picture">
+                <pic:pic xmlns:pic="http://schemas.openxmlformats.org/drawingml/2006/picture">
+                  <pic:nvPicPr>
+                    <pic:cNvPr id="469677460" name=""/>
                     <pic:cNvPicPr/>
                   </pic:nvPicPr>
                   <pic:blipFill>
-                    <a:blip r:embed="rId7"/>
+                    <a:blip r:embed="rId8"/>
                     <a:stretch>
                       <a:fillRect/>
                     </a:stretch>
@@ -1509,7 +1513,7 @@
                   <pic:spPr>
                     <a:xfrm>
                       <a:off x="0" y="0"/>
-                      <a:ext cx="5087060" cy="3867690"/>
+                      <a:ext cx="2594727" cy="2760076"/>
                     </a:xfrm>
                     <a:prstGeom prst="rect">
                       <a:avLst/>
@@ -1523,28 +1527,164 @@
       </w:r>
     </w:p>
     <w:p>
-      <w:r>
-        <w:t xml:space="preserve">On observe une diminution rapide de l’erreur au cours des premières </w:t>
+      <w:pPr>
+        <w:pStyle w:val="Caption"/>
+        <w:jc w:val="center"/>
+      </w:pPr>
+      <w:r>
+        <w:t xml:space="preserve">Figure </w:t>
+      </w:r>
+      <w:r>
+        <w:fldChar w:fldCharType="begin"/>
+      </w:r>
+      <w:r>
+        <w:instrText xml:space="preserve"> SEQ Figure \* ARABIC </w:instrText>
+      </w:r>
+      <w:r>
+        <w:fldChar w:fldCharType="separate"/>
+      </w:r>
+      <w:r>
+        <w:rPr>
+          <w:noProof/>
+        </w:rPr>
+        <w:t>2</w:t>
+      </w:r>
+      <w:r>
+        <w:fldChar w:fldCharType="end"/>
+      </w:r>
+      <w:r>
+        <w:t xml:space="preserve">: Schéma bloc </w:t>
+      </w:r>
+      <w:proofErr w:type="gramStart"/>
+      <w:r>
+        <w:t>du modules</w:t>
+      </w:r>
+      <w:proofErr w:type="gramEnd"/>
+      <w:r>
+        <w:t xml:space="preserve"> d'attention</w:t>
+      </w:r>
+    </w:p>
+    <w:p>
+      <w:r>
+        <w:t xml:space="preserve">Les fonctions utilisées pour le module d’attention sont </w:t>
+      </w:r>
+      <w:r>
+        <w:t xml:space="preserve">les suivantes : </w:t>
+      </w:r>
+      <w:r>
+        <w:t xml:space="preserve">un produit matriciel en lot </w:t>
+      </w:r>
+      <w:r>
+        <w:t xml:space="preserve">pour la similarité, et pour le </w:t>
       </w:r>
       <w:proofErr w:type="spellStart"/>
       <w:r>
-        <w:t>epochs</w:t>
+        <w:t>weighting</w:t>
       </w:r>
       <w:proofErr w:type="spellEnd"/>
       <w:r>
-        <w:t xml:space="preserve">, atteignant une valeur relativement faible vers 30 </w:t>
+        <w:t>, et une somme des éléments sur la dimension de séquence pour que la sortie soit de format 1*</w:t>
       </w:r>
       <w:proofErr w:type="spellStart"/>
+      <w:r>
+        <w:t>n_hidden</w:t>
+      </w:r>
+      <w:proofErr w:type="spellEnd"/>
+      <w:r>
+        <w:t>.</w:t>
+      </w:r>
+    </w:p>
+    <w:p>
+      <w:pPr>
+        <w:pStyle w:val="Heading2"/>
+        <w:rPr>
+          <w:color w:val="auto"/>
+        </w:rPr>
+      </w:pPr>
+      <w:r>
+        <w:rPr>
+          <w:color w:val="auto"/>
+        </w:rPr>
+        <w:lastRenderedPageBreak/>
+        <w:t>2.</w:t>
+      </w:r>
+      <w:r>
+        <w:rPr>
+          <w:color w:val="auto"/>
+        </w:rPr>
+        <w:t>4</w:t>
+      </w:r>
+      <w:r>
+        <w:rPr>
+          <w:color w:val="auto"/>
+        </w:rPr>
+        <w:t xml:space="preserve">. </w:t>
+      </w:r>
+      <w:r>
+        <w:rPr>
+          <w:color w:val="auto"/>
+        </w:rPr>
+        <w:t>Nombre de paramètre et d</w:t>
+      </w:r>
+      <w:r>
+        <w:rPr>
+          <w:color w:val="auto"/>
+        </w:rPr>
+        <w:t>escription des hyperparamètres</w:t>
+      </w:r>
+    </w:p>
+    <w:p>
+      <w:pPr>
+        <w:jc w:val="both"/>
+      </w:pPr>
+      <w:r>
+        <w:t xml:space="preserve">Le modèle a été entraîné pendant </w:t>
+      </w:r>
+      <w:r>
+        <w:t>70</w:t>
+      </w:r>
+      <w:r>
+        <w:t xml:space="preserve"> </w:t>
+      </w:r>
+      <w:r>
+        <w:t xml:space="preserve">époques avec un </w:t>
+      </w:r>
       <w:r>
         <w:rPr>
           <w:i/>
           <w:iCs/>
         </w:rPr>
-        <w:t>epochs</w:t>
-      </w:r>
-      <w:proofErr w:type="spellEnd"/>
-      <w:r>
-        <w:t xml:space="preserve">. L’apprentissage se poursuit ensuite plus lentement jusqu’à environ 55 </w:t>
+        <w:t>batch size</w:t>
+      </w:r>
+      <w:r>
+        <w:t xml:space="preserve"> de </w:t>
+      </w:r>
+      <w:r>
+        <w:t>64</w:t>
+      </w:r>
+      <w:r>
+        <w:t xml:space="preserve"> </w:t>
+      </w:r>
+      <w:r>
+        <w:t xml:space="preserve">et un taux d’apprentissage de </w:t>
+      </w:r>
+      <w:r>
+        <w:t>0.008</w:t>
+      </w:r>
+      <w:r>
+        <w:t>.</w:t>
+      </w:r>
+      <w:r>
+        <w:t xml:space="preserve"> En utilisant un bas </w:t>
+      </w:r>
+      <w:r>
+        <w:t>taux d’apprentissage</w:t>
+      </w:r>
+      <w:r>
+        <w:t>, on stabilise l’apprentissage. Le modèle utilise aussi du</w:t>
+      </w:r>
+      <w:r>
+        <w:t xml:space="preserve"> </w:t>
       </w:r>
       <w:proofErr w:type="spellStart"/>
       <w:r>
@@ -1552,15 +1692,349 @@
           <w:i/>
           <w:iCs/>
         </w:rPr>
+        <w:t>teacher</w:t>
+      </w:r>
+      <w:proofErr w:type="spellEnd"/>
+      <w:r>
+        <w:rPr>
+          <w:i/>
+          <w:iCs/>
+        </w:rPr>
+        <w:t xml:space="preserve"> forcing</w:t>
+      </w:r>
+      <w:r>
+        <w:t xml:space="preserve"> </w:t>
+      </w:r>
+      <w:r>
+        <w:t xml:space="preserve">qui </w:t>
+      </w:r>
+      <w:r>
+        <w:t xml:space="preserve">décroît linéairement de 1 à 0 au fil des époques, </w:t>
+      </w:r>
+      <w:r>
+        <w:t xml:space="preserve">ainsi </w:t>
+      </w:r>
+      <w:r>
+        <w:t xml:space="preserve">qu’un </w:t>
+      </w:r>
+      <w:r>
+        <w:rPr>
+          <w:i/>
+          <w:iCs/>
+        </w:rPr>
+        <w:t>dropout</w:t>
+      </w:r>
+      <w:r>
+        <w:t xml:space="preserve"> de 0,3 et une régularisation </w:t>
+      </w:r>
+      <w:proofErr w:type="spellStart"/>
+      <w:r>
+        <w:rPr>
+          <w:i/>
+          <w:iCs/>
+        </w:rPr>
+        <w:t>weight</w:t>
+      </w:r>
+      <w:proofErr w:type="spellEnd"/>
+      <w:r>
+        <w:rPr>
+          <w:i/>
+          <w:iCs/>
+        </w:rPr>
+        <w:t xml:space="preserve"> </w:t>
+      </w:r>
+      <w:proofErr w:type="spellStart"/>
+      <w:r>
+        <w:rPr>
+          <w:i/>
+          <w:iCs/>
+        </w:rPr>
+        <w:t>decay</w:t>
+      </w:r>
+      <w:proofErr w:type="spellEnd"/>
+      <w:r>
+        <w:t xml:space="preserve"> de 10</w:t>
+      </w:r>
+      <w:r>
+        <w:rPr>
+          <w:rFonts w:ascii="Cambria Math" w:hAnsi="Cambria Math" w:cs="Cambria Math"/>
+        </w:rPr>
+        <w:t>⁻</w:t>
+      </w:r>
+      <w:r>
+        <w:rPr>
+          <w:rFonts w:ascii="Aptos" w:hAnsi="Aptos" w:cs="Aptos"/>
+        </w:rPr>
+        <w:t>⁴</w:t>
+      </w:r>
+      <w:r>
+        <w:t>.</w:t>
+      </w:r>
+      <w:r>
+        <w:t xml:space="preserve"> Ces paramètres permettent une meilleure généralisation et réduise les chances de </w:t>
+      </w:r>
+      <w:r>
+        <w:t>surapprentissage</w:t>
+      </w:r>
+      <w:r>
+        <w:t>.</w:t>
+      </w:r>
+    </w:p>
+    <w:p>
+      <w:pPr>
+        <w:jc w:val="both"/>
+      </w:pPr>
+      <w:r>
+        <w:t>Avec une taille de couche cachée de 28, l</w:t>
+      </w:r>
+      <w:r>
+        <w:t xml:space="preserve">e modèle comporte </w:t>
+      </w:r>
+      <w:r>
+        <w:t>9569</w:t>
+      </w:r>
+      <w:r>
+        <w:t xml:space="preserve"> </w:t>
+      </w:r>
+      <w:r>
+        <w:t xml:space="preserve">paramètres entraînables, respectant ainsi la limite de 10 000 paramètres pour un déploiement sur un système embarqué. Ces paramètres incluent ceux des couches GRU, de </w:t>
+      </w:r>
+      <w:r>
+        <w:rPr>
+          <w:i/>
+          <w:iCs/>
+        </w:rPr>
+        <w:t>l’</w:t>
+      </w:r>
+      <w:proofErr w:type="spellStart"/>
+      <w:r>
+        <w:rPr>
+          <w:i/>
+          <w:iCs/>
+        </w:rPr>
+        <w:t>embedding</w:t>
+      </w:r>
+      <w:proofErr w:type="spellEnd"/>
+      <w:r>
+        <w:t xml:space="preserve"> et </w:t>
+      </w:r>
+      <w:r>
+        <w:t>de la couche de sortie linéaire</w:t>
+      </w:r>
+      <w:r>
+        <w:t>.</w:t>
+      </w:r>
+    </w:p>
+    <w:p>
+      <w:pPr>
+        <w:pStyle w:val="Heading2"/>
+        <w:rPr>
+          <w:color w:val="auto"/>
+        </w:rPr>
+      </w:pPr>
+      <w:r>
+        <w:rPr>
+          <w:color w:val="auto"/>
+        </w:rPr>
+        <w:t>2.</w:t>
+      </w:r>
+      <w:r>
+        <w:rPr>
+          <w:color w:val="auto"/>
+        </w:rPr>
+        <w:t>5</w:t>
+      </w:r>
+      <w:r>
+        <w:rPr>
+          <w:color w:val="auto"/>
+        </w:rPr>
+        <w:t xml:space="preserve">. </w:t>
+      </w:r>
+      <w:r>
+        <w:rPr>
+          <w:color w:val="auto"/>
+        </w:rPr>
+        <w:t>Validation</w:t>
+      </w:r>
+    </w:p>
+    <w:p>
+      <w:pPr>
+        <w:pStyle w:val="Heading3"/>
+        <w:rPr>
+          <w:color w:val="auto"/>
+        </w:rPr>
+      </w:pPr>
+      <w:r>
+        <w:rPr>
+          <w:color w:val="auto"/>
+        </w:rPr>
+        <w:t>2.</w:t>
+      </w:r>
+      <w:r>
+        <w:rPr>
+          <w:color w:val="auto"/>
+        </w:rPr>
+        <w:t>5</w:t>
+      </w:r>
+      <w:r>
+        <w:rPr>
+          <w:color w:val="auto"/>
+        </w:rPr>
+        <w:t xml:space="preserve">.1. </w:t>
+      </w:r>
+      <w:r>
+        <w:rPr>
+          <w:color w:val="auto"/>
+        </w:rPr>
+        <w:t>Erreur</w:t>
+      </w:r>
+      <w:r>
+        <w:rPr>
+          <w:color w:val="auto"/>
+        </w:rPr>
+        <w:t xml:space="preserve"> et distance d’édition</w:t>
+      </w:r>
+      <w:r>
+        <w:rPr>
+          <w:color w:val="auto"/>
+        </w:rPr>
+        <w:t xml:space="preserve"> en fonction des </w:t>
+      </w:r>
+      <w:proofErr w:type="spellStart"/>
+      <w:r>
+        <w:rPr>
+          <w:color w:val="auto"/>
+        </w:rPr>
         <w:t>epochs</w:t>
       </w:r>
       <w:proofErr w:type="spellEnd"/>
-      <w:r>
-        <w:t xml:space="preserve">. Après ce point, la courbe tend vers un plateau, </w:t>
-      </w:r>
-      <w:r>
-        <w:lastRenderedPageBreak/>
-        <w:t>suggérant qu’un entraînement prolongé n’apporterait que de</w:t>
+    </w:p>
+    <w:p>
+      <w:pPr>
+        <w:keepNext/>
+        <w:jc w:val="center"/>
+      </w:pPr>
+      <w:r>
+        <w:rPr>
+          <w:noProof/>
+        </w:rPr>
+        <w:drawing>
+          <wp:inline distT="0" distB="0" distL="0" distR="0" wp14:anchorId="1000B7B3" wp14:editId="20BE7EDB">
+            <wp:extent cx="5972810" cy="2488565"/>
+            <wp:effectExtent l="0" t="0" r="8890" b="6985"/>
+            <wp:docPr id="412319242" name="Picture 1"/>
+            <wp:cNvGraphicFramePr>
+              <a:graphicFrameLocks xmlns:a="http://schemas.openxmlformats.org/drawingml/2006/main" noChangeAspect="1"/>
+            </wp:cNvGraphicFramePr>
+            <a:graphic xmlns:a="http://schemas.openxmlformats.org/drawingml/2006/main">
+              <a:graphicData uri="http://schemas.openxmlformats.org/drawingml/2006/picture">
+                <pic:pic xmlns:pic="http://schemas.openxmlformats.org/drawingml/2006/picture">
+                  <pic:nvPicPr>
+                    <pic:cNvPr id="412319242" name="Picture 412319242"/>
+                    <pic:cNvPicPr/>
+                  </pic:nvPicPr>
+                  <pic:blipFill>
+                    <a:blip r:embed="rId9">
+                      <a:extLst>
+                        <a:ext uri="{28A0092B-C50C-407E-A947-70E740481C1C}">
+                          <a14:useLocalDpi xmlns:a14="http://schemas.microsoft.com/office/drawing/2010/main" val="0"/>
+                        </a:ext>
+                      </a:extLst>
+                    </a:blip>
+                    <a:stretch>
+                      <a:fillRect/>
+                    </a:stretch>
+                  </pic:blipFill>
+                  <pic:spPr>
+                    <a:xfrm>
+                      <a:off x="0" y="0"/>
+                      <a:ext cx="5972810" cy="2488565"/>
+                    </a:xfrm>
+                    <a:prstGeom prst="rect">
+                      <a:avLst/>
+                    </a:prstGeom>
+                  </pic:spPr>
+                </pic:pic>
+              </a:graphicData>
+            </a:graphic>
+          </wp:inline>
+        </w:drawing>
+      </w:r>
+    </w:p>
+    <w:p>
+      <w:pPr>
+        <w:pStyle w:val="Caption"/>
+        <w:jc w:val="center"/>
+      </w:pPr>
+      <w:r>
+        <w:t xml:space="preserve">Figure </w:t>
+      </w:r>
+      <w:r>
+        <w:fldChar w:fldCharType="begin"/>
+      </w:r>
+      <w:r>
+        <w:instrText xml:space="preserve"> SEQ Figure \* ARABIC </w:instrText>
+      </w:r>
+      <w:r>
+        <w:fldChar w:fldCharType="separate"/>
+      </w:r>
+      <w:r>
+        <w:rPr>
+          <w:noProof/>
+        </w:rPr>
+        <w:t>3</w:t>
+      </w:r>
+      <w:r>
+        <w:fldChar w:fldCharType="end"/>
+      </w:r>
+      <w:r>
+        <w:t>: Erreur et distance d'édition du modèle</w:t>
+      </w:r>
+    </w:p>
+    <w:p>
+      <w:pPr>
+        <w:jc w:val="both"/>
+      </w:pPr>
+      <w:r>
+        <w:t xml:space="preserve">On observe une diminution rapide de l’erreur </w:t>
+      </w:r>
+      <w:r>
+        <w:t xml:space="preserve">et de la distance d’édition </w:t>
+      </w:r>
+      <w:r>
+        <w:t xml:space="preserve">au cours des premières </w:t>
+      </w:r>
+      <w:proofErr w:type="spellStart"/>
+      <w:r>
+        <w:t>epochs</w:t>
+      </w:r>
+      <w:proofErr w:type="spellEnd"/>
+      <w:r>
+        <w:t xml:space="preserve">, atteignant une valeur relativement faible vers 30 </w:t>
+      </w:r>
+      <w:proofErr w:type="spellStart"/>
+      <w:r>
+        <w:rPr>
+          <w:i/>
+          <w:iCs/>
+        </w:rPr>
+        <w:t>epochs</w:t>
+      </w:r>
+      <w:proofErr w:type="spellEnd"/>
+      <w:r>
+        <w:t xml:space="preserve">. L’apprentissage se poursuit ensuite plus lentement jusqu’à environ 55 </w:t>
+      </w:r>
+      <w:proofErr w:type="spellStart"/>
+      <w:r>
+        <w:rPr>
+          <w:i/>
+          <w:iCs/>
+        </w:rPr>
+        <w:t>epochs</w:t>
+      </w:r>
+      <w:proofErr w:type="spellEnd"/>
+      <w:r>
+        <w:t>. Après ce point, la courbe tend vers un plateau, suggérant qu’un entraînement prolongé n’apporterait que de</w:t>
       </w:r>
       <w:r>
         <w:t xml:space="preserve"> petites</w:t>
@@ -1577,71 +2051,9 @@
     </w:p>
     <w:p>
       <w:pPr>
-        <w:pStyle w:val="Heading3"/>
-        <w:rPr>
-          <w:color w:val="auto"/>
-        </w:rPr>
-      </w:pPr>
-      <w:r>
-        <w:rPr>
-          <w:color w:val="auto"/>
-          <w:highlight w:val="yellow"/>
-        </w:rPr>
-        <w:t>2.</w:t>
-      </w:r>
-      <w:r>
-        <w:rPr>
-          <w:color w:val="auto"/>
-          <w:highlight w:val="yellow"/>
-        </w:rPr>
-        <w:t>5</w:t>
-      </w:r>
-      <w:r>
-        <w:rPr>
-          <w:color w:val="auto"/>
-          <w:highlight w:val="yellow"/>
-        </w:rPr>
-        <w:t xml:space="preserve">.2. </w:t>
-      </w:r>
-      <w:r>
-        <w:rPr>
-          <w:color w:val="auto"/>
-          <w:highlight w:val="yellow"/>
-        </w:rPr>
-        <w:t xml:space="preserve">Distance d’édition moyenne en fonctions des </w:t>
-      </w:r>
-      <w:proofErr w:type="spellStart"/>
-      <w:r>
-        <w:rPr>
-          <w:color w:val="auto"/>
-          <w:highlight w:val="yellow"/>
-        </w:rPr>
-        <w:t>epochs</w:t>
-      </w:r>
-      <w:proofErr w:type="spellEnd"/>
-    </w:p>
-    <w:p/>
-    <w:p/>
-    <w:p/>
-    <w:p/>
-    <w:p/>
-    <w:p/>
-    <w:p/>
-    <w:p/>
-    <w:p/>
-    <w:p/>
-    <w:p/>
-    <w:p/>
-    <w:p/>
-    <w:p/>
-    <w:p/>
-    <w:p/>
-    <w:p/>
-    <w:p/>
-    <w:p/>
-    <w:p/>
-    <w:p/>
-    <w:p/>
+        <w:jc w:val="both"/>
+      </w:pPr>
+    </w:p>
     <w:p>
       <w:pPr>
         <w:pStyle w:val="Heading3"/>
@@ -1678,6 +2090,7 @@
     </w:p>
     <w:p>
       <w:pPr>
+        <w:keepNext/>
         <w:jc w:val="center"/>
       </w:pPr>
       <w:r>
@@ -1702,7 +2115,7 @@
                     </pic:cNvPicPr>
                   </pic:nvPicPr>
                   <pic:blipFill rotWithShape="1">
-                    <a:blip r:embed="rId8">
+                    <a:blip r:embed="rId10">
                       <a:extLst>
                         <a:ext uri="{28A0092B-C50C-407E-A947-70E740481C1C}">
                           <a14:useLocalDpi xmlns:a14="http://schemas.microsoft.com/office/drawing/2010/main" val="0"/>
@@ -1741,6 +2154,36 @@
     </w:p>
     <w:p>
       <w:pPr>
+        <w:pStyle w:val="Caption"/>
+        <w:jc w:val="center"/>
+      </w:pPr>
+      <w:r>
+        <w:t xml:space="preserve">Figure </w:t>
+      </w:r>
+      <w:r>
+        <w:fldChar w:fldCharType="begin"/>
+      </w:r>
+      <w:r>
+        <w:instrText xml:space="preserve"> SEQ Figure \* ARABIC </w:instrText>
+      </w:r>
+      <w:r>
+        <w:fldChar w:fldCharType="separate"/>
+      </w:r>
+      <w:r>
+        <w:rPr>
+          <w:noProof/>
+        </w:rPr>
+        <w:t>4</w:t>
+      </w:r>
+      <w:r>
+        <w:fldChar w:fldCharType="end"/>
+      </w:r>
+      <w:r>
+        <w:t>: Matrice de confusion sur lot de test</w:t>
+      </w:r>
+    </w:p>
+    <w:p>
+      <w:pPr>
         <w:jc w:val="both"/>
       </w:pPr>
       <w:r>
@@ -1760,7 +2203,11 @@
         <w:jc w:val="both"/>
       </w:pPr>
       <w:r>
-        <w:t>Un point particulièrement intéressant est la case (n, m), dont la valeur est 2. Cela signifie que le réseau a confondu deux fois la lettre « n » avec la lettre « m ». Cette erreur est compréhensible puisque ces deux caractères présentent une grande similarité visuelle en écriture manuscrite.</w:t>
+        <w:t xml:space="preserve">Un point particulièrement intéressant est la case (n, m), dont la valeur est 2. Cela signifie que le réseau a confondu deux fois la lettre « n » avec la lettre « m ». Cette erreur est </w:t>
+      </w:r>
+      <w:r>
+        <w:lastRenderedPageBreak/>
+        <w:t>compréhensible puisque ces deux caractères présentent une grande similarité visuelle en écriture manuscrite.</w:t>
       </w:r>
     </w:p>
     <w:p>
@@ -1774,7 +2221,6 @@
         <w:rPr>
           <w:color w:val="auto"/>
         </w:rPr>
-        <w:lastRenderedPageBreak/>
         <w:t>2.</w:t>
       </w:r>
       <w:r>
@@ -1789,11 +2235,6 @@
         </w:rPr>
         <w:t xml:space="preserve">.4. Une représentation de l’attention sur les coordonnées </w:t>
       </w:r>
-    </w:p>
-    <w:p>
-      <w:pPr>
-        <w:jc w:val="center"/>
-      </w:pPr>
     </w:p>
     <w:tbl>
       <w:tblPr>
@@ -1844,7 +2285,7 @@
                           </pic:cNvPicPr>
                         </pic:nvPicPr>
                         <pic:blipFill>
-                          <a:blip r:embed="rId9">
+                          <a:blip r:embed="rId11">
                             <a:extLst>
                               <a:ext uri="{28A0092B-C50C-407E-A947-70E740481C1C}">
                                 <a14:useLocalDpi xmlns:a14="http://schemas.microsoft.com/office/drawing/2010/main" val="0"/>
@@ -1904,7 +2345,7 @@
                           </pic:cNvPicPr>
                         </pic:nvPicPr>
                         <pic:blipFill>
-                          <a:blip r:embed="rId10">
+                          <a:blip r:embed="rId12">
                             <a:extLst>
                               <a:ext uri="{28A0092B-C50C-407E-A947-70E740481C1C}">
                                 <a14:useLocalDpi xmlns:a14="http://schemas.microsoft.com/office/drawing/2010/main" val="0"/>
@@ -1946,10 +2387,8 @@
           </w:tcPr>
           <w:p>
             <w:pPr>
+              <w:keepNext/>
               <w:jc w:val="center"/>
-              <w:rPr>
-                <w:noProof/>
-              </w:rPr>
             </w:pPr>
             <w:r>
               <w:rPr>
@@ -1973,7 +2412,7 @@
                           </pic:cNvPicPr>
                         </pic:nvPicPr>
                         <pic:blipFill>
-                          <a:blip r:embed="rId11">
+                          <a:blip r:embed="rId13">
                             <a:extLst>
                               <a:ext uri="{28A0092B-C50C-407E-A947-70E740481C1C}">
                                 <a14:useLocalDpi xmlns:a14="http://schemas.microsoft.com/office/drawing/2010/main" val="0"/>
@@ -2005,6 +2444,39 @@
               </w:drawing>
             </w:r>
           </w:p>
+          <w:p>
+            <w:pPr>
+              <w:pStyle w:val="Caption"/>
+              <w:jc w:val="center"/>
+              <w:rPr>
+                <w:noProof/>
+              </w:rPr>
+            </w:pPr>
+            <w:r>
+              <w:t xml:space="preserve">Figure </w:t>
+            </w:r>
+            <w:r>
+              <w:fldChar w:fldCharType="begin"/>
+            </w:r>
+            <w:r>
+              <w:instrText xml:space="preserve"> SEQ Figure \* ARABIC </w:instrText>
+            </w:r>
+            <w:r>
+              <w:fldChar w:fldCharType="separate"/>
+            </w:r>
+            <w:r>
+              <w:rPr>
+                <w:noProof/>
+              </w:rPr>
+              <w:t>5</w:t>
+            </w:r>
+            <w:r>
+              <w:fldChar w:fldCharType="end"/>
+            </w:r>
+            <w:r>
+              <w:t>: Affichage de l'attention par symboles</w:t>
+            </w:r>
+          </w:p>
         </w:tc>
       </w:tr>
     </w:tbl>
@@ -2031,16 +2503,15 @@
         <w:t xml:space="preserve">, tandis que les zones </w:t>
       </w:r>
       <w:r>
+        <w:lastRenderedPageBreak/>
         <w:t>plus pales</w:t>
       </w:r>
       <w:r>
         <w:t xml:space="preserve"> </w:t>
       </w:r>
-      <w:proofErr w:type="gramStart"/>
-      <w:r>
-        <w:t>ont</w:t>
-      </w:r>
-      <w:proofErr w:type="gramEnd"/>
+      <w:r>
+        <w:t>exercent</w:t>
+      </w:r>
       <w:r>
         <w:t xml:space="preserve"> une influence plus faible. Le mécanisme d’attention permet donc de prioriser l’information la plus pertinente pour améliorer la performance du modèle.</w:t>
       </w:r>
@@ -2056,7 +2527,6 @@
         <w:rPr>
           <w:color w:val="auto"/>
         </w:rPr>
-        <w:lastRenderedPageBreak/>
         <w:t>2.</w:t>
       </w:r>
       <w:r>
@@ -2084,7 +2554,6 @@
         <w:t>ensemble de test</w:t>
       </w:r>
     </w:p>
-    <w:p/>
     <w:tbl>
       <w:tblPr>
         <w:tblStyle w:val="TableGrid"/>
@@ -2131,7 +2600,7 @@
                           </pic:cNvPicPr>
                         </pic:nvPicPr>
                         <pic:blipFill rotWithShape="1">
-                          <a:blip r:embed="rId12">
+                          <a:blip r:embed="rId14">
                             <a:extLst>
                               <a:ext uri="{28A0092B-C50C-407E-A947-70E740481C1C}">
                                 <a14:useLocalDpi xmlns:a14="http://schemas.microsoft.com/office/drawing/2010/main" val="0"/>
@@ -2199,7 +2668,7 @@
                           </pic:cNvPicPr>
                         </pic:nvPicPr>
                         <pic:blipFill rotWithShape="1">
-                          <a:blip r:embed="rId13">
+                          <a:blip r:embed="rId15">
                             <a:extLst>
                               <a:ext uri="{28A0092B-C50C-407E-A947-70E740481C1C}">
                                 <a14:useLocalDpi xmlns:a14="http://schemas.microsoft.com/office/drawing/2010/main" val="0"/>
@@ -2246,10 +2715,8 @@
           </w:tcPr>
           <w:p>
             <w:pPr>
+              <w:keepNext/>
               <w:jc w:val="center"/>
-              <w:rPr>
-                <w:noProof/>
-              </w:rPr>
             </w:pPr>
             <w:r>
               <w:rPr>
@@ -2273,7 +2740,7 @@
                           </pic:cNvPicPr>
                         </pic:nvPicPr>
                         <pic:blipFill rotWithShape="1">
-                          <a:blip r:embed="rId14">
+                          <a:blip r:embed="rId16">
                             <a:extLst>
                               <a:ext uri="{28A0092B-C50C-407E-A947-70E740481C1C}">
                                 <a14:useLocalDpi xmlns:a14="http://schemas.microsoft.com/office/drawing/2010/main" val="0"/>
@@ -2310,43 +2777,69 @@
               </w:drawing>
             </w:r>
           </w:p>
+          <w:p>
+            <w:pPr>
+              <w:pStyle w:val="Caption"/>
+              <w:jc w:val="center"/>
+              <w:rPr>
+                <w:noProof/>
+              </w:rPr>
+            </w:pPr>
+            <w:r>
+              <w:t xml:space="preserve">Figure </w:t>
+            </w:r>
+            <w:r>
+              <w:fldChar w:fldCharType="begin"/>
+            </w:r>
+            <w:r>
+              <w:instrText xml:space="preserve"> SEQ Figure \* ARABIC </w:instrText>
+            </w:r>
+            <w:r>
+              <w:fldChar w:fldCharType="separate"/>
+            </w:r>
+            <w:r>
+              <w:rPr>
+                <w:noProof/>
+              </w:rPr>
+              <w:t>6</w:t>
+            </w:r>
+            <w:r>
+              <w:fldChar w:fldCharType="end"/>
+            </w:r>
+            <w:r>
+              <w:t>: Affichage de l'entrée, de la prédiction et de la cible</w:t>
+            </w:r>
+          </w:p>
         </w:tc>
       </w:tr>
     </w:tbl>
-    <w:p/>
     <w:p>
       <w:pPr>
         <w:jc w:val="both"/>
       </w:pPr>
       <w:r>
-        <w:t xml:space="preserve">Alors que la distance d’édition moyenne du modèle utilisée est de </w:t>
-      </w:r>
-      <w:r>
-        <w:rPr>
-          <w:highlight w:val="yellow"/>
-        </w:rPr>
-        <w:t>XX</w:t>
+        <w:t>Alors que la distance d’édition moyenne du modèle utilisée est d</w:t>
+      </w:r>
+      <w:r>
+        <w:t>’environ 0.35</w:t>
       </w:r>
       <w:r>
         <w:t xml:space="preserve">, on peut observer qu’aucune erreur n’a été fait dans les exemples de traduction sur le sous-ensemble de test. Toutefois, il ne faut pas assumer que le modèle fait des prédictions parfaites 100% du temps. Une distance moyenne de </w:t>
       </w:r>
       <w:r>
-        <w:rPr>
-          <w:highlight w:val="yellow"/>
-        </w:rPr>
-        <w:t>XX</w:t>
-      </w:r>
-      <w:r>
-        <w:t xml:space="preserve"> signifie qu’il faut en moyenne faire </w:t>
-      </w:r>
-      <w:r>
-        <w:rPr>
-          <w:highlight w:val="yellow"/>
-        </w:rPr>
-        <w:t>XX</w:t>
-      </w:r>
-      <w:r>
-        <w:t xml:space="preserve"> modification sur la prédiction pour obtenir la vraie valeur. </w:t>
+        <w:t>0.35</w:t>
+      </w:r>
+      <w:r>
+        <w:t xml:space="preserve"> signifie qu’</w:t>
+      </w:r>
+      <w:r>
+        <w:t>un mot prédit sur trois nécessite une transformation (remplacement, ajout ou retrait de caractère) pour être fidèle à la cible</w:t>
+      </w:r>
+      <w:r>
+        <w:t>.</w:t>
+      </w:r>
+      <w:r>
+        <w:t xml:space="preserve"> </w:t>
       </w:r>
     </w:p>
     <w:p>
@@ -2372,14 +2865,16 @@
       </w:r>
     </w:p>
     <w:p>
-      <w:r>
-        <w:t>Retour sur les résultats</w:t>
-      </w:r>
-    </w:p>
-    <w:p>
       <w:pPr>
         <w:jc w:val="both"/>
       </w:pPr>
+      <w:r>
+        <w:t xml:space="preserve">Ce projet a permis de concevoir une architecture encodeur-décodeur optimisée pour la reconnaissance de tracés manuscrits sous une contrainte stricte de 10 000 paramètres. L'utilisation d'un GRU couplé à un mécanisme d'attention et à une stratégie d'augmentation </w:t>
+      </w:r>
+      <w:r>
+        <w:lastRenderedPageBreak/>
+        <w:t>de données robuste a démontré une efficacité supérieure aux architectures Elman ou LSTM dans un contexte de ressources limitées. Avec une distance d'édition moyenne de 0,35 et une excellente généralisation sur la matrice de confusion, le modèle prouve qu'un prétraitement rigoureux des entrées permet d'atteindre des performances de traduction fiables, parfaitement adaptées à un déploiement sur système embarqué.</w:t>
+      </w:r>
     </w:p>
     <w:sectPr>
       <w:pgSz w:w="12240" w:h="15840"/>
@@ -3499,7 +3994,6 @@
     <w:name w:val="Normal (Web)"/>
     <w:basedOn w:val="Normal"/>
     <w:uiPriority w:val="99"/>
-    <w:semiHidden/>
     <w:unhideWhenUsed/>
     <w:rsid w:val="00C500DC"/>
     <w:pPr>
@@ -3574,6 +4068,25 @@
     <w:link w:val="Footer"/>
     <w:uiPriority w:val="99"/>
     <w:rsid w:val="00E11CEC"/>
+  </w:style>
+  <w:style w:type="paragraph" w:styleId="Caption">
+    <w:name w:val="caption"/>
+    <w:basedOn w:val="Normal"/>
+    <w:next w:val="Normal"/>
+    <w:uiPriority w:val="35"/>
+    <w:unhideWhenUsed/>
+    <w:qFormat/>
+    <w:rsid w:val="00EE578F"/>
+    <w:pPr>
+      <w:spacing w:after="200" w:line="240" w:lineRule="auto"/>
+    </w:pPr>
+    <w:rPr>
+      <w:i/>
+      <w:iCs/>
+      <w:color w:val="0E2841" w:themeColor="text2"/>
+      <w:sz w:val="18"/>
+      <w:szCs w:val="18"/>
+    </w:rPr>
   </w:style>
 </w:styles>
 </file>
